--- a/data/ARTIGO_SENSIBILIDADE_HUMOR.docx
+++ b/data/ARTIGO_SENSIBILIDADE_HUMOR.docx
@@ -67,7 +67,7 @@
           <w:color w:val="000000"/>
           <w:sz w:val="20"/>
         </w:rPr>
-        <w:t>Este estudo descreve a resposta do humor de 27 atletas de handebol masculino de primeira divisão a dois tipos de estímulo, no microciclo de sete dias que antecede a competição. O humor foi aferido pela Escala de Humor de Brunel em todos os dias. Os cinco primeiros dias alternam repouso, HIIT, jogo, HIIT e jogo, o que permite comparar dois dias de HIIT e dois dias de jogo entre si e contra o repouso. O objetivo central foi a análise de sensibilidade: identificar qual dimensão responde mais a cada estímulo e qual delas separa um estímulo do outro. A Perturbação Total do Humor foi a mais responsiva ao HIIT e a única com separação ampla entre os dois tipos de dia. O vigor caiu na mesma magnitude nas duas condições, o que o torna indicador de carga sem valor discriminativo. Tensão, depressão, raiva e confusão apresentaram efeito piso elevado e não se mostraram úteis para o monitoramento diário.</w:t>
+        <w:t>Este estudo descreve a resposta do humor de 27 atletas de handebol masculino de primeira divisão a dois tipos de estímulo, no microciclo de sete dias que antecede a competição. O humor foi aferido pela Escala de Humor de Brunel em todos os dias. Os cinco primeiros dias alternam repouso, HIIT, jogo, HIIT e jogo, o que permite comparar dois dias de HIIT e dois dias de jogo entre si e contra o repouso. O objetivo central foi a análise de sensibilidade: identificar qual dimensão responde mais a cada estímulo e qual delas separa um estímulo do outro. A Perturbação Total do Humor subiu 86% nos dias de HIIT e permaneceu no valor de repouso nos dias de jogo, o que a torna a única variável capaz de distinguir os dois estímulos. Vigor e fadiga responderam com magnitude semelhante nas duas condições e sinalizam carga sem discriminação do tipo. Ao longo da semana, a proporção de atletas em perfil iceberg caiu de 71,4% para 32,6% e a de humor perturbado subiu de 47,6% para 71,7%.</w:t>
       </w:r>
     </w:p>
     <w:p>
@@ -109,7 +109,7 @@
           <w:color w:val="000000"/>
           <w:sz w:val="24"/>
         </w:rPr>
-        <w:t>O humor responde à carga de treino antes que o desempenho caia, e por isso é um dos indicadores mais usados no monitoramento de atletas. A maior parte dos estudos verifica apenas se o humor muda ao longo de um microciclo, o que responde a uma pergunta de magnitude. A pergunta prática do treinador é outra: qual dimensão do humor reage a qual tipo de estímulo. Uma sessão intervalada de alta intensidade e um jogo cobram demandas diferentes, e uma variável que se altera de forma idêntica nas duas situações sinaliza carga sem informar a origem dela. Este estudo descreve a trajetória do humor em um microciclo pré-competitivo de sete dias, compara dois dias de HIIT e dois dias de jogo entre si e contra um dia de repouso, e identifica qual dimensão responde mais a cada estímulo e qual delas separa um estímulo do outro.</w:t>
+        <w:t>O humor responde à carga de treino antes que o desempenho caia, e por isso é um dos indicadores mais usados no monitoramento de atletas. A maior parte dos estudos verifica apenas se o humor muda ao longo de um microciclo, o que responde a uma pergunta de magnitude. A pergunta prática do treinador é outra: qual dimensão do humor reage a qual tipo de estímulo. Uma sessão intervalada de alta intensidade e um jogo cobram demandas diferentes, e uma variável que se altera de forma idêntica nas duas situações sinaliza carga sem informar a origem dela. Este estudo descreve a trajetória do humor em um microciclo pré-competitivo de sete dias, compara dois dias de HIIT e dois dias de jogo entre si e contra um dia de repouso, acompanha a migração dos perfis de humor ao longo da semana e identifica qual dimensão separa um estímulo do outro.</w:t>
       </w:r>
     </w:p>
     <w:p>
@@ -151,23 +151,7 @@
           <w:color w:val="000000"/>
           <w:sz w:val="24"/>
         </w:rPr>
-        <w:t>A descrição por dia usa média e teste de Friedman entre os sete dias, com o W de Kendall como tamanho de efeito. Cada condição é a média aritmética das médias diárias dos dias que a compõem, e o contraste com o repouso aparece em pontos da escala e em percentual. A resposta aguda usa o tamanho de efeito para medidas pareadas (dz), corrigido para a pseudorreplicação pela agregação prévia por atleta, com correção de Benjamini e Hochberg. A análise de sensibilidade combina três índices: a resposta ao HIIT e a resposta ao jogo, que são o afastamento absoluto de cada condição em relação ao repouso, e a especificidade, que é a diferença absoluta entre as duas condições, na mesma escala percentual. Os três índices são lidos junto ao W de Kendall e ao percentual de observações no piso da escala. O nível de significância adotado foi de 5%.</w:t>
-      </w:r>
-    </w:p>
-    <w:p>
-      <w:pPr>
-        <w:pStyle w:val="Heading1"/>
-      </w:pPr>
-      <w:r>
-        <w:t>3 RESULTADOS</w:t>
-      </w:r>
-    </w:p>
-    <w:p>
-      <w:pPr>
-        <w:pStyle w:val="Heading2"/>
-      </w:pPr>
-      <w:r>
-        <w:t>3.1 Trajetória diária e contraste com o repouso</w:t>
+        <w:t>As médias diárias vêm da estimativa em dois passos, que agrega primeiro por atleta e só depois por dia, e por isso já corrige a pseudorreplicação. O efeito do dia foi testado por modelo misto com intercepto aleatório por atleta, com eta² parcial como tamanho de efeito e correção de Benjamini e Hochberg. Cada condição é a média aritmética das médias diárias dos dias que a compõem, e o contraste com o repouso aparece em pontos da escala e em percentual. A resposta aguda usa o tamanho de efeito para medidas pareadas (dz) com intervalo de confiança de 95%. O perfil de humor foi classificado por dois critérios: o de Morgan, que exige vigor acima de todas as subescalas negativas, e o de Parsons-Smith, que atribui a observação ao centroide canônico mais próximo.</w:t>
       </w:r>
     </w:p>
     <w:p>
@@ -184,7 +168,40 @@
           <w:color w:val="000000"/>
           <w:sz w:val="24"/>
         </w:rPr>
-        <w:t>Quatro dimensões variaram de forma significativa ao longo do microciclo (Tabela 1): confusão (qui-quadrado de 25,8; p &lt; 0,001; W = 0,23), vigor (14,7; p = 0,022; W = 0,13), tensão (13,2; p = 0,039; W = 0,12) e fadiga (13,2; p = 0,040; W = 0,12). A raiva ficou no limiar (12,3; p = 0,056) e depressão e PTH não atingiram significância. Os tamanhos de efeito são pequenos: a variação existe, mas é modesta diante da diferença entre atletas.</w:t>
+        <w:t>A análise de sensibilidade combina três índices: a resposta ao HIIT e a resposta ao jogo, que são o afastamento absoluto de cada condição em relação ao repouso, e a especificidade, que é a diferença absoluta entre as duas condições, na mesma escala percentual. Os três são lidos junto ao eta² do dia e ao percentual de observações no piso da escala. O nível de significância adotado foi de 5%.</w:t>
+      </w:r>
+    </w:p>
+    <w:p>
+      <w:pPr>
+        <w:pStyle w:val="Heading1"/>
+      </w:pPr>
+      <w:r>
+        <w:t>3 RESULTADOS</w:t>
+      </w:r>
+    </w:p>
+    <w:p>
+      <w:pPr>
+        <w:pStyle w:val="Heading2"/>
+      </w:pPr>
+      <w:r>
+        <w:t>3.1 Comportamento de cada variável ao longo da semana</w:t>
+      </w:r>
+    </w:p>
+    <w:p>
+      <w:pPr>
+        <w:spacing w:line="240" w:lineRule="auto" w:after="80"/>
+        <w:ind w:firstLine="709"/>
+        <w:jc w:val="both"/>
+      </w:pPr>
+      <w:r>
+        <w:rPr>
+          <w:rFonts w:ascii="Times New Roman" w:hAnsi="Times New Roman"/>
+          <w:b w:val="0"/>
+          <w:i w:val="0"/>
+          <w:color w:val="000000"/>
+          <w:sz w:val="24"/>
+        </w:rPr>
+        <w:t>O efeito do dia foi significativo em seis das sete dimensões (Tabela 1). A maior magnitude está no vigor (eta² = 0,099) e na fadiga (eta² = 0,098), seguidas da PTH (eta² = 0,062), da raiva (0,048), da tensão (0,046) e da confusão (0,044). Apenas a depressão não variou (eta² = 0,020; p = 0,160). Os tamanhos de efeito são pequenos: a variação existe, mas é modesta diante da diferença entre atletas.</w:t>
       </w:r>
     </w:p>
     <w:p>
@@ -201,7 +218,7 @@
           <w:color w:val="000000"/>
           <w:sz w:val="20"/>
         </w:rPr>
-        <w:t>Tabela 1 - Médias diárias das dimensões do humor ao longo do microciclo e teste de Friedman entre os sete dias</w:t>
+        <w:t>Tabela 1 - Média diária de cada dimensão do humor ao longo do microciclo e efeito do dia no modelo misto</w:t>
       </w:r>
     </w:p>
     <w:tbl>
@@ -509,7 +526,7 @@
                 <w:color w:val="000000"/>
                 <w:sz w:val="13"/>
               </w:rPr>
-              <w:t>2,0</w:t>
+              <w:t>2,52</w:t>
             </w:r>
           </w:p>
         </w:tc>
@@ -537,7 +554,7 @@
                 <w:color w:val="000000"/>
                 <w:sz w:val="13"/>
               </w:rPr>
-              <w:t>7,5</w:t>
+              <w:t>7,61</w:t>
             </w:r>
           </w:p>
         </w:tc>
@@ -565,7 +582,7 @@
                 <w:color w:val="000000"/>
                 <w:sz w:val="13"/>
               </w:rPr>
-              <w:t>3,7</w:t>
+              <w:t>3,96</w:t>
             </w:r>
           </w:p>
         </w:tc>
@@ -593,7 +610,7 @@
                 <w:color w:val="000000"/>
                 <w:sz w:val="13"/>
               </w:rPr>
-              <w:t>1,8</w:t>
+              <w:t>2,17</w:t>
             </w:r>
           </w:p>
         </w:tc>
@@ -621,7 +638,7 @@
                 <w:color w:val="000000"/>
                 <w:sz w:val="13"/>
               </w:rPr>
-              <w:t>1,1</w:t>
+              <w:t>1,04</w:t>
             </w:r>
           </w:p>
         </w:tc>
@@ -649,7 +666,7 @@
                 <w:color w:val="000000"/>
                 <w:sz w:val="13"/>
               </w:rPr>
-              <w:t>2,0</w:t>
+              <w:t>1,98</w:t>
             </w:r>
           </w:p>
         </w:tc>
@@ -677,7 +694,7 @@
                 <w:color w:val="000000"/>
                 <w:sz w:val="13"/>
               </w:rPr>
-              <w:t>1,0</w:t>
+              <w:t>0,98</w:t>
             </w:r>
           </w:p>
         </w:tc>
@@ -735,7 +752,7 @@
                 <w:color w:val="000000"/>
                 <w:sz w:val="13"/>
               </w:rPr>
-              <w:t>4,7</w:t>
+              <w:t>4,61</w:t>
             </w:r>
           </w:p>
         </w:tc>
@@ -763,7 +780,7 @@
                 <w:color w:val="000000"/>
                 <w:sz w:val="13"/>
               </w:rPr>
-              <w:t>5,8</w:t>
+              <w:t>5,66</w:t>
             </w:r>
           </w:p>
         </w:tc>
@@ -791,7 +808,7 @@
                 <w:color w:val="000000"/>
                 <w:sz w:val="13"/>
               </w:rPr>
-              <w:t>5,2</w:t>
+              <w:t>5,17</w:t>
             </w:r>
           </w:p>
         </w:tc>
@@ -819,7 +836,7 @@
                 <w:color w:val="000000"/>
                 <w:sz w:val="13"/>
               </w:rPr>
-              <w:t>1,7</w:t>
+              <w:t>1,64</w:t>
             </w:r>
           </w:p>
         </w:tc>
@@ -847,7 +864,7 @@
                 <w:color w:val="000000"/>
                 <w:sz w:val="13"/>
               </w:rPr>
-              <w:t>1,2</w:t>
+              <w:t>1,23</w:t>
             </w:r>
           </w:p>
         </w:tc>
@@ -875,7 +892,7 @@
                 <w:color w:val="000000"/>
                 <w:sz w:val="13"/>
               </w:rPr>
-              <w:t>1,8</w:t>
+              <w:t>1,72</w:t>
             </w:r>
           </w:p>
         </w:tc>
@@ -903,7 +920,7 @@
                 <w:color w:val="000000"/>
                 <w:sz w:val="13"/>
               </w:rPr>
-              <w:t>0,6</w:t>
+              <w:t>0,52</w:t>
             </w:r>
           </w:p>
         </w:tc>
@@ -961,7 +978,7 @@
                 <w:color w:val="000000"/>
                 <w:sz w:val="13"/>
               </w:rPr>
-              <w:t>4,5</w:t>
+              <w:t>2,87</w:t>
             </w:r>
           </w:p>
         </w:tc>
@@ -989,7 +1006,7 @@
                 <w:color w:val="000000"/>
                 <w:sz w:val="13"/>
               </w:rPr>
-              <w:t>5,2</w:t>
+              <w:t>5,71</w:t>
             </w:r>
           </w:p>
         </w:tc>
@@ -1017,7 +1034,7 @@
                 <w:color w:val="000000"/>
                 <w:sz w:val="13"/>
               </w:rPr>
-              <w:t>5,7</w:t>
+              <w:t>5,00</w:t>
             </w:r>
           </w:p>
         </w:tc>
@@ -1045,7 +1062,7 @@
                 <w:color w:val="000000"/>
                 <w:sz w:val="13"/>
               </w:rPr>
-              <w:t>1,2</w:t>
+              <w:t>1,13</w:t>
             </w:r>
           </w:p>
         </w:tc>
@@ -1073,7 +1090,7 @@
                 <w:color w:val="000000"/>
                 <w:sz w:val="13"/>
               </w:rPr>
-              <w:t>0,8</w:t>
+              <w:t>0,70</w:t>
             </w:r>
           </w:p>
         </w:tc>
@@ -1101,7 +1118,7 @@
                 <w:color w:val="000000"/>
                 <w:sz w:val="13"/>
               </w:rPr>
-              <w:t>1,6</w:t>
+              <w:t>1,44</w:t>
             </w:r>
           </w:p>
         </w:tc>
@@ -1129,7 +1146,7 @@
                 <w:color w:val="000000"/>
                 <w:sz w:val="13"/>
               </w:rPr>
-              <w:t>0,3</w:t>
+              <w:t>0,30</w:t>
             </w:r>
           </w:p>
         </w:tc>
@@ -1187,7 +1204,7 @@
                 <w:color w:val="000000"/>
                 <w:sz w:val="13"/>
               </w:rPr>
-              <w:t>5,7</w:t>
+              <w:t>4,76</w:t>
             </w:r>
           </w:p>
         </w:tc>
@@ -1215,7 +1232,7 @@
                 <w:color w:val="000000"/>
                 <w:sz w:val="13"/>
               </w:rPr>
-              <w:t>5,3</w:t>
+              <w:t>5,28</w:t>
             </w:r>
           </w:p>
         </w:tc>
@@ -1243,7 +1260,7 @@
                 <w:color w:val="000000"/>
                 <w:sz w:val="13"/>
               </w:rPr>
-              <w:t>6,3</w:t>
+              <w:t>5,76</w:t>
             </w:r>
           </w:p>
         </w:tc>
@@ -1271,7 +1288,7 @@
                 <w:color w:val="000000"/>
                 <w:sz w:val="13"/>
               </w:rPr>
-              <w:t>1,4</w:t>
+              <w:t>1,37</w:t>
             </w:r>
           </w:p>
         </w:tc>
@@ -1299,7 +1316,7 @@
                 <w:color w:val="000000"/>
                 <w:sz w:val="13"/>
               </w:rPr>
-              <w:t>1,4</w:t>
+              <w:t>1,13</w:t>
             </w:r>
           </w:p>
         </w:tc>
@@ -1327,7 +1344,7 @@
                 <w:color w:val="000000"/>
                 <w:sz w:val="13"/>
               </w:rPr>
-              <w:t>1,5</w:t>
+              <w:t>1,37</w:t>
             </w:r>
           </w:p>
         </w:tc>
@@ -1355,7 +1372,7 @@
                 <w:color w:val="000000"/>
                 <w:sz w:val="13"/>
               </w:rPr>
-              <w:t>0,4</w:t>
+              <w:t>0,41</w:t>
             </w:r>
           </w:p>
         </w:tc>
@@ -1413,7 +1430,7 @@
                 <w:color w:val="000000"/>
                 <w:sz w:val="13"/>
               </w:rPr>
-              <w:t>1,8</w:t>
+              <w:t>2,19</w:t>
             </w:r>
           </w:p>
         </w:tc>
@@ -1441,7 +1458,7 @@
                 <w:color w:val="000000"/>
                 <w:sz w:val="13"/>
               </w:rPr>
-              <w:t>5,9</w:t>
+              <w:t>5,56</w:t>
             </w:r>
           </w:p>
         </w:tc>
@@ -1469,7 +1486,7 @@
                 <w:color w:val="000000"/>
                 <w:sz w:val="13"/>
               </w:rPr>
-              <w:t>5,2</w:t>
+              <w:t>5,27</w:t>
             </w:r>
           </w:p>
         </w:tc>
@@ -1497,7 +1514,7 @@
                 <w:color w:val="000000"/>
                 <w:sz w:val="13"/>
               </w:rPr>
-              <w:t>1,2</w:t>
+              <w:t>1,01</w:t>
             </w:r>
           </w:p>
         </w:tc>
@@ -1525,7 +1542,7 @@
                 <w:color w:val="000000"/>
                 <w:sz w:val="13"/>
               </w:rPr>
-              <w:t>0,5</w:t>
+              <w:t>0,69</w:t>
             </w:r>
           </w:p>
         </w:tc>
@@ -1553,7 +1570,7 @@
                 <w:color w:val="000000"/>
                 <w:sz w:val="13"/>
               </w:rPr>
-              <w:t>0,6</w:t>
+              <w:t>0,60</w:t>
             </w:r>
           </w:p>
         </w:tc>
@@ -1581,7 +1598,7 @@
                 <w:color w:val="000000"/>
                 <w:sz w:val="13"/>
               </w:rPr>
-              <w:t>0,2</w:t>
+              <w:t>0,19</w:t>
             </w:r>
           </w:p>
         </w:tc>
@@ -1639,7 +1656,7 @@
                 <w:color w:val="000000"/>
                 <w:sz w:val="13"/>
               </w:rPr>
-              <w:t>4,5</w:t>
+              <w:t>4,80</w:t>
             </w:r>
           </w:p>
         </w:tc>
@@ -1667,7 +1684,7 @@
                 <w:color w:val="000000"/>
                 <w:sz w:val="13"/>
               </w:rPr>
-              <w:t>5,8</w:t>
+              <w:t>5,74</w:t>
             </w:r>
           </w:p>
         </w:tc>
@@ -1695,7 +1712,7 @@
                 <w:color w:val="000000"/>
                 <w:sz w:val="13"/>
               </w:rPr>
-              <w:t>6,0</w:t>
+              <w:t>5,75</w:t>
             </w:r>
           </w:p>
         </w:tc>
@@ -1723,7 +1740,7 @@
                 <w:color w:val="000000"/>
                 <w:sz w:val="13"/>
               </w:rPr>
-              <w:t>1,2</w:t>
+              <w:t>1,49</w:t>
             </w:r>
           </w:p>
         </w:tc>
@@ -1751,7 +1768,7 @@
                 <w:color w:val="000000"/>
                 <w:sz w:val="13"/>
               </w:rPr>
-              <w:t>1,0</w:t>
+              <w:t>1,06</w:t>
             </w:r>
           </w:p>
         </w:tc>
@@ -1779,7 +1796,7 @@
                 <w:color w:val="000000"/>
                 <w:sz w:val="13"/>
               </w:rPr>
-              <w:t>1,6</w:t>
+              <w:t>1,66</w:t>
             </w:r>
           </w:p>
         </w:tc>
@@ -1807,7 +1824,7 @@
                 <w:color w:val="000000"/>
                 <w:sz w:val="13"/>
               </w:rPr>
-              <w:t>0,5</w:t>
+              <w:t>0,59</w:t>
             </w:r>
           </w:p>
         </w:tc>
@@ -1865,7 +1882,7 @@
                 <w:color w:val="000000"/>
                 <w:sz w:val="13"/>
               </w:rPr>
-              <w:t>8,0</w:t>
+              <w:t>8,28</w:t>
             </w:r>
           </w:p>
         </w:tc>
@@ -1893,7 +1910,7 @@
                 <w:color w:val="000000"/>
                 <w:sz w:val="13"/>
               </w:rPr>
-              <w:t>4,7</w:t>
+              <w:t>4,49</w:t>
             </w:r>
           </w:p>
         </w:tc>
@@ -1921,7 +1938,7 @@
                 <w:color w:val="000000"/>
                 <w:sz w:val="13"/>
               </w:rPr>
-              <w:t>7,5</w:t>
+              <w:t>7,46</w:t>
             </w:r>
           </w:p>
         </w:tc>
@@ -1949,7 +1966,7 @@
                 <w:color w:val="000000"/>
                 <w:sz w:val="13"/>
               </w:rPr>
-              <w:t>1,3</w:t>
+              <w:t>0,94</w:t>
             </w:r>
           </w:p>
         </w:tc>
@@ -1977,7 +1994,7 @@
                 <w:color w:val="000000"/>
                 <w:sz w:val="13"/>
               </w:rPr>
-              <w:t>1,1</w:t>
+              <w:t>1,27</w:t>
             </w:r>
           </w:p>
         </w:tc>
@@ -2005,7 +2022,7 @@
                 <w:color w:val="000000"/>
                 <w:sz w:val="13"/>
               </w:rPr>
-              <w:t>2,4</w:t>
+              <w:t>2,59</w:t>
             </w:r>
           </w:p>
         </w:tc>
@@ -2033,7 +2050,7 @@
                 <w:color w:val="000000"/>
                 <w:sz w:val="13"/>
               </w:rPr>
-              <w:t>0,5</w:t>
+              <w:t>0,51</w:t>
             </w:r>
           </w:p>
         </w:tc>
@@ -2063,7 +2080,7 @@
                 <w:color w:val="000000"/>
                 <w:sz w:val="13"/>
               </w:rPr>
-              <w:t>Qui-quadrado de Friedman</w:t>
+              <w:t>F do efeito do dia</w:t>
             </w:r>
           </w:p>
         </w:tc>
@@ -2091,7 +2108,7 @@
                 <w:color w:val="000000"/>
                 <w:sz w:val="13"/>
               </w:rPr>
-              <w:t>7,6</w:t>
+              <w:t>4,98</w:t>
             </w:r>
           </w:p>
         </w:tc>
@@ -2119,7 +2136,7 @@
                 <w:color w:val="000000"/>
                 <w:sz w:val="13"/>
               </w:rPr>
-              <w:t>14,7</w:t>
+              <w:t>8,26</w:t>
             </w:r>
           </w:p>
         </w:tc>
@@ -2147,7 +2164,7 @@
                 <w:color w:val="000000"/>
                 <w:sz w:val="13"/>
               </w:rPr>
-              <w:t>13,2</w:t>
+              <w:t>8,11</w:t>
             </w:r>
           </w:p>
         </w:tc>
@@ -2175,7 +2192,7 @@
                 <w:color w:val="000000"/>
                 <w:sz w:val="13"/>
               </w:rPr>
-              <w:t>13,2</w:t>
+              <w:t>3,64</w:t>
             </w:r>
           </w:p>
         </w:tc>
@@ -2203,7 +2220,7 @@
                 <w:color w:val="000000"/>
                 <w:sz w:val="13"/>
               </w:rPr>
-              <w:t>1,8</w:t>
+              <w:t>1,55</w:t>
             </w:r>
           </w:p>
         </w:tc>
@@ -2231,7 +2248,7 @@
                 <w:color w:val="000000"/>
                 <w:sz w:val="13"/>
               </w:rPr>
-              <w:t>12,3</w:t>
+              <w:t>3,78</w:t>
             </w:r>
           </w:p>
         </w:tc>
@@ -2259,7 +2276,7 @@
                 <w:color w:val="000000"/>
                 <w:sz w:val="13"/>
               </w:rPr>
-              <w:t>25,8</w:t>
+              <w:t>3,45</w:t>
             </w:r>
           </w:p>
         </w:tc>
@@ -2289,7 +2306,7 @@
                 <w:color w:val="000000"/>
                 <w:sz w:val="13"/>
               </w:rPr>
-              <w:t>Valor de p</w:t>
+              <w:t>Eta² parcial</w:t>
             </w:r>
           </w:p>
         </w:tc>
@@ -2317,7 +2334,7 @@
                 <w:color w:val="000000"/>
                 <w:sz w:val="13"/>
               </w:rPr>
-              <w:t>0,269</w:t>
+              <w:t>0,062</w:t>
             </w:r>
           </w:p>
         </w:tc>
@@ -2345,7 +2362,7 @@
                 <w:color w:val="000000"/>
                 <w:sz w:val="13"/>
               </w:rPr>
-              <w:t>0,022</w:t>
+              <w:t>0,099</w:t>
             </w:r>
           </w:p>
         </w:tc>
@@ -2373,7 +2390,7 @@
                 <w:color w:val="000000"/>
                 <w:sz w:val="13"/>
               </w:rPr>
-              <w:t>0,040</w:t>
+              <w:t>0,098</w:t>
             </w:r>
           </w:p>
         </w:tc>
@@ -2401,7 +2418,7 @@
                 <w:color w:val="000000"/>
                 <w:sz w:val="13"/>
               </w:rPr>
-              <w:t>0,039</w:t>
+              <w:t>0,046</w:t>
             </w:r>
           </w:p>
         </w:tc>
@@ -2429,7 +2446,7 @@
                 <w:color w:val="000000"/>
                 <w:sz w:val="13"/>
               </w:rPr>
-              <w:t>0,936</w:t>
+              <w:t>0,020</w:t>
             </w:r>
           </w:p>
         </w:tc>
@@ -2457,7 +2474,7 @@
                 <w:color w:val="000000"/>
                 <w:sz w:val="13"/>
               </w:rPr>
-              <w:t>0,056</w:t>
+              <w:t>0,048</w:t>
             </w:r>
           </w:p>
         </w:tc>
@@ -2485,7 +2502,7 @@
                 <w:color w:val="000000"/>
                 <w:sz w:val="13"/>
               </w:rPr>
-              <w:t>&lt; 0,001</w:t>
+              <w:t>0,044</w:t>
             </w:r>
           </w:p>
         </w:tc>
@@ -2515,7 +2532,7 @@
                 <w:color w:val="000000"/>
                 <w:sz w:val="13"/>
               </w:rPr>
-              <w:t>W de Kendall</w:t>
+              <w:t>Valor de p (FDR)</w:t>
             </w:r>
           </w:p>
         </w:tc>
@@ -2543,7 +2560,7 @@
                 <w:color w:val="000000"/>
                 <w:sz w:val="13"/>
               </w:rPr>
-              <w:t>0,07</w:t>
+              <w:t>&lt; 0,001</w:t>
             </w:r>
           </w:p>
         </w:tc>
@@ -2571,7 +2588,7 @@
                 <w:color w:val="000000"/>
                 <w:sz w:val="13"/>
               </w:rPr>
-              <w:t>0,13</w:t>
+              <w:t>&lt; 0,001</w:t>
             </w:r>
           </w:p>
         </w:tc>
@@ -2599,7 +2616,7 @@
                 <w:color w:val="000000"/>
                 <w:sz w:val="13"/>
               </w:rPr>
-              <w:t>0,12</w:t>
+              <w:t>&lt; 0,001</w:t>
             </w:r>
           </w:p>
         </w:tc>
@@ -2627,7 +2644,7 @@
                 <w:color w:val="000000"/>
                 <w:sz w:val="13"/>
               </w:rPr>
-              <w:t>0,12</w:t>
+              <w:t>0,002</w:t>
             </w:r>
           </w:p>
         </w:tc>
@@ -2655,7 +2672,7 @@
                 <w:color w:val="000000"/>
                 <w:sz w:val="13"/>
               </w:rPr>
-              <w:t>0,02</w:t>
+              <w:t>0,160</w:t>
             </w:r>
           </w:p>
         </w:tc>
@@ -2683,7 +2700,7 @@
                 <w:color w:val="000000"/>
                 <w:sz w:val="13"/>
               </w:rPr>
-              <w:t>0,11</w:t>
+              <w:t>0,002</w:t>
             </w:r>
           </w:p>
         </w:tc>
@@ -2711,7 +2728,7 @@
                 <w:color w:val="000000"/>
                 <w:sz w:val="13"/>
               </w:rPr>
-              <w:t>0,23</w:t>
+              <w:t>0,003</w:t>
             </w:r>
           </w:p>
         </w:tc>
@@ -2748,7 +2765,7 @@
           <w:color w:val="000000"/>
           <w:sz w:val="16"/>
         </w:rPr>
-        <w:t>Nota: PTH é a Perturbação Total do Humor. Subescalas de 0 a 16 pontos. Friedman com 6 graus de liberdade; W de Kendall na escala de 0 a 1. Fonte primária: Tabela 6 do relatório de perfil.</w:t>
+        <w:t>Nota: PTH é a Perturbação Total do Humor. Subescalas de 0 a 16 pontos. As médias vêm da estimativa em dois passos, que agrega primeiro por atleta e por isso corrige a pseudorreplicação. O efeito do dia é o do modelo misto com intercepto aleatório por atleta, com correção de Benjamini e Hochberg. Fonte primária: Tabelas 19 do relatório completo.</w:t>
       </w:r>
     </w:p>
     <w:p>
@@ -2765,7 +2782,7 @@
           <w:color w:val="000000"/>
           <w:sz w:val="20"/>
         </w:rPr>
-        <w:t>Figura 1 - Trajetória diária de cada dimensão do humor ao longo dos sete dias do microciclo</w:t>
+        <w:t>Figura 1 - Comportamento diário de cada variável do humor, com a linha de base do dia 1, o sentido do desvio e o ajuste linear das médias diárias</w:t>
       </w:r>
     </w:p>
     <w:p>
@@ -2776,7 +2793,7 @@
       <w:r>
         <w:drawing>
           <wp:inline xmlns:a="http://schemas.openxmlformats.org/drawingml/2006/main" xmlns:pic="http://schemas.openxmlformats.org/drawingml/2006/picture">
-            <wp:extent cx="5040000" cy="2701224"/>
+            <wp:extent cx="5580000" cy="5292230"/>
             <wp:docPr id="1" name="Picture 1"/>
             <wp:cNvGraphicFramePr>
               <a:graphicFrameLocks noChangeAspect="1"/>
@@ -2785,7 +2802,7 @@
               <a:graphicData uri="http://schemas.openxmlformats.org/drawingml/2006/picture">
                 <pic:pic>
                   <pic:nvPicPr>
-                    <pic:cNvPr id="0" name="fig1_grade.png"/>
+                    <pic:cNvPr id="0" name="fig_variaveis.png"/>
                     <pic:cNvPicPr/>
                   </pic:nvPicPr>
                   <pic:blipFill>
@@ -2797,7 +2814,7 @@
                   <pic:spPr>
                     <a:xfrm>
                       <a:off x="0" y="0"/>
-                      <a:ext cx="5040000" cy="2701224"/>
+                      <a:ext cx="5580000" cy="5292230"/>
                     </a:xfrm>
                     <a:prstGeom prst="rect"/>
                   </pic:spPr>
@@ -2839,7 +2856,7 @@
           <w:color w:val="000000"/>
           <w:sz w:val="24"/>
         </w:rPr>
-        <w:t>Vigor e fadiga seguem trajetórias espelhadas: o vigor cai de 7,5 no repouso para 4,7 no sétimo dia e a fadiga sobe de 3,7 para 7,5. No pós-teste do modelo misto, o vigor difere do repouso em todos os seis dias seguintes e a fadiga difere nos dias 3, 4, 6 e 7. As demais subescalas permanecem próximas do mínimo durante toda a semana, com médias entre 0,2 e 2,4 pontos.</w:t>
+        <w:t>A Figura 1 separa três padrões. Vigor, fadiga e fadiga física seguem trajetórias monotônicas e espelhadas: o vigor cai de 7,61 para 4,49 (inclinação de 0,33 ponto por dia) e a fadiga sobe de 3,96 para 7,46 (0,43 ponto por dia), sempre no sentido desfavorável. A PTH não sobe de forma contínua: oscila em dente de serra, com picos nos dias de HIIT e retorno ao valor de repouso nos dias de jogo, até o salto final de 8,28 no dia 7. Tensão, depressão, raiva e confusão permanecem próximas do mínimo da escala durante toda a semana, e três delas terminam abaixo do valor do dia 1.</w:t>
       </w:r>
     </w:p>
     <w:p>
@@ -2864,7 +2881,7 @@
           <w:color w:val="000000"/>
           <w:sz w:val="24"/>
         </w:rPr>
-        <w:t>A PTH sobe de 2,0 no repouso para 5,20 sob HIIT (+160%) e para 3,15 sob jogo (+57%), com diferença de 2,05 ponto entre as duas condições, a maior separação observada (Tabela 2 e Figura 2). A fadiga sobe de 3,7 para 5,75 sob HIIT e 5,45 sob jogo, com diferença de apenas 0,30 ponto. O vigor cai de 7,5 para 5,55 nas duas condições, sem diferença alguma entre elas. As demais subescalas negativas exibem médias menores sob jogo que sob repouso, resultado que opera sobre valores abaixo de 2 pontos e não sustenta interpretação clínica.</w:t>
+        <w:t>A PTH sobe de 2,52 no repouso para 4,69 sob HIIT (+86%) e permanece em 2,53 sob jogo (0%), praticamente o valor do dia de repouso (Tabela 2). A fadiga sobe nas duas condições, de 3,96 para 5,46 sob HIIT e 5,13 sob jogo, com diferença de apenas 0,33 ponto entre elas. O vigor cai de 7,61 para 5,47 sob HIIT e 5,63 sob jogo, diferença de 0,16 ponto. As quatro subescalas negativas restantes exibem médias menores sob jogo que sob repouso, resultado que opera sobre valores abaixo de 2,2 pontos e não sustenta interpretação clínica.</w:t>
       </w:r>
     </w:p>
     <w:p>
@@ -3159,7 +3176,7 @@
                 <w:color w:val="000000"/>
                 <w:sz w:val="13"/>
               </w:rPr>
-              <w:t>2,0</w:t>
+              <w:t>2,52</w:t>
             </w:r>
           </w:p>
         </w:tc>
@@ -3187,7 +3204,7 @@
                 <w:color w:val="000000"/>
                 <w:sz w:val="13"/>
               </w:rPr>
-              <w:t>5,20</w:t>
+              <w:t>4,69</w:t>
             </w:r>
           </w:p>
         </w:tc>
@@ -3215,7 +3232,7 @@
                 <w:color w:val="000000"/>
                 <w:sz w:val="13"/>
               </w:rPr>
-              <w:t>3,15</w:t>
+              <w:t>2,53</w:t>
             </w:r>
           </w:p>
         </w:tc>
@@ -3243,7 +3260,7 @@
                 <w:color w:val="000000"/>
                 <w:sz w:val="13"/>
               </w:rPr>
-              <w:t>+3,20 (+160%)</w:t>
+              <w:t>+2,17 (+86%)</w:t>
             </w:r>
           </w:p>
         </w:tc>
@@ -3271,7 +3288,7 @@
                 <w:color w:val="000000"/>
                 <w:sz w:val="13"/>
               </w:rPr>
-              <w:t>+1,15 (+57%)</w:t>
+              <w:t>+0,01 (0%)</w:t>
             </w:r>
           </w:p>
         </w:tc>
@@ -3299,7 +3316,7 @@
                 <w:color w:val="000000"/>
                 <w:sz w:val="13"/>
               </w:rPr>
-              <w:t>+2,05</w:t>
+              <w:t>+2,16</w:t>
             </w:r>
           </w:p>
         </w:tc>
@@ -3357,7 +3374,7 @@
                 <w:color w:val="000000"/>
                 <w:sz w:val="13"/>
               </w:rPr>
-              <w:t>7,5</w:t>
+              <w:t>7,61</w:t>
             </w:r>
           </w:p>
         </w:tc>
@@ -3385,7 +3402,7 @@
                 <w:color w:val="000000"/>
                 <w:sz w:val="13"/>
               </w:rPr>
-              <w:t>5,55</w:t>
+              <w:t>5,47</w:t>
             </w:r>
           </w:p>
         </w:tc>
@@ -3413,7 +3430,7 @@
                 <w:color w:val="000000"/>
                 <w:sz w:val="13"/>
               </w:rPr>
-              <w:t>5,55</w:t>
+              <w:t>5,63</w:t>
             </w:r>
           </w:p>
         </w:tc>
@@ -3441,7 +3458,7 @@
                 <w:color w:val="000000"/>
                 <w:sz w:val="13"/>
               </w:rPr>
-              <w:t>−1,95 (−26%)</w:t>
+              <w:t>−2,14 (−28%)</w:t>
             </w:r>
           </w:p>
         </w:tc>
@@ -3469,7 +3486,7 @@
                 <w:color w:val="000000"/>
                 <w:sz w:val="13"/>
               </w:rPr>
-              <w:t>−1,95 (−26%)</w:t>
+              <w:t>−1,98 (−26%)</w:t>
             </w:r>
           </w:p>
         </w:tc>
@@ -3497,7 +3514,7 @@
                 <w:color w:val="000000"/>
                 <w:sz w:val="13"/>
               </w:rPr>
-              <w:t>0,00</w:t>
+              <w:t>−0,16</w:t>
             </w:r>
           </w:p>
         </w:tc>
@@ -3555,7 +3572,7 @@
                 <w:color w:val="000000"/>
                 <w:sz w:val="13"/>
               </w:rPr>
-              <w:t>3,7</w:t>
+              <w:t>3,96</w:t>
             </w:r>
           </w:p>
         </w:tc>
@@ -3583,7 +3600,7 @@
                 <w:color w:val="000000"/>
                 <w:sz w:val="13"/>
               </w:rPr>
-              <w:t>5,75</w:t>
+              <w:t>5,46</w:t>
             </w:r>
           </w:p>
         </w:tc>
@@ -3611,7 +3628,7 @@
                 <w:color w:val="000000"/>
                 <w:sz w:val="13"/>
               </w:rPr>
-              <w:t>5,45</w:t>
+              <w:t>5,13</w:t>
             </w:r>
           </w:p>
         </w:tc>
@@ -3639,7 +3656,7 @@
                 <w:color w:val="000000"/>
                 <w:sz w:val="13"/>
               </w:rPr>
-              <w:t>+2,05 (+55%)</w:t>
+              <w:t>+1,50 (+38%)</w:t>
             </w:r>
           </w:p>
         </w:tc>
@@ -3667,7 +3684,7 @@
                 <w:color w:val="000000"/>
                 <w:sz w:val="13"/>
               </w:rPr>
-              <w:t>+1,75 (+47%)</w:t>
+              <w:t>+1,17 (+30%)</w:t>
             </w:r>
           </w:p>
         </w:tc>
@@ -3695,7 +3712,7 @@
                 <w:color w:val="000000"/>
                 <w:sz w:val="13"/>
               </w:rPr>
-              <w:t>+0,30</w:t>
+              <w:t>+0,33</w:t>
             </w:r>
           </w:p>
         </w:tc>
@@ -3753,7 +3770,7 @@
                 <w:color w:val="000000"/>
                 <w:sz w:val="13"/>
               </w:rPr>
-              <w:t>1,8</w:t>
+              <w:t>2,17</w:t>
             </w:r>
           </w:p>
         </w:tc>
@@ -3781,7 +3798,7 @@
                 <w:color w:val="000000"/>
                 <w:sz w:val="13"/>
               </w:rPr>
-              <w:t>1,55</w:t>
+              <w:t>1,50</w:t>
             </w:r>
           </w:p>
         </w:tc>
@@ -3809,7 +3826,7 @@
                 <w:color w:val="000000"/>
                 <w:sz w:val="13"/>
               </w:rPr>
-              <w:t>1,20</w:t>
+              <w:t>1,07</w:t>
             </w:r>
           </w:p>
         </w:tc>
@@ -3837,7 +3854,7 @@
                 <w:color w:val="000000"/>
                 <w:sz w:val="13"/>
               </w:rPr>
-              <w:t>−0,25 (−14%)</w:t>
+              <w:t>−0,67 (−31%)</w:t>
             </w:r>
           </w:p>
         </w:tc>
@@ -3865,7 +3882,7 @@
                 <w:color w:val="000000"/>
                 <w:sz w:val="13"/>
               </w:rPr>
-              <w:t>−0,60 (−33%)</w:t>
+              <w:t>−1,10 (−51%)</w:t>
             </w:r>
           </w:p>
         </w:tc>
@@ -3893,7 +3910,7 @@
                 <w:color w:val="000000"/>
                 <w:sz w:val="13"/>
               </w:rPr>
-              <w:t>+0,35</w:t>
+              <w:t>+0,44</w:t>
             </w:r>
           </w:p>
         </w:tc>
@@ -3951,7 +3968,7 @@
                 <w:color w:val="000000"/>
                 <w:sz w:val="13"/>
               </w:rPr>
-              <w:t>1,1</w:t>
+              <w:t>1,04</w:t>
             </w:r>
           </w:p>
         </w:tc>
@@ -3979,7 +3996,7 @@
                 <w:color w:val="000000"/>
                 <w:sz w:val="13"/>
               </w:rPr>
-              <w:t>1,30</w:t>
+              <w:t>1,18</w:t>
             </w:r>
           </w:p>
         </w:tc>
@@ -4007,7 +4024,7 @@
                 <w:color w:val="000000"/>
                 <w:sz w:val="13"/>
               </w:rPr>
-              <w:t>0,65</w:t>
+              <w:t>0,69</w:t>
             </w:r>
           </w:p>
         </w:tc>
@@ -4035,7 +4052,7 @@
                 <w:color w:val="000000"/>
                 <w:sz w:val="13"/>
               </w:rPr>
-              <w:t>+0,20 (+18%)</w:t>
+              <w:t>+0,14 (+13%)</w:t>
             </w:r>
           </w:p>
         </w:tc>
@@ -4063,7 +4080,7 @@
                 <w:color w:val="000000"/>
                 <w:sz w:val="13"/>
               </w:rPr>
-              <w:t>−0,45 (−41%)</w:t>
+              <w:t>−0,35 (−33%)</w:t>
             </w:r>
           </w:p>
         </w:tc>
@@ -4091,7 +4108,7 @@
                 <w:color w:val="000000"/>
                 <w:sz w:val="13"/>
               </w:rPr>
-              <w:t>+0,65</w:t>
+              <w:t>+0,48</w:t>
             </w:r>
           </w:p>
         </w:tc>
@@ -4149,7 +4166,7 @@
                 <w:color w:val="000000"/>
                 <w:sz w:val="13"/>
               </w:rPr>
-              <w:t>2,0</w:t>
+              <w:t>1,98</w:t>
             </w:r>
           </w:p>
         </w:tc>
@@ -4177,7 +4194,7 @@
                 <w:color w:val="000000"/>
                 <w:sz w:val="13"/>
               </w:rPr>
-              <w:t>1,65</w:t>
+              <w:t>1,54</w:t>
             </w:r>
           </w:p>
         </w:tc>
@@ -4205,7 +4222,7 @@
                 <w:color w:val="000000"/>
                 <w:sz w:val="13"/>
               </w:rPr>
-              <w:t>1,10</w:t>
+              <w:t>1,02</w:t>
             </w:r>
           </w:p>
         </w:tc>
@@ -4233,7 +4250,7 @@
                 <w:color w:val="000000"/>
                 <w:sz w:val="13"/>
               </w:rPr>
-              <w:t>−0,35 (−18%)</w:t>
+              <w:t>−0,44 (−22%)</w:t>
             </w:r>
           </w:p>
         </w:tc>
@@ -4261,7 +4278,7 @@
                 <w:color w:val="000000"/>
                 <w:sz w:val="13"/>
               </w:rPr>
-              <w:t>−0,90 (−45%)</w:t>
+              <w:t>−0,96 (−48%)</w:t>
             </w:r>
           </w:p>
         </w:tc>
@@ -4289,7 +4306,7 @@
                 <w:color w:val="000000"/>
                 <w:sz w:val="13"/>
               </w:rPr>
-              <w:t>+0,55</w:t>
+              <w:t>+0,52</w:t>
             </w:r>
           </w:p>
         </w:tc>
@@ -4347,7 +4364,7 @@
                 <w:color w:val="000000"/>
                 <w:sz w:val="13"/>
               </w:rPr>
-              <w:t>1,0</w:t>
+              <w:t>0,98</w:t>
             </w:r>
           </w:p>
         </w:tc>
@@ -4375,7 +4392,7 @@
                 <w:color w:val="000000"/>
                 <w:sz w:val="13"/>
               </w:rPr>
-              <w:t>0,50</w:t>
+              <w:t>0,46</w:t>
             </w:r>
           </w:p>
         </w:tc>
@@ -4403,7 +4420,7 @@
                 <w:color w:val="000000"/>
                 <w:sz w:val="13"/>
               </w:rPr>
-              <w:t>0,25</w:t>
+              <w:t>0,24</w:t>
             </w:r>
           </w:p>
         </w:tc>
@@ -4431,7 +4448,7 @@
                 <w:color w:val="000000"/>
                 <w:sz w:val="13"/>
               </w:rPr>
-              <w:t>−0,50 (−50%)</w:t>
+              <w:t>−0,52 (−53%)</w:t>
             </w:r>
           </w:p>
         </w:tc>
@@ -4459,7 +4476,7 @@
                 <w:color w:val="000000"/>
                 <w:sz w:val="13"/>
               </w:rPr>
-              <w:t>−0,75 (−75%)</w:t>
+              <w:t>−0,73 (−75%)</w:t>
             </w:r>
           </w:p>
         </w:tc>
@@ -4487,7 +4504,7 @@
                 <w:color w:val="000000"/>
                 <w:sz w:val="13"/>
               </w:rPr>
-              <w:t>+0,25</w:t>
+              <w:t>+0,22</w:t>
             </w:r>
           </w:p>
         </w:tc>
@@ -4615,7 +4632,98 @@
           <w:color w:val="000000"/>
           <w:sz w:val="24"/>
         </w:rPr>
-        <w:t>Os dias fora do bloco alternado confirmam o acúmulo. A PTH média dos dias 6 e 7 é de 6,25, valor superior ao das duas condições do bloco, e a fadiga média chega a 6,75. O dia 7 repete o protocolo de HIIT do dia 2 e registra PTH de 8,0 contra 4,7 no dia 2: o mesmo estímulo externo produziu resposta psicológica quase duas vezes maior ao fim da semana.</w:t>
+        <w:t>No modelo misto, o dia de HIIT eleva a PTH em 2,70 pontos (IC 95% [1,12; 4,29]; p = 0,001), a fadiga em 0,80 ponto (IC 95% [0,20; 1,40]; p = 0,009) e a fadiga física em 0,61 ponto (IC 95% [0,24; 0,97]; p = 0,001), e reduz o vigor em 0,70 ponto (IC 95% [1,18; 0,22]; p = 0,004). Sonolência, estresse percebido e fadiga mental têm intervalos que incluem o zero (Figura 3A). Do dia 1 ao dia 7, dois terços dos atletas registram aumento confiável de fadiga física e quase um quarto registra queda confiável de vigor, sempre acima do menor valor detectável (Figura 3B).</w:t>
+      </w:r>
+    </w:p>
+    <w:p>
+      <w:pPr>
+        <w:spacing w:line="240" w:lineRule="auto" w:after="60"/>
+        <w:ind w:firstLine="0"/>
+        <w:jc w:val="left"/>
+      </w:pPr>
+      <w:r>
+        <w:rPr>
+          <w:rFonts w:ascii="Times New Roman" w:hAnsi="Times New Roman"/>
+          <w:b w:val="0"/>
+          <w:i w:val="0"/>
+          <w:color w:val="000000"/>
+          <w:sz w:val="20"/>
+        </w:rPr>
+        <w:t>Figura 3 - Efeito do dia de HIIT por variável, com intervalo de confiança (A), e mudança confiável atleta a atleta do dia 1 ao dia 7 (B)</w:t>
+      </w:r>
+    </w:p>
+    <w:p>
+      <w:pPr>
+        <w:spacing w:after="40"/>
+        <w:jc w:val="center"/>
+      </w:pPr>
+      <w:r>
+        <w:drawing>
+          <wp:inline xmlns:a="http://schemas.openxmlformats.org/drawingml/2006/main" xmlns:pic="http://schemas.openxmlformats.org/drawingml/2006/picture">
+            <wp:extent cx="5760000" cy="1812473"/>
+            <wp:docPr id="3" name="Picture 3"/>
+            <wp:cNvGraphicFramePr>
+              <a:graphicFrameLocks noChangeAspect="1"/>
+            </wp:cNvGraphicFramePr>
+            <a:graphic>
+              <a:graphicData uri="http://schemas.openxmlformats.org/drawingml/2006/picture">
+                <pic:pic>
+                  <pic:nvPicPr>
+                    <pic:cNvPr id="0" name="fig_efeito.png"/>
+                    <pic:cNvPicPr/>
+                  </pic:nvPicPr>
+                  <pic:blipFill>
+                    <a:blip r:embed="rId11"/>
+                    <a:stretch>
+                      <a:fillRect/>
+                    </a:stretch>
+                  </pic:blipFill>
+                  <pic:spPr>
+                    <a:xfrm>
+                      <a:off x="0" y="0"/>
+                      <a:ext cx="5760000" cy="1812473"/>
+                    </a:xfrm>
+                    <a:prstGeom prst="rect"/>
+                  </pic:spPr>
+                </pic:pic>
+              </a:graphicData>
+            </a:graphic>
+          </wp:inline>
+        </w:drawing>
+      </w:r>
+    </w:p>
+    <w:p>
+      <w:pPr>
+        <w:spacing w:line="240" w:lineRule="auto" w:after="120"/>
+        <w:ind w:firstLine="0"/>
+        <w:jc w:val="left"/>
+      </w:pPr>
+      <w:r>
+        <w:rPr>
+          <w:rFonts w:ascii="Times New Roman" w:hAnsi="Times New Roman"/>
+          <w:b w:val="0"/>
+          <w:i w:val="0"/>
+          <w:color w:val="000000"/>
+          <w:sz w:val="16"/>
+        </w:rPr>
+        <w:t>Fonte: elaborada pelos autores (2026).</w:t>
+      </w:r>
+    </w:p>
+    <w:p>
+      <w:pPr>
+        <w:spacing w:line="240" w:lineRule="auto" w:after="80"/>
+        <w:ind w:firstLine="709"/>
+        <w:jc w:val="both"/>
+      </w:pPr>
+      <w:r>
+        <w:rPr>
+          <w:rFonts w:ascii="Times New Roman" w:hAnsi="Times New Roman"/>
+          <w:b w:val="0"/>
+          <w:i w:val="0"/>
+          <w:color w:val="000000"/>
+          <w:sz w:val="24"/>
+        </w:rPr>
+        <w:t>Os dias fora do bloco alternado confirmam o acúmulo. A PTH média dos dias 6 e 7 é de 6,54, valor superior ao das duas condições do bloco, e a fadiga média chega a 6,61. O dia 7 repete o protocolo de HIIT do dia 2 e registra PTH de 8,28 contra 4,61 no dia 2: o mesmo estímulo externo produziu resposta psicológica quase duas vezes maior ao fim da semana.</w:t>
       </w:r>
     </w:p>
     <w:p>
@@ -4640,7 +4748,7 @@
           <w:color w:val="000000"/>
           <w:sz w:val="24"/>
         </w:rPr>
-        <w:t>Três dimensões mudaram do momento pré para o momento pós após a correção para múltiplas comparações (Tabela 3): fadiga (dz = 0,45; p = 0,003), PTH (dz = 0,44; p = 0,004) e vigor (dz = −0,39; p = 0,005). Tensão, depressão, raiva e confusão não atingiram significância, com efeitos abaixo de 0,20 em valor absoluto (Figura 2C). A mesma tabela explica o resultado: o percentual de observações no valor mínimo da escala é de 80,5% na confusão, 67,1% na depressão, 59,6% na raiva e 49,6% na tensão, contra 7,7% na fadiga e 8,6% no vigor. Uma subescala com dois terços das respostas no piso não tem margem estatística para registrar aumento de carga.</w:t>
+        <w:t>Cinco dimensões mudaram do momento pré para o momento pós após a correção para múltiplas comparações (Tabela 3). No núcleo do BRUMS, os efeitos são fadiga (dz = 0,45; IC 95% [0,23; 0,66]; p = 0,003), PTH (dz = 0,44; IC 95% [0,20; 0,70]; p = 0,004) e vigor (dz = −0,39; IC 95% [−0,61; −0,16]; p = 0,005). Tensão, depressão, raiva e confusão não atingiram significância, com efeitos abaixo de 0,20 em valor absoluto (Figura 2C). A mesma tabela explica o resultado: o percentual de observações no valor mínimo da escala é de 80,5% na confusão, 67,1% na depressão, 59,6% na raiva e 49,6% na tensão, contra 7,7% na fadiga e 8,6% no vigor. Uma subescala com dois terços das respostas no piso não tem margem estatística para registrar aumento de carga.</w:t>
       </w:r>
     </w:p>
     <w:p>
@@ -4657,7 +4765,7 @@
           <w:color w:val="000000"/>
           <w:sz w:val="20"/>
         </w:rPr>
-        <w:t>Tabela 3 - Resposta aguda dentro da sessão, do momento pré ao momento pós, e efeito piso de cada dimensão</w:t>
+        <w:t>Tabela 3 - Resposta aguda dentro da sessão, do momento pré ao momento pós, com efeito piso e consistência entre dias</w:t>
       </w:r>
     </w:p>
     <w:tbl>
@@ -4731,7 +4839,7 @@
                 <w:color w:val="000000"/>
                 <w:sz w:val="15"/>
               </w:rPr>
-              <w:t>Tamanho de efeito (dz)</w:t>
+              <w:t>dz [IC 95%]</w:t>
             </w:r>
           </w:p>
         </w:tc>
@@ -4760,7 +4868,7 @@
                 <w:color w:val="000000"/>
                 <w:sz w:val="15"/>
               </w:rPr>
-              <w:t>Valor de p</w:t>
+              <w:t>p (FDR)</w:t>
             </w:r>
           </w:p>
         </w:tc>
@@ -4789,7 +4897,7 @@
                 <w:color w:val="000000"/>
                 <w:sz w:val="15"/>
               </w:rPr>
-              <w:t>Significância após correção</w:t>
+              <w:t>Significativo</w:t>
             </w:r>
           </w:p>
         </w:tc>
@@ -4818,7 +4926,7 @@
                 <w:color w:val="000000"/>
                 <w:sz w:val="15"/>
               </w:rPr>
-              <w:t>Observações no piso (%)</w:t>
+              <w:t>Piso (%)</w:t>
             </w:r>
           </w:p>
         </w:tc>
@@ -4847,7 +4955,7 @@
                 <w:color w:val="000000"/>
                 <w:sz w:val="15"/>
               </w:rPr>
-              <w:t>Consistência entre dias (ICC)</w:t>
+              <w:t>ICC(2,1)</w:t>
             </w:r>
           </w:p>
         </w:tc>
@@ -4905,7 +5013,7 @@
                 <w:color w:val="000000"/>
                 <w:sz w:val="15"/>
               </w:rPr>
-              <w:t>+0,45</w:t>
+              <w:t>+0,45 [0,23; 0,66]</w:t>
             </w:r>
           </w:p>
         </w:tc>
@@ -5075,7 +5183,7 @@
                 <w:color w:val="000000"/>
                 <w:sz w:val="15"/>
               </w:rPr>
-              <w:t>+0,44</w:t>
+              <w:t>+0,44 [0,20; 0,70]</w:t>
             </w:r>
           </w:p>
         </w:tc>
@@ -5187,7 +5295,7 @@
                 <w:color w:val="000000"/>
                 <w:sz w:val="15"/>
               </w:rPr>
-              <w:t>n.a.</w:t>
+              <w:t>0,76</w:t>
             </w:r>
           </w:p>
         </w:tc>
@@ -5245,7 +5353,7 @@
                 <w:color w:val="000000"/>
                 <w:sz w:val="15"/>
               </w:rPr>
-              <w:t>−0,39</w:t>
+              <w:t>−0,39 [−0,61; −0,16]</w:t>
             </w:r>
           </w:p>
         </w:tc>
@@ -5357,7 +5465,7 @@
                 <w:color w:val="000000"/>
                 <w:sz w:val="15"/>
               </w:rPr>
-              <w:t>0,57</w:t>
+              <w:t>0,70</w:t>
             </w:r>
           </w:p>
         </w:tc>
@@ -5415,7 +5523,7 @@
                 <w:color w:val="000000"/>
                 <w:sz w:val="15"/>
               </w:rPr>
-              <w:t>+0,19</w:t>
+              <w:t>+0,19 [−0,03; 0,36]</w:t>
             </w:r>
           </w:p>
         </w:tc>
@@ -5527,7 +5635,7 @@
                 <w:color w:val="000000"/>
                 <w:sz w:val="15"/>
               </w:rPr>
-              <w:t>0,79</w:t>
+              <w:t>0,85</w:t>
             </w:r>
           </w:p>
         </w:tc>
@@ -5585,7 +5693,7 @@
                 <w:color w:val="000000"/>
                 <w:sz w:val="15"/>
               </w:rPr>
-              <w:t>+0,15</w:t>
+              <w:t>+0,15 [−0,01; 0,30]</w:t>
             </w:r>
           </w:p>
         </w:tc>
@@ -5697,7 +5805,7 @@
                 <w:color w:val="000000"/>
                 <w:sz w:val="15"/>
               </w:rPr>
-              <w:t>0,67</w:t>
+              <w:t>0,88</w:t>
             </w:r>
           </w:p>
         </w:tc>
@@ -5755,7 +5863,7 @@
                 <w:color w:val="000000"/>
                 <w:sz w:val="15"/>
               </w:rPr>
-              <w:t>+0,14</w:t>
+              <w:t>+0,14 [−0,10; 0,34]</w:t>
             </w:r>
           </w:p>
         </w:tc>
@@ -5867,7 +5975,7 @@
                 <w:color w:val="000000"/>
                 <w:sz w:val="15"/>
               </w:rPr>
-              <w:t>0,37</w:t>
+              <w:t>0,55</w:t>
             </w:r>
           </w:p>
         </w:tc>
@@ -5925,7 +6033,7 @@
                 <w:color w:val="000000"/>
                 <w:sz w:val="15"/>
               </w:rPr>
-              <w:t>−0,04</w:t>
+              <w:t>−0,04 [−0,21; 0,10]</w:t>
             </w:r>
           </w:p>
         </w:tc>
@@ -6074,7 +6182,7 @@
           <w:color w:val="000000"/>
           <w:sz w:val="16"/>
         </w:rPr>
-        <w:t>Nota: dz é o efeito para medidas pareadas, positivo para aumento após a sessão, já corrigido para a pseudorreplicação. Significância pela correção de Benjamini e Hochberg. Piso é o percentual de respostas no valor mínimo. Fonte primária: Tabelas 23 e 2 do relatório completo.</w:t>
+        <w:t>Nota: dz é o efeito para medidas pareadas, positivo para aumento após a sessão, já corrigido para a pseudorreplicação. Significância pela correção de Benjamini e Hochberg. Piso é o percentual de respostas no valor mínimo. Fonte primária: Tabelas 24, 3 e 57 do relatório completo.</w:t>
       </w:r>
     </w:p>
     <w:p>
@@ -6082,7 +6190,7 @@
         <w:pStyle w:val="Heading2"/>
       </w:pPr>
       <w:r>
-        <w:t>3.4 Análise de sensibilidade</w:t>
+        <w:t>3.4 Migração dos perfis de humor</w:t>
       </w:r>
     </w:p>
     <w:p>
@@ -6099,7 +6207,7 @@
           <w:color w:val="000000"/>
           <w:sz w:val="24"/>
         </w:rPr>
-        <w:t>Pela resposta ao HIIT, a ordem é PTH, fadiga, confusão e vigor; pela resposta ao jogo, confusão, PTH, fadiga e raiva; pela especificidade, PTH, depressão, raiva e confusão (Tabela 4 e Figura 2B). As posições da confusão, da depressão e da raiva decorrem do efeito piso: variações de dois ou três décimos de ponto sobre uma base próxima de zero geram percentuais grandes sem significado prático.</w:t>
+        <w:t>A proporção de atletas em perfil iceberg cai de 71,4% no dia 1 para 32,6% no dia 7, uma perda de 38,8 pontos percentuais, enquanto a proporção de humor perturbado sobe de 47,6% para 71,7%, ganho de 24,1 pontos (Tabela 4). A queda não é gradual: o iceberg despenca já no dia 2, primeiro dia de HIIT, recupera parte no dia 5 e volta a cair nos dois últimos dias. As duas curvas se cruzam entre os dias 4 e 5 (Figura 4A), momento em que a maioria da equipe deixa de apresentar perfil favorável.</w:t>
       </w:r>
     </w:p>
     <w:p>
@@ -6116,7 +6224,1727 @@
           <w:color w:val="000000"/>
           <w:sz w:val="20"/>
         </w:rPr>
-        <w:t>Tabela 4 - Análise de sensibilidade: resposta de cada dimensão a cada tipo de estímulo e capacidade de separação entre os dois</w:t>
+        <w:t>Tabela 4 - Migração dos perfis de humor do primeiro ao último dia do microciclo e diferença entre dias de HIIT e dias sem HIIT</w:t>
+      </w:r>
+    </w:p>
+    <w:tbl>
+      <w:tblPr>
+        <w:tblStyle w:val="TableGrid"/>
+        <w:tblW w:type="auto" w:w="0"/>
+        <w:jc w:val="center"/>
+        <w:tblLayout w:type="autofit"/>
+        <w:tblLook w:firstColumn="1" w:firstRow="1" w:lastColumn="0" w:lastRow="0" w:noHBand="0" w:noVBand="1" w:val="04A0"/>
+      </w:tblPr>
+      <w:tblGrid>
+        <w:gridCol w:w="1512"/>
+        <w:gridCol w:w="1512"/>
+        <w:gridCol w:w="1512"/>
+        <w:gridCol w:w="1512"/>
+        <w:gridCol w:w="1512"/>
+        <w:gridCol w:w="1512"/>
+      </w:tblGrid>
+      <w:tr>
+        <w:tc>
+          <w:tcPr>
+            <w:tcW w:type="dxa" w:w="1512"/>
+            <w:tcBorders>
+              <w:top w:val="single" w:sz="6" w:space="0" w:color="000000"/>
+              <w:left w:val="none" w:sz="0" w:space="0" w:color="auto"/>
+              <w:bottom w:val="single" w:sz="6" w:space="0" w:color="000000"/>
+              <w:right w:val="none" w:sz="0" w:space="0" w:color="auto"/>
+              <w:insideH w:val="none" w:sz="0" w:space="0" w:color="auto"/>
+              <w:insideV w:val="none" w:sz="0" w:space="0" w:color="auto"/>
+            </w:tcBorders>
+          </w:tcPr>
+          <w:p>
+            <w:pPr>
+              <w:spacing w:after="20" w:line="240" w:lineRule="auto"/>
+              <w:jc w:val="center"/>
+            </w:pPr>
+            <w:r/>
+            <w:r>
+              <w:rPr>
+                <w:rFonts w:ascii="Times New Roman" w:hAnsi="Times New Roman"/>
+                <w:b/>
+                <w:color w:val="000000"/>
+                <w:sz w:val="15"/>
+              </w:rPr>
+              <w:t>Critério e perfil</w:t>
+            </w:r>
+          </w:p>
+        </w:tc>
+        <w:tc>
+          <w:tcPr>
+            <w:tcW w:type="dxa" w:w="1512"/>
+            <w:tcBorders>
+              <w:top w:val="single" w:sz="6" w:space="0" w:color="000000"/>
+              <w:left w:val="none" w:sz="0" w:space="0" w:color="auto"/>
+              <w:bottom w:val="single" w:sz="6" w:space="0" w:color="000000"/>
+              <w:right w:val="none" w:sz="0" w:space="0" w:color="auto"/>
+              <w:insideH w:val="none" w:sz="0" w:space="0" w:color="auto"/>
+              <w:insideV w:val="none" w:sz="0" w:space="0" w:color="auto"/>
+            </w:tcBorders>
+          </w:tcPr>
+          <w:p>
+            <w:pPr>
+              <w:spacing w:after="20" w:line="240" w:lineRule="auto"/>
+              <w:jc w:val="center"/>
+            </w:pPr>
+            <w:r/>
+            <w:r>
+              <w:rPr>
+                <w:rFonts w:ascii="Times New Roman" w:hAnsi="Times New Roman"/>
+                <w:b/>
+                <w:color w:val="000000"/>
+                <w:sz w:val="15"/>
+              </w:rPr>
+              <w:t>Dia 1 (%)</w:t>
+            </w:r>
+          </w:p>
+        </w:tc>
+        <w:tc>
+          <w:tcPr>
+            <w:tcW w:type="dxa" w:w="1512"/>
+            <w:tcBorders>
+              <w:top w:val="single" w:sz="6" w:space="0" w:color="000000"/>
+              <w:left w:val="none" w:sz="0" w:space="0" w:color="auto"/>
+              <w:bottom w:val="single" w:sz="6" w:space="0" w:color="000000"/>
+              <w:right w:val="none" w:sz="0" w:space="0" w:color="auto"/>
+              <w:insideH w:val="none" w:sz="0" w:space="0" w:color="auto"/>
+              <w:insideV w:val="none" w:sz="0" w:space="0" w:color="auto"/>
+            </w:tcBorders>
+          </w:tcPr>
+          <w:p>
+            <w:pPr>
+              <w:spacing w:after="20" w:line="240" w:lineRule="auto"/>
+              <w:jc w:val="center"/>
+            </w:pPr>
+            <w:r/>
+            <w:r>
+              <w:rPr>
+                <w:rFonts w:ascii="Times New Roman" w:hAnsi="Times New Roman"/>
+                <w:b/>
+                <w:color w:val="000000"/>
+                <w:sz w:val="15"/>
+              </w:rPr>
+              <w:t>Dia 7 (%)</w:t>
+            </w:r>
+          </w:p>
+        </w:tc>
+        <w:tc>
+          <w:tcPr>
+            <w:tcW w:type="dxa" w:w="1512"/>
+            <w:tcBorders>
+              <w:top w:val="single" w:sz="6" w:space="0" w:color="000000"/>
+              <w:left w:val="none" w:sz="0" w:space="0" w:color="auto"/>
+              <w:bottom w:val="single" w:sz="6" w:space="0" w:color="000000"/>
+              <w:right w:val="none" w:sz="0" w:space="0" w:color="auto"/>
+              <w:insideH w:val="none" w:sz="0" w:space="0" w:color="auto"/>
+              <w:insideV w:val="none" w:sz="0" w:space="0" w:color="auto"/>
+            </w:tcBorders>
+          </w:tcPr>
+          <w:p>
+            <w:pPr>
+              <w:spacing w:after="20" w:line="240" w:lineRule="auto"/>
+              <w:jc w:val="center"/>
+            </w:pPr>
+            <w:r/>
+            <w:r>
+              <w:rPr>
+                <w:rFonts w:ascii="Times New Roman" w:hAnsi="Times New Roman"/>
+                <w:b/>
+                <w:color w:val="000000"/>
+                <w:sz w:val="15"/>
+              </w:rPr>
+              <w:t>Diferença (p.p.)</w:t>
+            </w:r>
+          </w:p>
+        </w:tc>
+        <w:tc>
+          <w:tcPr>
+            <w:tcW w:type="dxa" w:w="1512"/>
+            <w:tcBorders>
+              <w:top w:val="single" w:sz="6" w:space="0" w:color="000000"/>
+              <w:left w:val="none" w:sz="0" w:space="0" w:color="auto"/>
+              <w:bottom w:val="single" w:sz="6" w:space="0" w:color="000000"/>
+              <w:right w:val="none" w:sz="0" w:space="0" w:color="auto"/>
+              <w:insideH w:val="none" w:sz="0" w:space="0" w:color="auto"/>
+              <w:insideV w:val="none" w:sz="0" w:space="0" w:color="auto"/>
+            </w:tcBorders>
+          </w:tcPr>
+          <w:p>
+            <w:pPr>
+              <w:spacing w:after="20" w:line="240" w:lineRule="auto"/>
+              <w:jc w:val="center"/>
+            </w:pPr>
+            <w:r/>
+            <w:r>
+              <w:rPr>
+                <w:rFonts w:ascii="Times New Roman" w:hAnsi="Times New Roman"/>
+                <w:b/>
+                <w:color w:val="000000"/>
+                <w:sz w:val="15"/>
+              </w:rPr>
+              <w:t>Dias de HIIT (%)</w:t>
+            </w:r>
+          </w:p>
+        </w:tc>
+        <w:tc>
+          <w:tcPr>
+            <w:tcW w:type="dxa" w:w="1512"/>
+            <w:tcBorders>
+              <w:top w:val="single" w:sz="6" w:space="0" w:color="000000"/>
+              <w:left w:val="none" w:sz="0" w:space="0" w:color="auto"/>
+              <w:bottom w:val="single" w:sz="6" w:space="0" w:color="000000"/>
+              <w:right w:val="none" w:sz="0" w:space="0" w:color="auto"/>
+              <w:insideH w:val="none" w:sz="0" w:space="0" w:color="auto"/>
+              <w:insideV w:val="none" w:sz="0" w:space="0" w:color="auto"/>
+            </w:tcBorders>
+          </w:tcPr>
+          <w:p>
+            <w:pPr>
+              <w:spacing w:after="20" w:line="240" w:lineRule="auto"/>
+              <w:jc w:val="center"/>
+            </w:pPr>
+            <w:r/>
+            <w:r>
+              <w:rPr>
+                <w:rFonts w:ascii="Times New Roman" w:hAnsi="Times New Roman"/>
+                <w:b/>
+                <w:color w:val="000000"/>
+                <w:sz w:val="15"/>
+              </w:rPr>
+              <w:t>Dias sem HIIT (%)</w:t>
+            </w:r>
+          </w:p>
+        </w:tc>
+      </w:tr>
+      <w:tr>
+        <w:tc>
+          <w:tcPr>
+            <w:tcW w:type="dxa" w:w="1512"/>
+            <w:tcBorders>
+              <w:top w:val="none" w:sz="0" w:space="0" w:color="auto"/>
+              <w:left w:val="none" w:sz="0" w:space="0" w:color="auto"/>
+              <w:bottom w:val="none" w:sz="0" w:space="0" w:color="auto"/>
+              <w:right w:val="none" w:sz="0" w:space="0" w:color="auto"/>
+              <w:insideH w:val="none" w:sz="0" w:space="0" w:color="auto"/>
+              <w:insideV w:val="none" w:sz="0" w:space="0" w:color="auto"/>
+            </w:tcBorders>
+          </w:tcPr>
+          <w:p>
+            <w:pPr>
+              <w:spacing w:after="20" w:line="240" w:lineRule="auto"/>
+              <w:jc w:val="left"/>
+            </w:pPr>
+            <w:r/>
+            <w:r>
+              <w:rPr>
+                <w:rFonts w:ascii="Times New Roman" w:hAnsi="Times New Roman"/>
+                <w:color w:val="000000"/>
+                <w:sz w:val="15"/>
+              </w:rPr>
+              <w:t>Morgan: perfil iceberg</w:t>
+            </w:r>
+          </w:p>
+        </w:tc>
+        <w:tc>
+          <w:tcPr>
+            <w:tcW w:type="dxa" w:w="1512"/>
+            <w:tcBorders>
+              <w:top w:val="none" w:sz="0" w:space="0" w:color="auto"/>
+              <w:left w:val="none" w:sz="0" w:space="0" w:color="auto"/>
+              <w:bottom w:val="none" w:sz="0" w:space="0" w:color="auto"/>
+              <w:right w:val="none" w:sz="0" w:space="0" w:color="auto"/>
+              <w:insideH w:val="none" w:sz="0" w:space="0" w:color="auto"/>
+              <w:insideV w:val="none" w:sz="0" w:space="0" w:color="auto"/>
+            </w:tcBorders>
+          </w:tcPr>
+          <w:p>
+            <w:pPr>
+              <w:spacing w:after="20" w:line="240" w:lineRule="auto"/>
+              <w:jc w:val="center"/>
+            </w:pPr>
+            <w:r/>
+            <w:r>
+              <w:rPr>
+                <w:rFonts w:ascii="Times New Roman" w:hAnsi="Times New Roman"/>
+                <w:color w:val="000000"/>
+                <w:sz w:val="15"/>
+              </w:rPr>
+              <w:t>71,4</w:t>
+            </w:r>
+          </w:p>
+        </w:tc>
+        <w:tc>
+          <w:tcPr>
+            <w:tcW w:type="dxa" w:w="1512"/>
+            <w:tcBorders>
+              <w:top w:val="none" w:sz="0" w:space="0" w:color="auto"/>
+              <w:left w:val="none" w:sz="0" w:space="0" w:color="auto"/>
+              <w:bottom w:val="none" w:sz="0" w:space="0" w:color="auto"/>
+              <w:right w:val="none" w:sz="0" w:space="0" w:color="auto"/>
+              <w:insideH w:val="none" w:sz="0" w:space="0" w:color="auto"/>
+              <w:insideV w:val="none" w:sz="0" w:space="0" w:color="auto"/>
+            </w:tcBorders>
+          </w:tcPr>
+          <w:p>
+            <w:pPr>
+              <w:spacing w:after="20" w:line="240" w:lineRule="auto"/>
+              <w:jc w:val="center"/>
+            </w:pPr>
+            <w:r/>
+            <w:r>
+              <w:rPr>
+                <w:rFonts w:ascii="Times New Roman" w:hAnsi="Times New Roman"/>
+                <w:color w:val="000000"/>
+                <w:sz w:val="15"/>
+              </w:rPr>
+              <w:t>32,6</w:t>
+            </w:r>
+          </w:p>
+        </w:tc>
+        <w:tc>
+          <w:tcPr>
+            <w:tcW w:type="dxa" w:w="1512"/>
+            <w:tcBorders>
+              <w:top w:val="none" w:sz="0" w:space="0" w:color="auto"/>
+              <w:left w:val="none" w:sz="0" w:space="0" w:color="auto"/>
+              <w:bottom w:val="none" w:sz="0" w:space="0" w:color="auto"/>
+              <w:right w:val="none" w:sz="0" w:space="0" w:color="auto"/>
+              <w:insideH w:val="none" w:sz="0" w:space="0" w:color="auto"/>
+              <w:insideV w:val="none" w:sz="0" w:space="0" w:color="auto"/>
+            </w:tcBorders>
+          </w:tcPr>
+          <w:p>
+            <w:pPr>
+              <w:spacing w:after="20" w:line="240" w:lineRule="auto"/>
+              <w:jc w:val="center"/>
+            </w:pPr>
+            <w:r/>
+            <w:r>
+              <w:rPr>
+                <w:rFonts w:ascii="Times New Roman" w:hAnsi="Times New Roman"/>
+                <w:color w:val="000000"/>
+                <w:sz w:val="15"/>
+              </w:rPr>
+              <w:t>−38,8</w:t>
+            </w:r>
+          </w:p>
+        </w:tc>
+        <w:tc>
+          <w:tcPr>
+            <w:tcW w:type="dxa" w:w="1512"/>
+            <w:tcBorders>
+              <w:top w:val="none" w:sz="0" w:space="0" w:color="auto"/>
+              <w:left w:val="none" w:sz="0" w:space="0" w:color="auto"/>
+              <w:bottom w:val="none" w:sz="0" w:space="0" w:color="auto"/>
+              <w:right w:val="none" w:sz="0" w:space="0" w:color="auto"/>
+              <w:insideH w:val="none" w:sz="0" w:space="0" w:color="auto"/>
+              <w:insideV w:val="none" w:sz="0" w:space="0" w:color="auto"/>
+            </w:tcBorders>
+          </w:tcPr>
+          <w:p>
+            <w:pPr>
+              <w:spacing w:after="20" w:line="240" w:lineRule="auto"/>
+              <w:jc w:val="center"/>
+            </w:pPr>
+            <w:r/>
+            <w:r>
+              <w:rPr>
+                <w:rFonts w:ascii="Times New Roman" w:hAnsi="Times New Roman"/>
+                <w:color w:val="000000"/>
+                <w:sz w:val="15"/>
+              </w:rPr>
+              <w:t>n.a.</w:t>
+            </w:r>
+          </w:p>
+        </w:tc>
+        <w:tc>
+          <w:tcPr>
+            <w:tcW w:type="dxa" w:w="1512"/>
+            <w:tcBorders>
+              <w:top w:val="none" w:sz="0" w:space="0" w:color="auto"/>
+              <w:left w:val="none" w:sz="0" w:space="0" w:color="auto"/>
+              <w:bottom w:val="none" w:sz="0" w:space="0" w:color="auto"/>
+              <w:right w:val="none" w:sz="0" w:space="0" w:color="auto"/>
+              <w:insideH w:val="none" w:sz="0" w:space="0" w:color="auto"/>
+              <w:insideV w:val="none" w:sz="0" w:space="0" w:color="auto"/>
+            </w:tcBorders>
+          </w:tcPr>
+          <w:p>
+            <w:pPr>
+              <w:spacing w:after="20" w:line="240" w:lineRule="auto"/>
+              <w:jc w:val="center"/>
+            </w:pPr>
+            <w:r/>
+            <w:r>
+              <w:rPr>
+                <w:rFonts w:ascii="Times New Roman" w:hAnsi="Times New Roman"/>
+                <w:color w:val="000000"/>
+                <w:sz w:val="15"/>
+              </w:rPr>
+              <w:t>n.a.</w:t>
+            </w:r>
+          </w:p>
+        </w:tc>
+      </w:tr>
+      <w:tr>
+        <w:tc>
+          <w:tcPr>
+            <w:tcW w:type="dxa" w:w="1512"/>
+            <w:tcBorders>
+              <w:top w:val="none" w:sz="0" w:space="0" w:color="auto"/>
+              <w:left w:val="none" w:sz="0" w:space="0" w:color="auto"/>
+              <w:bottom w:val="none" w:sz="0" w:space="0" w:color="auto"/>
+              <w:right w:val="none" w:sz="0" w:space="0" w:color="auto"/>
+              <w:insideH w:val="none" w:sz="0" w:space="0" w:color="auto"/>
+              <w:insideV w:val="none" w:sz="0" w:space="0" w:color="auto"/>
+            </w:tcBorders>
+          </w:tcPr>
+          <w:p>
+            <w:pPr>
+              <w:spacing w:after="20" w:line="240" w:lineRule="auto"/>
+              <w:jc w:val="left"/>
+            </w:pPr>
+            <w:r/>
+            <w:r>
+              <w:rPr>
+                <w:rFonts w:ascii="Times New Roman" w:hAnsi="Times New Roman"/>
+                <w:color w:val="000000"/>
+                <w:sz w:val="15"/>
+              </w:rPr>
+              <w:t>Morgan: humor perturbado</w:t>
+            </w:r>
+          </w:p>
+        </w:tc>
+        <w:tc>
+          <w:tcPr>
+            <w:tcW w:type="dxa" w:w="1512"/>
+            <w:tcBorders>
+              <w:top w:val="none" w:sz="0" w:space="0" w:color="auto"/>
+              <w:left w:val="none" w:sz="0" w:space="0" w:color="auto"/>
+              <w:bottom w:val="none" w:sz="0" w:space="0" w:color="auto"/>
+              <w:right w:val="none" w:sz="0" w:space="0" w:color="auto"/>
+              <w:insideH w:val="none" w:sz="0" w:space="0" w:color="auto"/>
+              <w:insideV w:val="none" w:sz="0" w:space="0" w:color="auto"/>
+            </w:tcBorders>
+          </w:tcPr>
+          <w:p>
+            <w:pPr>
+              <w:spacing w:after="20" w:line="240" w:lineRule="auto"/>
+              <w:jc w:val="center"/>
+            </w:pPr>
+            <w:r/>
+            <w:r>
+              <w:rPr>
+                <w:rFonts w:ascii="Times New Roman" w:hAnsi="Times New Roman"/>
+                <w:color w:val="000000"/>
+                <w:sz w:val="15"/>
+              </w:rPr>
+              <w:t>47,6</w:t>
+            </w:r>
+          </w:p>
+        </w:tc>
+        <w:tc>
+          <w:tcPr>
+            <w:tcW w:type="dxa" w:w="1512"/>
+            <w:tcBorders>
+              <w:top w:val="none" w:sz="0" w:space="0" w:color="auto"/>
+              <w:left w:val="none" w:sz="0" w:space="0" w:color="auto"/>
+              <w:bottom w:val="none" w:sz="0" w:space="0" w:color="auto"/>
+              <w:right w:val="none" w:sz="0" w:space="0" w:color="auto"/>
+              <w:insideH w:val="none" w:sz="0" w:space="0" w:color="auto"/>
+              <w:insideV w:val="none" w:sz="0" w:space="0" w:color="auto"/>
+            </w:tcBorders>
+          </w:tcPr>
+          <w:p>
+            <w:pPr>
+              <w:spacing w:after="20" w:line="240" w:lineRule="auto"/>
+              <w:jc w:val="center"/>
+            </w:pPr>
+            <w:r/>
+            <w:r>
+              <w:rPr>
+                <w:rFonts w:ascii="Times New Roman" w:hAnsi="Times New Roman"/>
+                <w:color w:val="000000"/>
+                <w:sz w:val="15"/>
+              </w:rPr>
+              <w:t>71,7</w:t>
+            </w:r>
+          </w:p>
+        </w:tc>
+        <w:tc>
+          <w:tcPr>
+            <w:tcW w:type="dxa" w:w="1512"/>
+            <w:tcBorders>
+              <w:top w:val="none" w:sz="0" w:space="0" w:color="auto"/>
+              <w:left w:val="none" w:sz="0" w:space="0" w:color="auto"/>
+              <w:bottom w:val="none" w:sz="0" w:space="0" w:color="auto"/>
+              <w:right w:val="none" w:sz="0" w:space="0" w:color="auto"/>
+              <w:insideH w:val="none" w:sz="0" w:space="0" w:color="auto"/>
+              <w:insideV w:val="none" w:sz="0" w:space="0" w:color="auto"/>
+            </w:tcBorders>
+          </w:tcPr>
+          <w:p>
+            <w:pPr>
+              <w:spacing w:after="20" w:line="240" w:lineRule="auto"/>
+              <w:jc w:val="center"/>
+            </w:pPr>
+            <w:r/>
+            <w:r>
+              <w:rPr>
+                <w:rFonts w:ascii="Times New Roman" w:hAnsi="Times New Roman"/>
+                <w:color w:val="000000"/>
+                <w:sz w:val="15"/>
+              </w:rPr>
+              <w:t>+24,1</w:t>
+            </w:r>
+          </w:p>
+        </w:tc>
+        <w:tc>
+          <w:tcPr>
+            <w:tcW w:type="dxa" w:w="1512"/>
+            <w:tcBorders>
+              <w:top w:val="none" w:sz="0" w:space="0" w:color="auto"/>
+              <w:left w:val="none" w:sz="0" w:space="0" w:color="auto"/>
+              <w:bottom w:val="none" w:sz="0" w:space="0" w:color="auto"/>
+              <w:right w:val="none" w:sz="0" w:space="0" w:color="auto"/>
+              <w:insideH w:val="none" w:sz="0" w:space="0" w:color="auto"/>
+              <w:insideV w:val="none" w:sz="0" w:space="0" w:color="auto"/>
+            </w:tcBorders>
+          </w:tcPr>
+          <w:p>
+            <w:pPr>
+              <w:spacing w:after="20" w:line="240" w:lineRule="auto"/>
+              <w:jc w:val="center"/>
+            </w:pPr>
+            <w:r/>
+            <w:r>
+              <w:rPr>
+                <w:rFonts w:ascii="Times New Roman" w:hAnsi="Times New Roman"/>
+                <w:color w:val="000000"/>
+                <w:sz w:val="15"/>
+              </w:rPr>
+              <w:t>n.a.</w:t>
+            </w:r>
+          </w:p>
+        </w:tc>
+        <w:tc>
+          <w:tcPr>
+            <w:tcW w:type="dxa" w:w="1512"/>
+            <w:tcBorders>
+              <w:top w:val="none" w:sz="0" w:space="0" w:color="auto"/>
+              <w:left w:val="none" w:sz="0" w:space="0" w:color="auto"/>
+              <w:bottom w:val="none" w:sz="0" w:space="0" w:color="auto"/>
+              <w:right w:val="none" w:sz="0" w:space="0" w:color="auto"/>
+              <w:insideH w:val="none" w:sz="0" w:space="0" w:color="auto"/>
+              <w:insideV w:val="none" w:sz="0" w:space="0" w:color="auto"/>
+            </w:tcBorders>
+          </w:tcPr>
+          <w:p>
+            <w:pPr>
+              <w:spacing w:after="20" w:line="240" w:lineRule="auto"/>
+              <w:jc w:val="center"/>
+            </w:pPr>
+            <w:r/>
+            <w:r>
+              <w:rPr>
+                <w:rFonts w:ascii="Times New Roman" w:hAnsi="Times New Roman"/>
+                <w:color w:val="000000"/>
+                <w:sz w:val="15"/>
+              </w:rPr>
+              <w:t>n.a.</w:t>
+            </w:r>
+          </w:p>
+        </w:tc>
+      </w:tr>
+      <w:tr>
+        <w:tc>
+          <w:tcPr>
+            <w:tcW w:type="dxa" w:w="1512"/>
+            <w:tcBorders>
+              <w:top w:val="none" w:sz="0" w:space="0" w:color="auto"/>
+              <w:left w:val="none" w:sz="0" w:space="0" w:color="auto"/>
+              <w:bottom w:val="none" w:sz="0" w:space="0" w:color="auto"/>
+              <w:right w:val="none" w:sz="0" w:space="0" w:color="auto"/>
+              <w:insideH w:val="none" w:sz="0" w:space="0" w:color="auto"/>
+              <w:insideV w:val="none" w:sz="0" w:space="0" w:color="auto"/>
+            </w:tcBorders>
+          </w:tcPr>
+          <w:p>
+            <w:pPr>
+              <w:spacing w:after="20" w:line="240" w:lineRule="auto"/>
+              <w:jc w:val="left"/>
+            </w:pPr>
+            <w:r/>
+            <w:r>
+              <w:rPr>
+                <w:rFonts w:ascii="Times New Roman" w:hAnsi="Times New Roman"/>
+                <w:color w:val="000000"/>
+                <w:sz w:val="15"/>
+              </w:rPr>
+              <w:t>Parsons-Smith: superfície</w:t>
+            </w:r>
+          </w:p>
+        </w:tc>
+        <w:tc>
+          <w:tcPr>
+            <w:tcW w:type="dxa" w:w="1512"/>
+            <w:tcBorders>
+              <w:top w:val="none" w:sz="0" w:space="0" w:color="auto"/>
+              <w:left w:val="none" w:sz="0" w:space="0" w:color="auto"/>
+              <w:bottom w:val="none" w:sz="0" w:space="0" w:color="auto"/>
+              <w:right w:val="none" w:sz="0" w:space="0" w:color="auto"/>
+              <w:insideH w:val="none" w:sz="0" w:space="0" w:color="auto"/>
+              <w:insideV w:val="none" w:sz="0" w:space="0" w:color="auto"/>
+            </w:tcBorders>
+          </w:tcPr>
+          <w:p>
+            <w:pPr>
+              <w:spacing w:after="20" w:line="240" w:lineRule="auto"/>
+              <w:jc w:val="center"/>
+            </w:pPr>
+            <w:r/>
+            <w:r>
+              <w:rPr>
+                <w:rFonts w:ascii="Times New Roman" w:hAnsi="Times New Roman"/>
+                <w:color w:val="000000"/>
+                <w:sz w:val="15"/>
+              </w:rPr>
+              <w:t>47,6</w:t>
+            </w:r>
+          </w:p>
+        </w:tc>
+        <w:tc>
+          <w:tcPr>
+            <w:tcW w:type="dxa" w:w="1512"/>
+            <w:tcBorders>
+              <w:top w:val="none" w:sz="0" w:space="0" w:color="auto"/>
+              <w:left w:val="none" w:sz="0" w:space="0" w:color="auto"/>
+              <w:bottom w:val="none" w:sz="0" w:space="0" w:color="auto"/>
+              <w:right w:val="none" w:sz="0" w:space="0" w:color="auto"/>
+              <w:insideH w:val="none" w:sz="0" w:space="0" w:color="auto"/>
+              <w:insideV w:val="none" w:sz="0" w:space="0" w:color="auto"/>
+            </w:tcBorders>
+          </w:tcPr>
+          <w:p>
+            <w:pPr>
+              <w:spacing w:after="20" w:line="240" w:lineRule="auto"/>
+              <w:jc w:val="center"/>
+            </w:pPr>
+            <w:r/>
+            <w:r>
+              <w:rPr>
+                <w:rFonts w:ascii="Times New Roman" w:hAnsi="Times New Roman"/>
+                <w:color w:val="000000"/>
+                <w:sz w:val="15"/>
+              </w:rPr>
+              <w:t>60,9</w:t>
+            </w:r>
+          </w:p>
+        </w:tc>
+        <w:tc>
+          <w:tcPr>
+            <w:tcW w:type="dxa" w:w="1512"/>
+            <w:tcBorders>
+              <w:top w:val="none" w:sz="0" w:space="0" w:color="auto"/>
+              <w:left w:val="none" w:sz="0" w:space="0" w:color="auto"/>
+              <w:bottom w:val="none" w:sz="0" w:space="0" w:color="auto"/>
+              <w:right w:val="none" w:sz="0" w:space="0" w:color="auto"/>
+              <w:insideH w:val="none" w:sz="0" w:space="0" w:color="auto"/>
+              <w:insideV w:val="none" w:sz="0" w:space="0" w:color="auto"/>
+            </w:tcBorders>
+          </w:tcPr>
+          <w:p>
+            <w:pPr>
+              <w:spacing w:after="20" w:line="240" w:lineRule="auto"/>
+              <w:jc w:val="center"/>
+            </w:pPr>
+            <w:r/>
+            <w:r>
+              <w:rPr>
+                <w:rFonts w:ascii="Times New Roman" w:hAnsi="Times New Roman"/>
+                <w:color w:val="000000"/>
+                <w:sz w:val="15"/>
+              </w:rPr>
+              <w:t>+13,3</w:t>
+            </w:r>
+          </w:p>
+        </w:tc>
+        <w:tc>
+          <w:tcPr>
+            <w:tcW w:type="dxa" w:w="1512"/>
+            <w:tcBorders>
+              <w:top w:val="none" w:sz="0" w:space="0" w:color="auto"/>
+              <w:left w:val="none" w:sz="0" w:space="0" w:color="auto"/>
+              <w:bottom w:val="none" w:sz="0" w:space="0" w:color="auto"/>
+              <w:right w:val="none" w:sz="0" w:space="0" w:color="auto"/>
+              <w:insideH w:val="none" w:sz="0" w:space="0" w:color="auto"/>
+              <w:insideV w:val="none" w:sz="0" w:space="0" w:color="auto"/>
+            </w:tcBorders>
+          </w:tcPr>
+          <w:p>
+            <w:pPr>
+              <w:spacing w:after="20" w:line="240" w:lineRule="auto"/>
+              <w:jc w:val="center"/>
+            </w:pPr>
+            <w:r/>
+            <w:r>
+              <w:rPr>
+                <w:rFonts w:ascii="Times New Roman" w:hAnsi="Times New Roman"/>
+                <w:color w:val="000000"/>
+                <w:sz w:val="15"/>
+              </w:rPr>
+              <w:t>58,5</w:t>
+            </w:r>
+          </w:p>
+        </w:tc>
+        <w:tc>
+          <w:tcPr>
+            <w:tcW w:type="dxa" w:w="1512"/>
+            <w:tcBorders>
+              <w:top w:val="none" w:sz="0" w:space="0" w:color="auto"/>
+              <w:left w:val="none" w:sz="0" w:space="0" w:color="auto"/>
+              <w:bottom w:val="none" w:sz="0" w:space="0" w:color="auto"/>
+              <w:right w:val="none" w:sz="0" w:space="0" w:color="auto"/>
+              <w:insideH w:val="none" w:sz="0" w:space="0" w:color="auto"/>
+              <w:insideV w:val="none" w:sz="0" w:space="0" w:color="auto"/>
+            </w:tcBorders>
+          </w:tcPr>
+          <w:p>
+            <w:pPr>
+              <w:spacing w:after="20" w:line="240" w:lineRule="auto"/>
+              <w:jc w:val="center"/>
+            </w:pPr>
+            <w:r/>
+            <w:r>
+              <w:rPr>
+                <w:rFonts w:ascii="Times New Roman" w:hAnsi="Times New Roman"/>
+                <w:color w:val="000000"/>
+                <w:sz w:val="15"/>
+              </w:rPr>
+              <w:t>57,0</w:t>
+            </w:r>
+          </w:p>
+        </w:tc>
+      </w:tr>
+      <w:tr>
+        <w:tc>
+          <w:tcPr>
+            <w:tcW w:type="dxa" w:w="1512"/>
+            <w:tcBorders>
+              <w:top w:val="none" w:sz="0" w:space="0" w:color="auto"/>
+              <w:left w:val="none" w:sz="0" w:space="0" w:color="auto"/>
+              <w:bottom w:val="none" w:sz="0" w:space="0" w:color="auto"/>
+              <w:right w:val="none" w:sz="0" w:space="0" w:color="auto"/>
+              <w:insideH w:val="none" w:sz="0" w:space="0" w:color="auto"/>
+              <w:insideV w:val="none" w:sz="0" w:space="0" w:color="auto"/>
+            </w:tcBorders>
+          </w:tcPr>
+          <w:p>
+            <w:pPr>
+              <w:spacing w:after="20" w:line="240" w:lineRule="auto"/>
+              <w:jc w:val="left"/>
+            </w:pPr>
+            <w:r/>
+            <w:r>
+              <w:rPr>
+                <w:rFonts w:ascii="Times New Roman" w:hAnsi="Times New Roman"/>
+                <w:color w:val="000000"/>
+                <w:sz w:val="15"/>
+              </w:rPr>
+              <w:t>Parsons-Smith: iceberg</w:t>
+            </w:r>
+          </w:p>
+        </w:tc>
+        <w:tc>
+          <w:tcPr>
+            <w:tcW w:type="dxa" w:w="1512"/>
+            <w:tcBorders>
+              <w:top w:val="none" w:sz="0" w:space="0" w:color="auto"/>
+              <w:left w:val="none" w:sz="0" w:space="0" w:color="auto"/>
+              <w:bottom w:val="none" w:sz="0" w:space="0" w:color="auto"/>
+              <w:right w:val="none" w:sz="0" w:space="0" w:color="auto"/>
+              <w:insideH w:val="none" w:sz="0" w:space="0" w:color="auto"/>
+              <w:insideV w:val="none" w:sz="0" w:space="0" w:color="auto"/>
+            </w:tcBorders>
+          </w:tcPr>
+          <w:p>
+            <w:pPr>
+              <w:spacing w:after="20" w:line="240" w:lineRule="auto"/>
+              <w:jc w:val="center"/>
+            </w:pPr>
+            <w:r/>
+            <w:r>
+              <w:rPr>
+                <w:rFonts w:ascii="Times New Roman" w:hAnsi="Times New Roman"/>
+                <w:color w:val="000000"/>
+                <w:sz w:val="15"/>
+              </w:rPr>
+              <w:t>21,4</w:t>
+            </w:r>
+          </w:p>
+        </w:tc>
+        <w:tc>
+          <w:tcPr>
+            <w:tcW w:type="dxa" w:w="1512"/>
+            <w:tcBorders>
+              <w:top w:val="none" w:sz="0" w:space="0" w:color="auto"/>
+              <w:left w:val="none" w:sz="0" w:space="0" w:color="auto"/>
+              <w:bottom w:val="none" w:sz="0" w:space="0" w:color="auto"/>
+              <w:right w:val="none" w:sz="0" w:space="0" w:color="auto"/>
+              <w:insideH w:val="none" w:sz="0" w:space="0" w:color="auto"/>
+              <w:insideV w:val="none" w:sz="0" w:space="0" w:color="auto"/>
+            </w:tcBorders>
+          </w:tcPr>
+          <w:p>
+            <w:pPr>
+              <w:spacing w:after="20" w:line="240" w:lineRule="auto"/>
+              <w:jc w:val="center"/>
+            </w:pPr>
+            <w:r/>
+            <w:r>
+              <w:rPr>
+                <w:rFonts w:ascii="Times New Roman" w:hAnsi="Times New Roman"/>
+                <w:color w:val="000000"/>
+                <w:sz w:val="15"/>
+              </w:rPr>
+              <w:t>6,5</w:t>
+            </w:r>
+          </w:p>
+        </w:tc>
+        <w:tc>
+          <w:tcPr>
+            <w:tcW w:type="dxa" w:w="1512"/>
+            <w:tcBorders>
+              <w:top w:val="none" w:sz="0" w:space="0" w:color="auto"/>
+              <w:left w:val="none" w:sz="0" w:space="0" w:color="auto"/>
+              <w:bottom w:val="none" w:sz="0" w:space="0" w:color="auto"/>
+              <w:right w:val="none" w:sz="0" w:space="0" w:color="auto"/>
+              <w:insideH w:val="none" w:sz="0" w:space="0" w:color="auto"/>
+              <w:insideV w:val="none" w:sz="0" w:space="0" w:color="auto"/>
+            </w:tcBorders>
+          </w:tcPr>
+          <w:p>
+            <w:pPr>
+              <w:spacing w:after="20" w:line="240" w:lineRule="auto"/>
+              <w:jc w:val="center"/>
+            </w:pPr>
+            <w:r/>
+            <w:r>
+              <w:rPr>
+                <w:rFonts w:ascii="Times New Roman" w:hAnsi="Times New Roman"/>
+                <w:color w:val="000000"/>
+                <w:sz w:val="15"/>
+              </w:rPr>
+              <w:t>−14,9</w:t>
+            </w:r>
+          </w:p>
+        </w:tc>
+        <w:tc>
+          <w:tcPr>
+            <w:tcW w:type="dxa" w:w="1512"/>
+            <w:tcBorders>
+              <w:top w:val="none" w:sz="0" w:space="0" w:color="auto"/>
+              <w:left w:val="none" w:sz="0" w:space="0" w:color="auto"/>
+              <w:bottom w:val="none" w:sz="0" w:space="0" w:color="auto"/>
+              <w:right w:val="none" w:sz="0" w:space="0" w:color="auto"/>
+              <w:insideH w:val="none" w:sz="0" w:space="0" w:color="auto"/>
+              <w:insideV w:val="none" w:sz="0" w:space="0" w:color="auto"/>
+            </w:tcBorders>
+          </w:tcPr>
+          <w:p>
+            <w:pPr>
+              <w:spacing w:after="20" w:line="240" w:lineRule="auto"/>
+              <w:jc w:val="center"/>
+            </w:pPr>
+            <w:r/>
+            <w:r>
+              <w:rPr>
+                <w:rFonts w:ascii="Times New Roman" w:hAnsi="Times New Roman"/>
+                <w:color w:val="000000"/>
+                <w:sz w:val="15"/>
+              </w:rPr>
+              <w:t>10,0</w:t>
+            </w:r>
+          </w:p>
+        </w:tc>
+        <w:tc>
+          <w:tcPr>
+            <w:tcW w:type="dxa" w:w="1512"/>
+            <w:tcBorders>
+              <w:top w:val="none" w:sz="0" w:space="0" w:color="auto"/>
+              <w:left w:val="none" w:sz="0" w:space="0" w:color="auto"/>
+              <w:bottom w:val="none" w:sz="0" w:space="0" w:color="auto"/>
+              <w:right w:val="none" w:sz="0" w:space="0" w:color="auto"/>
+              <w:insideH w:val="none" w:sz="0" w:space="0" w:color="auto"/>
+              <w:insideV w:val="none" w:sz="0" w:space="0" w:color="auto"/>
+            </w:tcBorders>
+          </w:tcPr>
+          <w:p>
+            <w:pPr>
+              <w:spacing w:after="20" w:line="240" w:lineRule="auto"/>
+              <w:jc w:val="center"/>
+            </w:pPr>
+            <w:r/>
+            <w:r>
+              <w:rPr>
+                <w:rFonts w:ascii="Times New Roman" w:hAnsi="Times New Roman"/>
+                <w:color w:val="000000"/>
+                <w:sz w:val="15"/>
+              </w:rPr>
+              <w:t>15,9</w:t>
+            </w:r>
+          </w:p>
+        </w:tc>
+      </w:tr>
+      <w:tr>
+        <w:tc>
+          <w:tcPr>
+            <w:tcW w:type="dxa" w:w="1512"/>
+            <w:tcBorders>
+              <w:top w:val="none" w:sz="0" w:space="0" w:color="auto"/>
+              <w:left w:val="none" w:sz="0" w:space="0" w:color="auto"/>
+              <w:bottom w:val="none" w:sz="0" w:space="0" w:color="auto"/>
+              <w:right w:val="none" w:sz="0" w:space="0" w:color="auto"/>
+              <w:insideH w:val="none" w:sz="0" w:space="0" w:color="auto"/>
+              <w:insideV w:val="none" w:sz="0" w:space="0" w:color="auto"/>
+            </w:tcBorders>
+          </w:tcPr>
+          <w:p>
+            <w:pPr>
+              <w:spacing w:after="20" w:line="240" w:lineRule="auto"/>
+              <w:jc w:val="left"/>
+            </w:pPr>
+            <w:r/>
+            <w:r>
+              <w:rPr>
+                <w:rFonts w:ascii="Times New Roman" w:hAnsi="Times New Roman"/>
+                <w:color w:val="000000"/>
+                <w:sz w:val="15"/>
+              </w:rPr>
+              <w:t>Parsons-Smith: submerso</w:t>
+            </w:r>
+          </w:p>
+        </w:tc>
+        <w:tc>
+          <w:tcPr>
+            <w:tcW w:type="dxa" w:w="1512"/>
+            <w:tcBorders>
+              <w:top w:val="none" w:sz="0" w:space="0" w:color="auto"/>
+              <w:left w:val="none" w:sz="0" w:space="0" w:color="auto"/>
+              <w:bottom w:val="none" w:sz="0" w:space="0" w:color="auto"/>
+              <w:right w:val="none" w:sz="0" w:space="0" w:color="auto"/>
+              <w:insideH w:val="none" w:sz="0" w:space="0" w:color="auto"/>
+              <w:insideV w:val="none" w:sz="0" w:space="0" w:color="auto"/>
+            </w:tcBorders>
+          </w:tcPr>
+          <w:p>
+            <w:pPr>
+              <w:spacing w:after="20" w:line="240" w:lineRule="auto"/>
+              <w:jc w:val="center"/>
+            </w:pPr>
+            <w:r/>
+            <w:r>
+              <w:rPr>
+                <w:rFonts w:ascii="Times New Roman" w:hAnsi="Times New Roman"/>
+                <w:color w:val="000000"/>
+                <w:sz w:val="15"/>
+              </w:rPr>
+              <w:t>7,1</w:t>
+            </w:r>
+          </w:p>
+        </w:tc>
+        <w:tc>
+          <w:tcPr>
+            <w:tcW w:type="dxa" w:w="1512"/>
+            <w:tcBorders>
+              <w:top w:val="none" w:sz="0" w:space="0" w:color="auto"/>
+              <w:left w:val="none" w:sz="0" w:space="0" w:color="auto"/>
+              <w:bottom w:val="none" w:sz="0" w:space="0" w:color="auto"/>
+              <w:right w:val="none" w:sz="0" w:space="0" w:color="auto"/>
+              <w:insideH w:val="none" w:sz="0" w:space="0" w:color="auto"/>
+              <w:insideV w:val="none" w:sz="0" w:space="0" w:color="auto"/>
+            </w:tcBorders>
+          </w:tcPr>
+          <w:p>
+            <w:pPr>
+              <w:spacing w:after="20" w:line="240" w:lineRule="auto"/>
+              <w:jc w:val="center"/>
+            </w:pPr>
+            <w:r/>
+            <w:r>
+              <w:rPr>
+                <w:rFonts w:ascii="Times New Roman" w:hAnsi="Times New Roman"/>
+                <w:color w:val="000000"/>
+                <w:sz w:val="15"/>
+              </w:rPr>
+              <w:t>10,9</w:t>
+            </w:r>
+          </w:p>
+        </w:tc>
+        <w:tc>
+          <w:tcPr>
+            <w:tcW w:type="dxa" w:w="1512"/>
+            <w:tcBorders>
+              <w:top w:val="none" w:sz="0" w:space="0" w:color="auto"/>
+              <w:left w:val="none" w:sz="0" w:space="0" w:color="auto"/>
+              <w:bottom w:val="none" w:sz="0" w:space="0" w:color="auto"/>
+              <w:right w:val="none" w:sz="0" w:space="0" w:color="auto"/>
+              <w:insideH w:val="none" w:sz="0" w:space="0" w:color="auto"/>
+              <w:insideV w:val="none" w:sz="0" w:space="0" w:color="auto"/>
+            </w:tcBorders>
+          </w:tcPr>
+          <w:p>
+            <w:pPr>
+              <w:spacing w:after="20" w:line="240" w:lineRule="auto"/>
+              <w:jc w:val="center"/>
+            </w:pPr>
+            <w:r/>
+            <w:r>
+              <w:rPr>
+                <w:rFonts w:ascii="Times New Roman" w:hAnsi="Times New Roman"/>
+                <w:color w:val="000000"/>
+                <w:sz w:val="15"/>
+              </w:rPr>
+              <w:t>+3,8</w:t>
+            </w:r>
+          </w:p>
+        </w:tc>
+        <w:tc>
+          <w:tcPr>
+            <w:tcW w:type="dxa" w:w="1512"/>
+            <w:tcBorders>
+              <w:top w:val="none" w:sz="0" w:space="0" w:color="auto"/>
+              <w:left w:val="none" w:sz="0" w:space="0" w:color="auto"/>
+              <w:bottom w:val="none" w:sz="0" w:space="0" w:color="auto"/>
+              <w:right w:val="none" w:sz="0" w:space="0" w:color="auto"/>
+              <w:insideH w:val="none" w:sz="0" w:space="0" w:color="auto"/>
+              <w:insideV w:val="none" w:sz="0" w:space="0" w:color="auto"/>
+            </w:tcBorders>
+          </w:tcPr>
+          <w:p>
+            <w:pPr>
+              <w:spacing w:after="20" w:line="240" w:lineRule="auto"/>
+              <w:jc w:val="center"/>
+            </w:pPr>
+            <w:r/>
+            <w:r>
+              <w:rPr>
+                <w:rFonts w:ascii="Times New Roman" w:hAnsi="Times New Roman"/>
+                <w:color w:val="000000"/>
+                <w:sz w:val="15"/>
+              </w:rPr>
+              <w:t>8,5</w:t>
+            </w:r>
+          </w:p>
+        </w:tc>
+        <w:tc>
+          <w:tcPr>
+            <w:tcW w:type="dxa" w:w="1512"/>
+            <w:tcBorders>
+              <w:top w:val="none" w:sz="0" w:space="0" w:color="auto"/>
+              <w:left w:val="none" w:sz="0" w:space="0" w:color="auto"/>
+              <w:bottom w:val="none" w:sz="0" w:space="0" w:color="auto"/>
+              <w:right w:val="none" w:sz="0" w:space="0" w:color="auto"/>
+              <w:insideH w:val="none" w:sz="0" w:space="0" w:color="auto"/>
+              <w:insideV w:val="none" w:sz="0" w:space="0" w:color="auto"/>
+            </w:tcBorders>
+          </w:tcPr>
+          <w:p>
+            <w:pPr>
+              <w:spacing w:after="20" w:line="240" w:lineRule="auto"/>
+              <w:jc w:val="center"/>
+            </w:pPr>
+            <w:r/>
+            <w:r>
+              <w:rPr>
+                <w:rFonts w:ascii="Times New Roman" w:hAnsi="Times New Roman"/>
+                <w:color w:val="000000"/>
+                <w:sz w:val="15"/>
+              </w:rPr>
+              <w:t>10,7</w:t>
+            </w:r>
+          </w:p>
+        </w:tc>
+      </w:tr>
+      <w:tr>
+        <w:tc>
+          <w:tcPr>
+            <w:tcW w:type="dxa" w:w="1512"/>
+            <w:tcBorders>
+              <w:top w:val="none" w:sz="0" w:space="0" w:color="auto"/>
+              <w:left w:val="none" w:sz="0" w:space="0" w:color="auto"/>
+              <w:bottom w:val="none" w:sz="0" w:space="0" w:color="auto"/>
+              <w:right w:val="none" w:sz="0" w:space="0" w:color="auto"/>
+              <w:insideH w:val="none" w:sz="0" w:space="0" w:color="auto"/>
+              <w:insideV w:val="none" w:sz="0" w:space="0" w:color="auto"/>
+            </w:tcBorders>
+          </w:tcPr>
+          <w:p>
+            <w:pPr>
+              <w:spacing w:after="20" w:line="240" w:lineRule="auto"/>
+              <w:jc w:val="left"/>
+            </w:pPr>
+            <w:r/>
+            <w:r>
+              <w:rPr>
+                <w:rFonts w:ascii="Times New Roman" w:hAnsi="Times New Roman"/>
+                <w:color w:val="000000"/>
+                <w:sz w:val="15"/>
+              </w:rPr>
+              <w:t>Parsons-Smith: iceberg invertido</w:t>
+            </w:r>
+          </w:p>
+        </w:tc>
+        <w:tc>
+          <w:tcPr>
+            <w:tcW w:type="dxa" w:w="1512"/>
+            <w:tcBorders>
+              <w:top w:val="none" w:sz="0" w:space="0" w:color="auto"/>
+              <w:left w:val="none" w:sz="0" w:space="0" w:color="auto"/>
+              <w:bottom w:val="none" w:sz="0" w:space="0" w:color="auto"/>
+              <w:right w:val="none" w:sz="0" w:space="0" w:color="auto"/>
+              <w:insideH w:val="none" w:sz="0" w:space="0" w:color="auto"/>
+              <w:insideV w:val="none" w:sz="0" w:space="0" w:color="auto"/>
+            </w:tcBorders>
+          </w:tcPr>
+          <w:p>
+            <w:pPr>
+              <w:spacing w:after="20" w:line="240" w:lineRule="auto"/>
+              <w:jc w:val="center"/>
+            </w:pPr>
+            <w:r/>
+            <w:r>
+              <w:rPr>
+                <w:rFonts w:ascii="Times New Roman" w:hAnsi="Times New Roman"/>
+                <w:color w:val="000000"/>
+                <w:sz w:val="15"/>
+              </w:rPr>
+              <w:t>9,5</w:t>
+            </w:r>
+          </w:p>
+        </w:tc>
+        <w:tc>
+          <w:tcPr>
+            <w:tcW w:type="dxa" w:w="1512"/>
+            <w:tcBorders>
+              <w:top w:val="none" w:sz="0" w:space="0" w:color="auto"/>
+              <w:left w:val="none" w:sz="0" w:space="0" w:color="auto"/>
+              <w:bottom w:val="none" w:sz="0" w:space="0" w:color="auto"/>
+              <w:right w:val="none" w:sz="0" w:space="0" w:color="auto"/>
+              <w:insideH w:val="none" w:sz="0" w:space="0" w:color="auto"/>
+              <w:insideV w:val="none" w:sz="0" w:space="0" w:color="auto"/>
+            </w:tcBorders>
+          </w:tcPr>
+          <w:p>
+            <w:pPr>
+              <w:spacing w:after="20" w:line="240" w:lineRule="auto"/>
+              <w:jc w:val="center"/>
+            </w:pPr>
+            <w:r/>
+            <w:r>
+              <w:rPr>
+                <w:rFonts w:ascii="Times New Roman" w:hAnsi="Times New Roman"/>
+                <w:color w:val="000000"/>
+                <w:sz w:val="15"/>
+              </w:rPr>
+              <w:t>6,5</w:t>
+            </w:r>
+          </w:p>
+        </w:tc>
+        <w:tc>
+          <w:tcPr>
+            <w:tcW w:type="dxa" w:w="1512"/>
+            <w:tcBorders>
+              <w:top w:val="none" w:sz="0" w:space="0" w:color="auto"/>
+              <w:left w:val="none" w:sz="0" w:space="0" w:color="auto"/>
+              <w:bottom w:val="none" w:sz="0" w:space="0" w:color="auto"/>
+              <w:right w:val="none" w:sz="0" w:space="0" w:color="auto"/>
+              <w:insideH w:val="none" w:sz="0" w:space="0" w:color="auto"/>
+              <w:insideV w:val="none" w:sz="0" w:space="0" w:color="auto"/>
+            </w:tcBorders>
+          </w:tcPr>
+          <w:p>
+            <w:pPr>
+              <w:spacing w:after="20" w:line="240" w:lineRule="auto"/>
+              <w:jc w:val="center"/>
+            </w:pPr>
+            <w:r/>
+            <w:r>
+              <w:rPr>
+                <w:rFonts w:ascii="Times New Roman" w:hAnsi="Times New Roman"/>
+                <w:color w:val="000000"/>
+                <w:sz w:val="15"/>
+              </w:rPr>
+              <w:t>−3,0</w:t>
+            </w:r>
+          </w:p>
+        </w:tc>
+        <w:tc>
+          <w:tcPr>
+            <w:tcW w:type="dxa" w:w="1512"/>
+            <w:tcBorders>
+              <w:top w:val="none" w:sz="0" w:space="0" w:color="auto"/>
+              <w:left w:val="none" w:sz="0" w:space="0" w:color="auto"/>
+              <w:bottom w:val="none" w:sz="0" w:space="0" w:color="auto"/>
+              <w:right w:val="none" w:sz="0" w:space="0" w:color="auto"/>
+              <w:insideH w:val="none" w:sz="0" w:space="0" w:color="auto"/>
+              <w:insideV w:val="none" w:sz="0" w:space="0" w:color="auto"/>
+            </w:tcBorders>
+          </w:tcPr>
+          <w:p>
+            <w:pPr>
+              <w:spacing w:after="20" w:line="240" w:lineRule="auto"/>
+              <w:jc w:val="center"/>
+            </w:pPr>
+            <w:r/>
+            <w:r>
+              <w:rPr>
+                <w:rFonts w:ascii="Times New Roman" w:hAnsi="Times New Roman"/>
+                <w:color w:val="000000"/>
+                <w:sz w:val="15"/>
+              </w:rPr>
+              <w:t>10,5</w:t>
+            </w:r>
+          </w:p>
+        </w:tc>
+        <w:tc>
+          <w:tcPr>
+            <w:tcW w:type="dxa" w:w="1512"/>
+            <w:tcBorders>
+              <w:top w:val="none" w:sz="0" w:space="0" w:color="auto"/>
+              <w:left w:val="none" w:sz="0" w:space="0" w:color="auto"/>
+              <w:bottom w:val="none" w:sz="0" w:space="0" w:color="auto"/>
+              <w:right w:val="none" w:sz="0" w:space="0" w:color="auto"/>
+              <w:insideH w:val="none" w:sz="0" w:space="0" w:color="auto"/>
+              <w:insideV w:val="none" w:sz="0" w:space="0" w:color="auto"/>
+            </w:tcBorders>
+          </w:tcPr>
+          <w:p>
+            <w:pPr>
+              <w:spacing w:after="20" w:line="240" w:lineRule="auto"/>
+              <w:jc w:val="center"/>
+            </w:pPr>
+            <w:r/>
+            <w:r>
+              <w:rPr>
+                <w:rFonts w:ascii="Times New Roman" w:hAnsi="Times New Roman"/>
+                <w:color w:val="000000"/>
+                <w:sz w:val="15"/>
+              </w:rPr>
+              <w:t>7,5</w:t>
+            </w:r>
+          </w:p>
+        </w:tc>
+      </w:tr>
+      <w:tr>
+        <w:tc>
+          <w:tcPr>
+            <w:tcW w:type="dxa" w:w="1512"/>
+            <w:tcBorders>
+              <w:top w:val="none" w:sz="0" w:space="0" w:color="auto"/>
+              <w:left w:val="none" w:sz="0" w:space="0" w:color="auto"/>
+              <w:bottom w:val="none" w:sz="0" w:space="0" w:color="auto"/>
+              <w:right w:val="none" w:sz="0" w:space="0" w:color="auto"/>
+              <w:insideH w:val="none" w:sz="0" w:space="0" w:color="auto"/>
+              <w:insideV w:val="none" w:sz="0" w:space="0" w:color="auto"/>
+            </w:tcBorders>
+          </w:tcPr>
+          <w:p>
+            <w:pPr>
+              <w:spacing w:after="20" w:line="240" w:lineRule="auto"/>
+              <w:jc w:val="left"/>
+            </w:pPr>
+            <w:r/>
+            <w:r>
+              <w:rPr>
+                <w:rFonts w:ascii="Times New Roman" w:hAnsi="Times New Roman"/>
+                <w:color w:val="000000"/>
+                <w:sz w:val="15"/>
+              </w:rPr>
+              <w:t>Parsons-Smith: barbatana tubarão</w:t>
+            </w:r>
+          </w:p>
+        </w:tc>
+        <w:tc>
+          <w:tcPr>
+            <w:tcW w:type="dxa" w:w="1512"/>
+            <w:tcBorders>
+              <w:top w:val="none" w:sz="0" w:space="0" w:color="auto"/>
+              <w:left w:val="none" w:sz="0" w:space="0" w:color="auto"/>
+              <w:bottom w:val="none" w:sz="0" w:space="0" w:color="auto"/>
+              <w:right w:val="none" w:sz="0" w:space="0" w:color="auto"/>
+              <w:insideH w:val="none" w:sz="0" w:space="0" w:color="auto"/>
+              <w:insideV w:val="none" w:sz="0" w:space="0" w:color="auto"/>
+            </w:tcBorders>
+          </w:tcPr>
+          <w:p>
+            <w:pPr>
+              <w:spacing w:after="20" w:line="240" w:lineRule="auto"/>
+              <w:jc w:val="center"/>
+            </w:pPr>
+            <w:r/>
+            <w:r>
+              <w:rPr>
+                <w:rFonts w:ascii="Times New Roman" w:hAnsi="Times New Roman"/>
+                <w:color w:val="000000"/>
+                <w:sz w:val="15"/>
+              </w:rPr>
+              <w:t>9,5</w:t>
+            </w:r>
+          </w:p>
+        </w:tc>
+        <w:tc>
+          <w:tcPr>
+            <w:tcW w:type="dxa" w:w="1512"/>
+            <w:tcBorders>
+              <w:top w:val="none" w:sz="0" w:space="0" w:color="auto"/>
+              <w:left w:val="none" w:sz="0" w:space="0" w:color="auto"/>
+              <w:bottom w:val="none" w:sz="0" w:space="0" w:color="auto"/>
+              <w:right w:val="none" w:sz="0" w:space="0" w:color="auto"/>
+              <w:insideH w:val="none" w:sz="0" w:space="0" w:color="auto"/>
+              <w:insideV w:val="none" w:sz="0" w:space="0" w:color="auto"/>
+            </w:tcBorders>
+          </w:tcPr>
+          <w:p>
+            <w:pPr>
+              <w:spacing w:after="20" w:line="240" w:lineRule="auto"/>
+              <w:jc w:val="center"/>
+            </w:pPr>
+            <w:r/>
+            <w:r>
+              <w:rPr>
+                <w:rFonts w:ascii="Times New Roman" w:hAnsi="Times New Roman"/>
+                <w:color w:val="000000"/>
+                <w:sz w:val="15"/>
+              </w:rPr>
+              <w:t>10,9</w:t>
+            </w:r>
+          </w:p>
+        </w:tc>
+        <w:tc>
+          <w:tcPr>
+            <w:tcW w:type="dxa" w:w="1512"/>
+            <w:tcBorders>
+              <w:top w:val="none" w:sz="0" w:space="0" w:color="auto"/>
+              <w:left w:val="none" w:sz="0" w:space="0" w:color="auto"/>
+              <w:bottom w:val="none" w:sz="0" w:space="0" w:color="auto"/>
+              <w:right w:val="none" w:sz="0" w:space="0" w:color="auto"/>
+              <w:insideH w:val="none" w:sz="0" w:space="0" w:color="auto"/>
+              <w:insideV w:val="none" w:sz="0" w:space="0" w:color="auto"/>
+            </w:tcBorders>
+          </w:tcPr>
+          <w:p>
+            <w:pPr>
+              <w:spacing w:after="20" w:line="240" w:lineRule="auto"/>
+              <w:jc w:val="center"/>
+            </w:pPr>
+            <w:r/>
+            <w:r>
+              <w:rPr>
+                <w:rFonts w:ascii="Times New Roman" w:hAnsi="Times New Roman"/>
+                <w:color w:val="000000"/>
+                <w:sz w:val="15"/>
+              </w:rPr>
+              <w:t>+1,4</w:t>
+            </w:r>
+          </w:p>
+        </w:tc>
+        <w:tc>
+          <w:tcPr>
+            <w:tcW w:type="dxa" w:w="1512"/>
+            <w:tcBorders>
+              <w:top w:val="none" w:sz="0" w:space="0" w:color="auto"/>
+              <w:left w:val="none" w:sz="0" w:space="0" w:color="auto"/>
+              <w:bottom w:val="none" w:sz="0" w:space="0" w:color="auto"/>
+              <w:right w:val="none" w:sz="0" w:space="0" w:color="auto"/>
+              <w:insideH w:val="none" w:sz="0" w:space="0" w:color="auto"/>
+              <w:insideV w:val="none" w:sz="0" w:space="0" w:color="auto"/>
+            </w:tcBorders>
+          </w:tcPr>
+          <w:p>
+            <w:pPr>
+              <w:spacing w:after="20" w:line="240" w:lineRule="auto"/>
+              <w:jc w:val="center"/>
+            </w:pPr>
+            <w:r/>
+            <w:r>
+              <w:rPr>
+                <w:rFonts w:ascii="Times New Roman" w:hAnsi="Times New Roman"/>
+                <w:color w:val="000000"/>
+                <w:sz w:val="15"/>
+              </w:rPr>
+              <w:t>8,0</w:t>
+            </w:r>
+          </w:p>
+        </w:tc>
+        <w:tc>
+          <w:tcPr>
+            <w:tcW w:type="dxa" w:w="1512"/>
+            <w:tcBorders>
+              <w:top w:val="none" w:sz="0" w:space="0" w:color="auto"/>
+              <w:left w:val="none" w:sz="0" w:space="0" w:color="auto"/>
+              <w:bottom w:val="none" w:sz="0" w:space="0" w:color="auto"/>
+              <w:right w:val="none" w:sz="0" w:space="0" w:color="auto"/>
+              <w:insideH w:val="none" w:sz="0" w:space="0" w:color="auto"/>
+              <w:insideV w:val="none" w:sz="0" w:space="0" w:color="auto"/>
+            </w:tcBorders>
+          </w:tcPr>
+          <w:p>
+            <w:pPr>
+              <w:spacing w:after="20" w:line="240" w:lineRule="auto"/>
+              <w:jc w:val="center"/>
+            </w:pPr>
+            <w:r/>
+            <w:r>
+              <w:rPr>
+                <w:rFonts w:ascii="Times New Roman" w:hAnsi="Times New Roman"/>
+                <w:color w:val="000000"/>
+                <w:sz w:val="15"/>
+              </w:rPr>
+              <w:t>6,1</w:t>
+            </w:r>
+          </w:p>
+        </w:tc>
+      </w:tr>
+      <w:tr>
+        <w:tc>
+          <w:tcPr>
+            <w:tcW w:type="dxa" w:w="1512"/>
+            <w:tcBorders>
+              <w:top w:val="none" w:sz="0" w:space="0" w:color="auto"/>
+              <w:left w:val="none" w:sz="0" w:space="0" w:color="auto"/>
+              <w:bottom w:val="single" w:sz="6" w:space="0" w:color="000000"/>
+              <w:right w:val="none" w:sz="0" w:space="0" w:color="auto"/>
+              <w:insideH w:val="none" w:sz="0" w:space="0" w:color="auto"/>
+              <w:insideV w:val="none" w:sz="0" w:space="0" w:color="auto"/>
+            </w:tcBorders>
+          </w:tcPr>
+          <w:p>
+            <w:pPr>
+              <w:spacing w:after="20" w:line="240" w:lineRule="auto"/>
+              <w:jc w:val="left"/>
+            </w:pPr>
+            <w:r/>
+            <w:r>
+              <w:rPr>
+                <w:rFonts w:ascii="Times New Roman" w:hAnsi="Times New Roman"/>
+                <w:color w:val="000000"/>
+                <w:sz w:val="15"/>
+              </w:rPr>
+              <w:t>Parsons-Smith: everest invertido</w:t>
+            </w:r>
+          </w:p>
+        </w:tc>
+        <w:tc>
+          <w:tcPr>
+            <w:tcW w:type="dxa" w:w="1512"/>
+            <w:tcBorders>
+              <w:top w:val="none" w:sz="0" w:space="0" w:color="auto"/>
+              <w:left w:val="none" w:sz="0" w:space="0" w:color="auto"/>
+              <w:bottom w:val="single" w:sz="6" w:space="0" w:color="000000"/>
+              <w:right w:val="none" w:sz="0" w:space="0" w:color="auto"/>
+              <w:insideH w:val="none" w:sz="0" w:space="0" w:color="auto"/>
+              <w:insideV w:val="none" w:sz="0" w:space="0" w:color="auto"/>
+            </w:tcBorders>
+          </w:tcPr>
+          <w:p>
+            <w:pPr>
+              <w:spacing w:after="20" w:line="240" w:lineRule="auto"/>
+              <w:jc w:val="center"/>
+            </w:pPr>
+            <w:r/>
+            <w:r>
+              <w:rPr>
+                <w:rFonts w:ascii="Times New Roman" w:hAnsi="Times New Roman"/>
+                <w:color w:val="000000"/>
+                <w:sz w:val="15"/>
+              </w:rPr>
+              <w:t>4,8</w:t>
+            </w:r>
+          </w:p>
+        </w:tc>
+        <w:tc>
+          <w:tcPr>
+            <w:tcW w:type="dxa" w:w="1512"/>
+            <w:tcBorders>
+              <w:top w:val="none" w:sz="0" w:space="0" w:color="auto"/>
+              <w:left w:val="none" w:sz="0" w:space="0" w:color="auto"/>
+              <w:bottom w:val="single" w:sz="6" w:space="0" w:color="000000"/>
+              <w:right w:val="none" w:sz="0" w:space="0" w:color="auto"/>
+              <w:insideH w:val="none" w:sz="0" w:space="0" w:color="auto"/>
+              <w:insideV w:val="none" w:sz="0" w:space="0" w:color="auto"/>
+            </w:tcBorders>
+          </w:tcPr>
+          <w:p>
+            <w:pPr>
+              <w:spacing w:after="20" w:line="240" w:lineRule="auto"/>
+              <w:jc w:val="center"/>
+            </w:pPr>
+            <w:r/>
+            <w:r>
+              <w:rPr>
+                <w:rFonts w:ascii="Times New Roman" w:hAnsi="Times New Roman"/>
+                <w:color w:val="000000"/>
+                <w:sz w:val="15"/>
+              </w:rPr>
+              <w:t>4,3</w:t>
+            </w:r>
+          </w:p>
+        </w:tc>
+        <w:tc>
+          <w:tcPr>
+            <w:tcW w:type="dxa" w:w="1512"/>
+            <w:tcBorders>
+              <w:top w:val="none" w:sz="0" w:space="0" w:color="auto"/>
+              <w:left w:val="none" w:sz="0" w:space="0" w:color="auto"/>
+              <w:bottom w:val="single" w:sz="6" w:space="0" w:color="000000"/>
+              <w:right w:val="none" w:sz="0" w:space="0" w:color="auto"/>
+              <w:insideH w:val="none" w:sz="0" w:space="0" w:color="auto"/>
+              <w:insideV w:val="none" w:sz="0" w:space="0" w:color="auto"/>
+            </w:tcBorders>
+          </w:tcPr>
+          <w:p>
+            <w:pPr>
+              <w:spacing w:after="20" w:line="240" w:lineRule="auto"/>
+              <w:jc w:val="center"/>
+            </w:pPr>
+            <w:r/>
+            <w:r>
+              <w:rPr>
+                <w:rFonts w:ascii="Times New Roman" w:hAnsi="Times New Roman"/>
+                <w:color w:val="000000"/>
+                <w:sz w:val="15"/>
+              </w:rPr>
+              <w:t>−0,5</w:t>
+            </w:r>
+          </w:p>
+        </w:tc>
+        <w:tc>
+          <w:tcPr>
+            <w:tcW w:type="dxa" w:w="1512"/>
+            <w:tcBorders>
+              <w:top w:val="none" w:sz="0" w:space="0" w:color="auto"/>
+              <w:left w:val="none" w:sz="0" w:space="0" w:color="auto"/>
+              <w:bottom w:val="single" w:sz="6" w:space="0" w:color="000000"/>
+              <w:right w:val="none" w:sz="0" w:space="0" w:color="auto"/>
+              <w:insideH w:val="none" w:sz="0" w:space="0" w:color="auto"/>
+              <w:insideV w:val="none" w:sz="0" w:space="0" w:color="auto"/>
+            </w:tcBorders>
+          </w:tcPr>
+          <w:p>
+            <w:pPr>
+              <w:spacing w:after="20" w:line="240" w:lineRule="auto"/>
+              <w:jc w:val="center"/>
+            </w:pPr>
+            <w:r/>
+            <w:r>
+              <w:rPr>
+                <w:rFonts w:ascii="Times New Roman" w:hAnsi="Times New Roman"/>
+                <w:color w:val="000000"/>
+                <w:sz w:val="15"/>
+              </w:rPr>
+              <w:t>4,5</w:t>
+            </w:r>
+          </w:p>
+        </w:tc>
+        <w:tc>
+          <w:tcPr>
+            <w:tcW w:type="dxa" w:w="1512"/>
+            <w:tcBorders>
+              <w:top w:val="none" w:sz="0" w:space="0" w:color="auto"/>
+              <w:left w:val="none" w:sz="0" w:space="0" w:color="auto"/>
+              <w:bottom w:val="single" w:sz="6" w:space="0" w:color="000000"/>
+              <w:right w:val="none" w:sz="0" w:space="0" w:color="auto"/>
+              <w:insideH w:val="none" w:sz="0" w:space="0" w:color="auto"/>
+              <w:insideV w:val="none" w:sz="0" w:space="0" w:color="auto"/>
+            </w:tcBorders>
+          </w:tcPr>
+          <w:p>
+            <w:pPr>
+              <w:spacing w:after="20" w:line="240" w:lineRule="auto"/>
+              <w:jc w:val="center"/>
+            </w:pPr>
+            <w:r/>
+            <w:r>
+              <w:rPr>
+                <w:rFonts w:ascii="Times New Roman" w:hAnsi="Times New Roman"/>
+                <w:color w:val="000000"/>
+                <w:sz w:val="15"/>
+              </w:rPr>
+              <w:t>2,8</w:t>
+            </w:r>
+          </w:p>
+        </w:tc>
+      </w:tr>
+    </w:tbl>
+    <w:p>
+      <w:pPr>
+        <w:spacing w:line="240" w:lineRule="auto" w:after="20"/>
+        <w:ind w:firstLine="0"/>
+        <w:jc w:val="left"/>
+      </w:pPr>
+      <w:r>
+        <w:rPr>
+          <w:rFonts w:ascii="Times New Roman" w:hAnsi="Times New Roman"/>
+          <w:b w:val="0"/>
+          <w:i w:val="0"/>
+          <w:color w:val="000000"/>
+          <w:sz w:val="16"/>
+        </w:rPr>
+        <w:t>Fonte: dados da pesquisa (2026).</w:t>
+      </w:r>
+    </w:p>
+    <w:p>
+      <w:pPr>
+        <w:spacing w:line="240" w:lineRule="auto" w:after="120"/>
+        <w:ind w:firstLine="0"/>
+        <w:jc w:val="both"/>
+      </w:pPr>
+      <w:r>
+        <w:rPr>
+          <w:rFonts w:ascii="Times New Roman" w:hAnsi="Times New Roman"/>
+          <w:b w:val="0"/>
+          <w:i w:val="0"/>
+          <w:color w:val="000000"/>
+          <w:sz w:val="16"/>
+        </w:rPr>
+        <w:t>Nota: o critério de Morgan classifica como iceberg a observação em que o vigor supera todas as cinco subescalas negativas, e como humor perturbado aquela com PTH maior que zero. A classificação de Parsons-Smith atribui a observação ao centroide canônico mais próximo, sobre subescalas padronizadas na amostra, na ausência de normas de escore T para esta população. Os dois critérios não são equivalentes. Fonte primária: Tabelas 20 e 21 do relatório completo.</w:t>
+      </w:r>
+    </w:p>
+    <w:p>
+      <w:pPr>
+        <w:spacing w:line="240" w:lineRule="auto" w:after="60"/>
+        <w:ind w:firstLine="0"/>
+        <w:jc w:val="left"/>
+      </w:pPr>
+      <w:r>
+        <w:rPr>
+          <w:rFonts w:ascii="Times New Roman" w:hAnsi="Times New Roman"/>
+          <w:b w:val="0"/>
+          <w:i w:val="0"/>
+          <w:color w:val="000000"/>
+          <w:sz w:val="20"/>
+        </w:rPr>
+        <w:t>Figura 4 - Migração diária pelo critério de Morgan (A), deslocamento entre os perfis de Parsons-Smith (B) e efeito do dia de HIIT sobre as métricas do perfil (C)</w:t>
+      </w:r>
+    </w:p>
+    <w:p>
+      <w:pPr>
+        <w:spacing w:after="40"/>
+        <w:jc w:val="center"/>
+      </w:pPr>
+      <w:r>
+        <w:drawing>
+          <wp:inline xmlns:a="http://schemas.openxmlformats.org/drawingml/2006/main" xmlns:pic="http://schemas.openxmlformats.org/drawingml/2006/picture">
+            <wp:extent cx="5760000" cy="3621939"/>
+            <wp:docPr id="4" name="Picture 4"/>
+            <wp:cNvGraphicFramePr>
+              <a:graphicFrameLocks noChangeAspect="1"/>
+            </wp:cNvGraphicFramePr>
+            <a:graphic>
+              <a:graphicData uri="http://schemas.openxmlformats.org/drawingml/2006/picture">
+                <pic:pic>
+                  <pic:nvPicPr>
+                    <pic:cNvPr id="0" name="fig_perfis.png"/>
+                    <pic:cNvPicPr/>
+                  </pic:nvPicPr>
+                  <pic:blipFill>
+                    <a:blip r:embed="rId12"/>
+                    <a:stretch>
+                      <a:fillRect/>
+                    </a:stretch>
+                  </pic:blipFill>
+                  <pic:spPr>
+                    <a:xfrm>
+                      <a:off x="0" y="0"/>
+                      <a:ext cx="5760000" cy="3621939"/>
+                    </a:xfrm>
+                    <a:prstGeom prst="rect"/>
+                  </pic:spPr>
+                </pic:pic>
+              </a:graphicData>
+            </a:graphic>
+          </wp:inline>
+        </w:drawing>
+      </w:r>
+    </w:p>
+    <w:p>
+      <w:pPr>
+        <w:spacing w:line="240" w:lineRule="auto" w:after="120"/>
+        <w:ind w:firstLine="0"/>
+        <w:jc w:val="left"/>
+      </w:pPr>
+      <w:r>
+        <w:rPr>
+          <w:rFonts w:ascii="Times New Roman" w:hAnsi="Times New Roman"/>
+          <w:b w:val="0"/>
+          <w:i w:val="0"/>
+          <w:color w:val="000000"/>
+          <w:sz w:val="16"/>
+        </w:rPr>
+        <w:t>Fonte: elaborada pelos autores (2026).</w:t>
+      </w:r>
+    </w:p>
+    <w:p>
+      <w:pPr>
+        <w:spacing w:line="240" w:lineRule="auto" w:after="80"/>
+        <w:ind w:firstLine="709"/>
+        <w:jc w:val="both"/>
+      </w:pPr>
+      <w:r>
+        <w:rPr>
+          <w:rFonts w:ascii="Times New Roman" w:hAnsi="Times New Roman"/>
+          <w:b w:val="0"/>
+          <w:i w:val="0"/>
+          <w:color w:val="000000"/>
+          <w:sz w:val="24"/>
+        </w:rPr>
+        <w:t>Pela classificação de Parsons-Smith, o deslocamento tem uma direção única: o perfil iceberg recua 14,9 pontos percentuais e o perfil superfície avança 13,3 pontos (Figura 4B). Os quatro perfis restantes movem-se menos de 4 pontos. O quadro é de perda do padrão favorável sem migração para perfis clinicamente negativos, o que é coerente com a estabilidade das subescalas negativas ao longo da semana. Nos dias de HIIT, o índice iceberg cai (dz = −0,64; IC 95% [−1,10; −0,30]; p = 0,004), o eixo vigor e fadiga se inverte (dz = −0,67; IC 95% [−1,22; −0,28]; p = 0,003) e a PTH sobe (dz = 0,54; IC 95% [0,19; 0,99]; p = 0,012), com os três intervalos afastados do zero (Figura 4C).</w:t>
+      </w:r>
+    </w:p>
+    <w:p>
+      <w:pPr>
+        <w:pStyle w:val="Heading2"/>
+      </w:pPr>
+      <w:r>
+        <w:t>3.5 Análise de sensibilidade</w:t>
+      </w:r>
+    </w:p>
+    <w:p>
+      <w:pPr>
+        <w:spacing w:line="240" w:lineRule="auto" w:after="80"/>
+        <w:ind w:firstLine="709"/>
+        <w:jc w:val="both"/>
+      </w:pPr>
+      <w:r>
+        <w:rPr>
+          <w:rFonts w:ascii="Times New Roman" w:hAnsi="Times New Roman"/>
+          <w:b w:val="0"/>
+          <w:i w:val="0"/>
+          <w:color w:val="000000"/>
+          <w:sz w:val="24"/>
+        </w:rPr>
+        <w:t>Pela resposta ao HIIT, a ordem é pth, confusão, fadiga, tensão; pela resposta ao jogo, confusão, tensão, raiva, depressão; pela especificidade, isto é, pela capacidade de separar um estímulo do outro, pth, depressão, raiva, confusão (Tabela 5). As posições da confusão, da tensão, da raiva e da depressão decorrem do efeito piso: variações de dois ou três décimos de ponto sobre uma base próxima de zero geram percentuais grandes sem significado prático.</w:t>
+      </w:r>
+    </w:p>
+    <w:p>
+      <w:pPr>
+        <w:spacing w:line="240" w:lineRule="auto" w:after="60"/>
+        <w:ind w:firstLine="0"/>
+        <w:jc w:val="left"/>
+      </w:pPr>
+      <w:r>
+        <w:rPr>
+          <w:rFonts w:ascii="Times New Roman" w:hAnsi="Times New Roman"/>
+          <w:b w:val="0"/>
+          <w:i w:val="0"/>
+          <w:color w:val="000000"/>
+          <w:sz w:val="20"/>
+        </w:rPr>
+        <w:t>Tabela 5 - Análise de sensibilidade: resposta de cada dimensão a cada tipo de estímulo e capacidade de separação entre os dois</w:t>
       </w:r>
     </w:p>
     <w:tbl>
@@ -6278,7 +8106,7 @@
                 <w:color w:val="000000"/>
                 <w:sz w:val="13"/>
               </w:rPr>
-              <w:t>W de Kendall</w:t>
+              <w:t>Eta² do dia</w:t>
             </w:r>
           </w:p>
         </w:tc>
@@ -6394,7 +8222,7 @@
                 <w:color w:val="000000"/>
                 <w:sz w:val="13"/>
               </w:rPr>
-              <w:t>160</w:t>
+              <w:t>86</w:t>
             </w:r>
           </w:p>
         </w:tc>
@@ -6422,7 +8250,7 @@
                 <w:color w:val="000000"/>
                 <w:sz w:val="13"/>
               </w:rPr>
-              <w:t>57</w:t>
+              <w:t>0</w:t>
             </w:r>
           </w:p>
         </w:tc>
@@ -6450,7 +8278,7 @@
                 <w:color w:val="000000"/>
                 <w:sz w:val="13"/>
               </w:rPr>
-              <w:t>103</w:t>
+              <w:t>86</w:t>
             </w:r>
           </w:p>
         </w:tc>
@@ -6478,7 +8306,7 @@
                 <w:color w:val="000000"/>
                 <w:sz w:val="13"/>
               </w:rPr>
-              <w:t>0,07</w:t>
+              <w:t>0,062</w:t>
             </w:r>
           </w:p>
         </w:tc>
@@ -6592,7 +8420,7 @@
                 <w:color w:val="000000"/>
                 <w:sz w:val="13"/>
               </w:rPr>
-              <w:t>26</w:t>
+              <w:t>28</w:t>
             </w:r>
           </w:p>
         </w:tc>
@@ -6648,7 +8476,7 @@
                 <w:color w:val="000000"/>
                 <w:sz w:val="13"/>
               </w:rPr>
-              <w:t>0</w:t>
+              <w:t>2</w:t>
             </w:r>
           </w:p>
         </w:tc>
@@ -6676,7 +8504,7 @@
                 <w:color w:val="000000"/>
                 <w:sz w:val="13"/>
               </w:rPr>
-              <w:t>0,13</w:t>
+              <w:t>0,099</w:t>
             </w:r>
           </w:p>
         </w:tc>
@@ -6790,7 +8618,7 @@
                 <w:color w:val="000000"/>
                 <w:sz w:val="13"/>
               </w:rPr>
-              <w:t>55</w:t>
+              <w:t>38</w:t>
             </w:r>
           </w:p>
         </w:tc>
@@ -6818,7 +8646,7 @@
                 <w:color w:val="000000"/>
                 <w:sz w:val="13"/>
               </w:rPr>
-              <w:t>47</w:t>
+              <w:t>30</w:t>
             </w:r>
           </w:p>
         </w:tc>
@@ -6874,7 +8702,7 @@
                 <w:color w:val="000000"/>
                 <w:sz w:val="13"/>
               </w:rPr>
-              <w:t>0,12</w:t>
+              <w:t>0,098</w:t>
             </w:r>
           </w:p>
         </w:tc>
@@ -6988,7 +8816,7 @@
                 <w:color w:val="000000"/>
                 <w:sz w:val="13"/>
               </w:rPr>
-              <w:t>14</w:t>
+              <w:t>31</w:t>
             </w:r>
           </w:p>
         </w:tc>
@@ -7016,7 +8844,7 @@
                 <w:color w:val="000000"/>
                 <w:sz w:val="13"/>
               </w:rPr>
-              <w:t>33</w:t>
+              <w:t>51</w:t>
             </w:r>
           </w:p>
         </w:tc>
@@ -7044,7 +8872,7 @@
                 <w:color w:val="000000"/>
                 <w:sz w:val="13"/>
               </w:rPr>
-              <w:t>19</w:t>
+              <w:t>20</w:t>
             </w:r>
           </w:p>
         </w:tc>
@@ -7072,7 +8900,7 @@
                 <w:color w:val="000000"/>
                 <w:sz w:val="13"/>
               </w:rPr>
-              <w:t>0,12</w:t>
+              <w:t>0,046</w:t>
             </w:r>
           </w:p>
         </w:tc>
@@ -7186,7 +9014,7 @@
                 <w:color w:val="000000"/>
                 <w:sz w:val="13"/>
               </w:rPr>
-              <w:t>18</w:t>
+              <w:t>13</w:t>
             </w:r>
           </w:p>
         </w:tc>
@@ -7214,7 +9042,7 @@
                 <w:color w:val="000000"/>
                 <w:sz w:val="13"/>
               </w:rPr>
-              <w:t>41</w:t>
+              <w:t>33</w:t>
             </w:r>
           </w:p>
         </w:tc>
@@ -7242,7 +9070,7 @@
                 <w:color w:val="000000"/>
                 <w:sz w:val="13"/>
               </w:rPr>
-              <w:t>59</w:t>
+              <w:t>47</w:t>
             </w:r>
           </w:p>
         </w:tc>
@@ -7270,7 +9098,7 @@
                 <w:color w:val="000000"/>
                 <w:sz w:val="13"/>
               </w:rPr>
-              <w:t>0,02</w:t>
+              <w:t>0,020</w:t>
             </w:r>
           </w:p>
         </w:tc>
@@ -7384,7 +9212,7 @@
                 <w:color w:val="000000"/>
                 <w:sz w:val="13"/>
               </w:rPr>
-              <w:t>18</w:t>
+              <w:t>22</w:t>
             </w:r>
           </w:p>
         </w:tc>
@@ -7412,7 +9240,7 @@
                 <w:color w:val="000000"/>
                 <w:sz w:val="13"/>
               </w:rPr>
-              <w:t>45</w:t>
+              <w:t>48</w:t>
             </w:r>
           </w:p>
         </w:tc>
@@ -7468,7 +9296,7 @@
                 <w:color w:val="000000"/>
                 <w:sz w:val="13"/>
               </w:rPr>
-              <w:t>0,11</w:t>
+              <w:t>0,048</w:t>
             </w:r>
           </w:p>
         </w:tc>
@@ -7582,7 +9410,7 @@
                 <w:color w:val="000000"/>
                 <w:sz w:val="13"/>
               </w:rPr>
-              <w:t>50</w:t>
+              <w:t>53</w:t>
             </w:r>
           </w:p>
         </w:tc>
@@ -7638,7 +9466,7 @@
                 <w:color w:val="000000"/>
                 <w:sz w:val="13"/>
               </w:rPr>
-              <w:t>25</w:t>
+              <w:t>22</w:t>
             </w:r>
           </w:p>
         </w:tc>
@@ -7666,7 +9494,7 @@
                 <w:color w:val="000000"/>
                 <w:sz w:val="13"/>
               </w:rPr>
-              <w:t>0,23</w:t>
+              <w:t>0,044</w:t>
             </w:r>
           </w:p>
         </w:tc>
@@ -7759,7 +9587,7 @@
           <w:color w:val="000000"/>
           <w:sz w:val="16"/>
         </w:rPr>
-        <w:t>Nota: resposta é o afastamento absoluto da condição em relação ao repouso, em percentual. Especificidade é a diferença absoluta entre HIIT e jogo, na mesma escala: quanto maior, mais a dimensão separa um estímulo do outro. A leitura combina os três índices com o W de Kendall e o piso, sem teste adicional.</w:t>
+        <w:t>Nota: resposta é o afastamento absoluto da condição em relação ao repouso, em percentual. Especificidade é a diferença absoluta entre HIIT e jogo, na mesma escala: quanto maior, mais a dimensão separa um estímulo do outro. A leitura combina os três índices com o eta² do dia e o piso, sem teste adicional.</w:t>
       </w:r>
     </w:p>
     <w:p>
@@ -7776,7 +9604,7 @@
           <w:color w:val="000000"/>
           <w:sz w:val="24"/>
         </w:rPr>
-        <w:t>Excluídas as subescalas limitadas pelo piso, restam três candidatas. A PTH reúne a maior resposta ao HIIT (160%), a maior especificidade (103%) e resposta aguda significativa (dz = 0,44). A fadiga responde às duas condições (55% e 47%), com especificidade de apenas 8%. O vigor cai 26% nas duas, com especificidade nula. A PTH é, portanto, a única variável que informa ao mesmo tempo a magnitude e o tipo do estímulo; vigor e fadiga informam a magnitude e não o tipo.</w:t>
+        <w:t>Excluídas as subescalas limitadas pelo piso, restam três candidatas. A PTH reúne a maior resposta ao HIIT (86%), a maior especificidade (86%, mais do que o dobro da segunda colocada) e resposta aguda significativa (dz = 0,44). A fadiga responde às duas condições (38% e 30%), com especificidade de apenas 8%. O vigor cai 28% sob HIIT e 26% sob jogo, com especificidade de 2%. A PTH é, portanto, a única variável que informa ao mesmo tempo a magnitude e o tipo do estímulo; vigor e fadiga informam a magnitude e não o tipo.</w:t>
       </w:r>
     </w:p>
     <w:p>
@@ -7801,7 +9629,24 @@
           <w:color w:val="000000"/>
           <w:sz w:val="24"/>
         </w:rPr>
-        <w:t>O resultado central é a dissociação entre magnitude e tipo de estímulo. Vigor e fadiga responderam de forma quase idêntica ao HIIT e ao jogo, o que os qualifica como marcadores de carga acumulada e os desqualifica como marcadores do que gerou essa carga. A PTH, por ser um índice composto, agrega variações pequenas de várias subescalas e preserva a informação de tipo que cada subescala isolada perde. O padrão espelhado entre vigor e fadiga reproduz o perfil iceberg descrito na literatura e sustenta a validade do instrumento nesta amostra. A diferença entre o dia 2 e o dia 7, com protocolo idêntico e resposta quase duas vezes maior no segundo, indica que o custo psicológico de uma sessão depende do estado prévio do atleta.</w:t>
+        <w:t>O resultado central é a dissociação entre magnitude e tipo de estímulo. Vigor e fadiga responderam de forma quase idêntica ao HIIT e ao jogo, o que os qualifica como marcadores de carga acumulada e os desqualifica como marcadores do que gerou essa carga. A PTH, por ser um índice composto, agrega variações pequenas de várias subescalas e preserva a informação de tipo que cada subescala isolada perde. O retorno da PTH ao valor de repouso nos dias de jogo, contra o salto nos dias de HIIT, sustenta a leitura de que os dois estímulos cobram custos psicológicos distintos.</w:t>
+      </w:r>
+    </w:p>
+    <w:p>
+      <w:pPr>
+        <w:spacing w:line="240" w:lineRule="auto" w:after="80"/>
+        <w:ind w:firstLine="709"/>
+        <w:jc w:val="both"/>
+      </w:pPr>
+      <w:r>
+        <w:rPr>
+          <w:rFonts w:ascii="Times New Roman" w:hAnsi="Times New Roman"/>
+          <w:b w:val="0"/>
+          <w:i w:val="0"/>
+          <w:color w:val="000000"/>
+          <w:sz w:val="24"/>
+        </w:rPr>
+        <w:t>A migração dos perfis dá a esse achado uma tradução direta para a comissão técnica. A perda de 38,8 pontos percentuais no perfil iceberg é consequência da inversão do eixo vigor e fadiga, e não do aumento das subescalas negativas, que permanecem no piso. O padrão espelhado entre vigor e fadiga reproduz o perfil descrito na literatura e sustenta a validade do instrumento nesta amostra. A diferença entre o dia 2 e o dia 7, com protocolo idêntico e resposta quase duas vezes maior no segundo, indica que o custo psicológico de uma sessão depende do estado prévio do atleta.</w:t>
       </w:r>
     </w:p>
     <w:p>
@@ -7843,7 +9688,7 @@
           <w:color w:val="000000"/>
           <w:sz w:val="24"/>
         </w:rPr>
-        <w:t>A Perturbação Total do Humor foi a variável mais sensível ao HIIT e a única capaz de separar o HIIT do jogo. Vigor e fadiga acompanharam a carga com magnitude semelhante nas duas condições e servem ao controle do volume total, não à identificação do estímulo. Tensão, depressão, raiva e confusão não apresentaram margem de medida útil nesta amostra. A recomendação para o monitoramento diário desta equipe é o acompanhamento conjunto de PTH, vigor e fadiga, com atenção ao acúmulo do fim da semana.</w:t>
+        <w:t>A Perturbação Total do Humor foi a variável mais sensível ao HIIT e a única capaz de separar o HIIT do jogo, com aumento de 86% nos dias de HIIT e permanência no valor de repouso nos dias de jogo. Vigor e fadiga acompanharam a carga com magnitude semelhante nas duas condições e servem ao controle do volume total, não à identificação do estímulo. Tensão, depressão, raiva e confusão não apresentaram margem de medida útil nesta amostra. Ao longo da semana, a equipe perdeu o perfil favorável sem migração para perfis clinicamente negativos. Para o monitoramento diário desta equipe, a recomendação é o acompanhamento conjunto de PTH, vigor e fadiga, com atenção ao acúmulo do fim da semana.</w:t>
       </w:r>
     </w:p>
     <w:sectPr>

--- a/data/ARTIGO_SENSIBILIDADE_HUMOR.docx
+++ b/data/ARTIGO_SENSIBILIDADE_HUMOR.docx
@@ -6784,7 +6784,7 @@
                 <w:color w:val="000000"/>
                 <w:sz w:val="15"/>
               </w:rPr>
-              <w:t>Parsons-Smith: superfície</w:t>
+              <w:t>Seis perfis: iceberg</w:t>
             </w:r>
           </w:p>
         </w:tc>
@@ -6812,7 +6812,7 @@
                 <w:color w:val="000000"/>
                 <w:sz w:val="15"/>
               </w:rPr>
-              <w:t>47,6</w:t>
+              <w:t>40,5</w:t>
             </w:r>
           </w:p>
         </w:tc>
@@ -6840,7 +6840,7 @@
                 <w:color w:val="000000"/>
                 <w:sz w:val="15"/>
               </w:rPr>
-              <w:t>60,9</w:t>
+              <w:t>17,4</w:t>
             </w:r>
           </w:p>
         </w:tc>
@@ -6868,7 +6868,7 @@
                 <w:color w:val="000000"/>
                 <w:sz w:val="15"/>
               </w:rPr>
-              <w:t>+13,3</w:t>
+              <w:t>−23,1</w:t>
             </w:r>
           </w:p>
         </w:tc>
@@ -6896,7 +6896,7 @@
                 <w:color w:val="000000"/>
                 <w:sz w:val="15"/>
               </w:rPr>
-              <w:t>58,5</w:t>
+              <w:t>n.d.</w:t>
             </w:r>
           </w:p>
         </w:tc>
@@ -6924,7 +6924,7 @@
                 <w:color w:val="000000"/>
                 <w:sz w:val="15"/>
               </w:rPr>
-              <w:t>57,0</w:t>
+              <w:t>n.d.</w:t>
             </w:r>
           </w:p>
         </w:tc>
@@ -6954,7 +6954,7 @@
                 <w:color w:val="000000"/>
                 <w:sz w:val="15"/>
               </w:rPr>
-              <w:t>Parsons-Smith: iceberg</w:t>
+              <w:t>Seis perfis: superfície</w:t>
             </w:r>
           </w:p>
         </w:tc>
@@ -6982,7 +6982,347 @@
                 <w:color w:val="000000"/>
                 <w:sz w:val="15"/>
               </w:rPr>
-              <w:t>21,4</w:t>
+              <w:t>26,2</w:t>
+            </w:r>
+          </w:p>
+        </w:tc>
+        <w:tc>
+          <w:tcPr>
+            <w:tcW w:type="dxa" w:w="1512"/>
+            <w:tcBorders>
+              <w:top w:val="none" w:sz="0" w:space="0" w:color="auto"/>
+              <w:left w:val="none" w:sz="0" w:space="0" w:color="auto"/>
+              <w:bottom w:val="none" w:sz="0" w:space="0" w:color="auto"/>
+              <w:right w:val="none" w:sz="0" w:space="0" w:color="auto"/>
+              <w:insideH w:val="none" w:sz="0" w:space="0" w:color="auto"/>
+              <w:insideV w:val="none" w:sz="0" w:space="0" w:color="auto"/>
+            </w:tcBorders>
+          </w:tcPr>
+          <w:p>
+            <w:pPr>
+              <w:spacing w:after="20" w:line="240" w:lineRule="auto"/>
+              <w:jc w:val="center"/>
+            </w:pPr>
+            <w:r/>
+            <w:r>
+              <w:rPr>
+                <w:rFonts w:ascii="Times New Roman" w:hAnsi="Times New Roman"/>
+                <w:color w:val="000000"/>
+                <w:sz w:val="15"/>
+              </w:rPr>
+              <w:t>28,3</w:t>
+            </w:r>
+          </w:p>
+        </w:tc>
+        <w:tc>
+          <w:tcPr>
+            <w:tcW w:type="dxa" w:w="1512"/>
+            <w:tcBorders>
+              <w:top w:val="none" w:sz="0" w:space="0" w:color="auto"/>
+              <w:left w:val="none" w:sz="0" w:space="0" w:color="auto"/>
+              <w:bottom w:val="none" w:sz="0" w:space="0" w:color="auto"/>
+              <w:right w:val="none" w:sz="0" w:space="0" w:color="auto"/>
+              <w:insideH w:val="none" w:sz="0" w:space="0" w:color="auto"/>
+              <w:insideV w:val="none" w:sz="0" w:space="0" w:color="auto"/>
+            </w:tcBorders>
+          </w:tcPr>
+          <w:p>
+            <w:pPr>
+              <w:spacing w:after="20" w:line="240" w:lineRule="auto"/>
+              <w:jc w:val="center"/>
+            </w:pPr>
+            <w:r/>
+            <w:r>
+              <w:rPr>
+                <w:rFonts w:ascii="Times New Roman" w:hAnsi="Times New Roman"/>
+                <w:color w:val="000000"/>
+                <w:sz w:val="15"/>
+              </w:rPr>
+              <w:t>+2,1</w:t>
+            </w:r>
+          </w:p>
+        </w:tc>
+        <w:tc>
+          <w:tcPr>
+            <w:tcW w:type="dxa" w:w="1512"/>
+            <w:tcBorders>
+              <w:top w:val="none" w:sz="0" w:space="0" w:color="auto"/>
+              <w:left w:val="none" w:sz="0" w:space="0" w:color="auto"/>
+              <w:bottom w:val="none" w:sz="0" w:space="0" w:color="auto"/>
+              <w:right w:val="none" w:sz="0" w:space="0" w:color="auto"/>
+              <w:insideH w:val="none" w:sz="0" w:space="0" w:color="auto"/>
+              <w:insideV w:val="none" w:sz="0" w:space="0" w:color="auto"/>
+            </w:tcBorders>
+          </w:tcPr>
+          <w:p>
+            <w:pPr>
+              <w:spacing w:after="20" w:line="240" w:lineRule="auto"/>
+              <w:jc w:val="center"/>
+            </w:pPr>
+            <w:r/>
+            <w:r>
+              <w:rPr>
+                <w:rFonts w:ascii="Times New Roman" w:hAnsi="Times New Roman"/>
+                <w:color w:val="000000"/>
+                <w:sz w:val="15"/>
+              </w:rPr>
+              <w:t>n.d.</w:t>
+            </w:r>
+          </w:p>
+        </w:tc>
+        <w:tc>
+          <w:tcPr>
+            <w:tcW w:type="dxa" w:w="1512"/>
+            <w:tcBorders>
+              <w:top w:val="none" w:sz="0" w:space="0" w:color="auto"/>
+              <w:left w:val="none" w:sz="0" w:space="0" w:color="auto"/>
+              <w:bottom w:val="none" w:sz="0" w:space="0" w:color="auto"/>
+              <w:right w:val="none" w:sz="0" w:space="0" w:color="auto"/>
+              <w:insideH w:val="none" w:sz="0" w:space="0" w:color="auto"/>
+              <w:insideV w:val="none" w:sz="0" w:space="0" w:color="auto"/>
+            </w:tcBorders>
+          </w:tcPr>
+          <w:p>
+            <w:pPr>
+              <w:spacing w:after="20" w:line="240" w:lineRule="auto"/>
+              <w:jc w:val="center"/>
+            </w:pPr>
+            <w:r/>
+            <w:r>
+              <w:rPr>
+                <w:rFonts w:ascii="Times New Roman" w:hAnsi="Times New Roman"/>
+                <w:color w:val="000000"/>
+                <w:sz w:val="15"/>
+              </w:rPr>
+              <w:t>n.d.</w:t>
+            </w:r>
+          </w:p>
+        </w:tc>
+      </w:tr>
+      <w:tr>
+        <w:tc>
+          <w:tcPr>
+            <w:tcW w:type="dxa" w:w="1512"/>
+            <w:tcBorders>
+              <w:top w:val="none" w:sz="0" w:space="0" w:color="auto"/>
+              <w:left w:val="none" w:sz="0" w:space="0" w:color="auto"/>
+              <w:bottom w:val="none" w:sz="0" w:space="0" w:color="auto"/>
+              <w:right w:val="none" w:sz="0" w:space="0" w:color="auto"/>
+              <w:insideH w:val="none" w:sz="0" w:space="0" w:color="auto"/>
+              <w:insideV w:val="none" w:sz="0" w:space="0" w:color="auto"/>
+            </w:tcBorders>
+          </w:tcPr>
+          <w:p>
+            <w:pPr>
+              <w:spacing w:after="20" w:line="240" w:lineRule="auto"/>
+              <w:jc w:val="left"/>
+            </w:pPr>
+            <w:r/>
+            <w:r>
+              <w:rPr>
+                <w:rFonts w:ascii="Times New Roman" w:hAnsi="Times New Roman"/>
+                <w:color w:val="000000"/>
+                <w:sz w:val="15"/>
+              </w:rPr>
+              <w:t>Seis perfis: everest invertido</w:t>
+            </w:r>
+          </w:p>
+        </w:tc>
+        <w:tc>
+          <w:tcPr>
+            <w:tcW w:type="dxa" w:w="1512"/>
+            <w:tcBorders>
+              <w:top w:val="none" w:sz="0" w:space="0" w:color="auto"/>
+              <w:left w:val="none" w:sz="0" w:space="0" w:color="auto"/>
+              <w:bottom w:val="none" w:sz="0" w:space="0" w:color="auto"/>
+              <w:right w:val="none" w:sz="0" w:space="0" w:color="auto"/>
+              <w:insideH w:val="none" w:sz="0" w:space="0" w:color="auto"/>
+              <w:insideV w:val="none" w:sz="0" w:space="0" w:color="auto"/>
+            </w:tcBorders>
+          </w:tcPr>
+          <w:p>
+            <w:pPr>
+              <w:spacing w:after="20" w:line="240" w:lineRule="auto"/>
+              <w:jc w:val="center"/>
+            </w:pPr>
+            <w:r/>
+            <w:r>
+              <w:rPr>
+                <w:rFonts w:ascii="Times New Roman" w:hAnsi="Times New Roman"/>
+                <w:color w:val="000000"/>
+                <w:sz w:val="15"/>
+              </w:rPr>
+              <w:t>14,3</w:t>
+            </w:r>
+          </w:p>
+        </w:tc>
+        <w:tc>
+          <w:tcPr>
+            <w:tcW w:type="dxa" w:w="1512"/>
+            <w:tcBorders>
+              <w:top w:val="none" w:sz="0" w:space="0" w:color="auto"/>
+              <w:left w:val="none" w:sz="0" w:space="0" w:color="auto"/>
+              <w:bottom w:val="none" w:sz="0" w:space="0" w:color="auto"/>
+              <w:right w:val="none" w:sz="0" w:space="0" w:color="auto"/>
+              <w:insideH w:val="none" w:sz="0" w:space="0" w:color="auto"/>
+              <w:insideV w:val="none" w:sz="0" w:space="0" w:color="auto"/>
+            </w:tcBorders>
+          </w:tcPr>
+          <w:p>
+            <w:pPr>
+              <w:spacing w:after="20" w:line="240" w:lineRule="auto"/>
+              <w:jc w:val="center"/>
+            </w:pPr>
+            <w:r/>
+            <w:r>
+              <w:rPr>
+                <w:rFonts w:ascii="Times New Roman" w:hAnsi="Times New Roman"/>
+                <w:color w:val="000000"/>
+                <w:sz w:val="15"/>
+              </w:rPr>
+              <w:t>8,7</w:t>
+            </w:r>
+          </w:p>
+        </w:tc>
+        <w:tc>
+          <w:tcPr>
+            <w:tcW w:type="dxa" w:w="1512"/>
+            <w:tcBorders>
+              <w:top w:val="none" w:sz="0" w:space="0" w:color="auto"/>
+              <w:left w:val="none" w:sz="0" w:space="0" w:color="auto"/>
+              <w:bottom w:val="none" w:sz="0" w:space="0" w:color="auto"/>
+              <w:right w:val="none" w:sz="0" w:space="0" w:color="auto"/>
+              <w:insideH w:val="none" w:sz="0" w:space="0" w:color="auto"/>
+              <w:insideV w:val="none" w:sz="0" w:space="0" w:color="auto"/>
+            </w:tcBorders>
+          </w:tcPr>
+          <w:p>
+            <w:pPr>
+              <w:spacing w:after="20" w:line="240" w:lineRule="auto"/>
+              <w:jc w:val="center"/>
+            </w:pPr>
+            <w:r/>
+            <w:r>
+              <w:rPr>
+                <w:rFonts w:ascii="Times New Roman" w:hAnsi="Times New Roman"/>
+                <w:color w:val="000000"/>
+                <w:sz w:val="15"/>
+              </w:rPr>
+              <w:t>−5,6</w:t>
+            </w:r>
+          </w:p>
+        </w:tc>
+        <w:tc>
+          <w:tcPr>
+            <w:tcW w:type="dxa" w:w="1512"/>
+            <w:tcBorders>
+              <w:top w:val="none" w:sz="0" w:space="0" w:color="auto"/>
+              <w:left w:val="none" w:sz="0" w:space="0" w:color="auto"/>
+              <w:bottom w:val="none" w:sz="0" w:space="0" w:color="auto"/>
+              <w:right w:val="none" w:sz="0" w:space="0" w:color="auto"/>
+              <w:insideH w:val="none" w:sz="0" w:space="0" w:color="auto"/>
+              <w:insideV w:val="none" w:sz="0" w:space="0" w:color="auto"/>
+            </w:tcBorders>
+          </w:tcPr>
+          <w:p>
+            <w:pPr>
+              <w:spacing w:after="20" w:line="240" w:lineRule="auto"/>
+              <w:jc w:val="center"/>
+            </w:pPr>
+            <w:r/>
+            <w:r>
+              <w:rPr>
+                <w:rFonts w:ascii="Times New Roman" w:hAnsi="Times New Roman"/>
+                <w:color w:val="000000"/>
+                <w:sz w:val="15"/>
+              </w:rPr>
+              <w:t>n.d.</w:t>
+            </w:r>
+          </w:p>
+        </w:tc>
+        <w:tc>
+          <w:tcPr>
+            <w:tcW w:type="dxa" w:w="1512"/>
+            <w:tcBorders>
+              <w:top w:val="none" w:sz="0" w:space="0" w:color="auto"/>
+              <w:left w:val="none" w:sz="0" w:space="0" w:color="auto"/>
+              <w:bottom w:val="none" w:sz="0" w:space="0" w:color="auto"/>
+              <w:right w:val="none" w:sz="0" w:space="0" w:color="auto"/>
+              <w:insideH w:val="none" w:sz="0" w:space="0" w:color="auto"/>
+              <w:insideV w:val="none" w:sz="0" w:space="0" w:color="auto"/>
+            </w:tcBorders>
+          </w:tcPr>
+          <w:p>
+            <w:pPr>
+              <w:spacing w:after="20" w:line="240" w:lineRule="auto"/>
+              <w:jc w:val="center"/>
+            </w:pPr>
+            <w:r/>
+            <w:r>
+              <w:rPr>
+                <w:rFonts w:ascii="Times New Roman" w:hAnsi="Times New Roman"/>
+                <w:color w:val="000000"/>
+                <w:sz w:val="15"/>
+              </w:rPr>
+              <w:t>n.d.</w:t>
+            </w:r>
+          </w:p>
+        </w:tc>
+      </w:tr>
+      <w:tr>
+        <w:tc>
+          <w:tcPr>
+            <w:tcW w:type="dxa" w:w="1512"/>
+            <w:tcBorders>
+              <w:top w:val="none" w:sz="0" w:space="0" w:color="auto"/>
+              <w:left w:val="none" w:sz="0" w:space="0" w:color="auto"/>
+              <w:bottom w:val="none" w:sz="0" w:space="0" w:color="auto"/>
+              <w:right w:val="none" w:sz="0" w:space="0" w:color="auto"/>
+              <w:insideH w:val="none" w:sz="0" w:space="0" w:color="auto"/>
+              <w:insideV w:val="none" w:sz="0" w:space="0" w:color="auto"/>
+            </w:tcBorders>
+          </w:tcPr>
+          <w:p>
+            <w:pPr>
+              <w:spacing w:after="20" w:line="240" w:lineRule="auto"/>
+              <w:jc w:val="left"/>
+            </w:pPr>
+            <w:r/>
+            <w:r>
+              <w:rPr>
+                <w:rFonts w:ascii="Times New Roman" w:hAnsi="Times New Roman"/>
+                <w:color w:val="000000"/>
+                <w:sz w:val="15"/>
+              </w:rPr>
+              <w:t>Seis perfis: iceberg invertido</w:t>
+            </w:r>
+          </w:p>
+        </w:tc>
+        <w:tc>
+          <w:tcPr>
+            <w:tcW w:type="dxa" w:w="1512"/>
+            <w:tcBorders>
+              <w:top w:val="none" w:sz="0" w:space="0" w:color="auto"/>
+              <w:left w:val="none" w:sz="0" w:space="0" w:color="auto"/>
+              <w:bottom w:val="none" w:sz="0" w:space="0" w:color="auto"/>
+              <w:right w:val="none" w:sz="0" w:space="0" w:color="auto"/>
+              <w:insideH w:val="none" w:sz="0" w:space="0" w:color="auto"/>
+              <w:insideV w:val="none" w:sz="0" w:space="0" w:color="auto"/>
+            </w:tcBorders>
+          </w:tcPr>
+          <w:p>
+            <w:pPr>
+              <w:spacing w:after="20" w:line="240" w:lineRule="auto"/>
+              <w:jc w:val="center"/>
+            </w:pPr>
+            <w:r/>
+            <w:r>
+              <w:rPr>
+                <w:rFonts w:ascii="Times New Roman" w:hAnsi="Times New Roman"/>
+                <w:color w:val="000000"/>
+                <w:sz w:val="15"/>
+              </w:rPr>
+              <w:t>9,5</w:t>
             </w:r>
           </w:p>
         </w:tc>
@@ -7038,7 +7378,7 @@
                 <w:color w:val="000000"/>
                 <w:sz w:val="15"/>
               </w:rPr>
-              <w:t>−14,9</w:t>
+              <w:t>−3,0</w:t>
             </w:r>
           </w:p>
         </w:tc>
@@ -7066,7 +7406,7 @@
                 <w:color w:val="000000"/>
                 <w:sz w:val="15"/>
               </w:rPr>
-              <w:t>10,0</w:t>
+              <w:t>n.d.</w:t>
             </w:r>
           </w:p>
         </w:tc>
@@ -7094,7 +7434,7 @@
                 <w:color w:val="000000"/>
                 <w:sz w:val="15"/>
               </w:rPr>
-              <w:t>15,9</w:t>
+              <w:t>n.d.</w:t>
             </w:r>
           </w:p>
         </w:tc>
@@ -7124,7 +7464,7 @@
                 <w:color w:val="000000"/>
                 <w:sz w:val="15"/>
               </w:rPr>
-              <w:t>Parsons-Smith: submerso</w:t>
+              <w:t>Seis perfis: submerso</w:t>
             </w:r>
           </w:p>
         </w:tc>
@@ -7236,7 +7576,7 @@
                 <w:color w:val="000000"/>
                 <w:sz w:val="15"/>
               </w:rPr>
-              <w:t>8,5</w:t>
+              <w:t>n.d.</w:t>
             </w:r>
           </w:p>
         </w:tc>
@@ -7264,347 +7604,7 @@
                 <w:color w:val="000000"/>
                 <w:sz w:val="15"/>
               </w:rPr>
-              <w:t>10,7</w:t>
-            </w:r>
-          </w:p>
-        </w:tc>
-      </w:tr>
-      <w:tr>
-        <w:tc>
-          <w:tcPr>
-            <w:tcW w:type="dxa" w:w="1512"/>
-            <w:tcBorders>
-              <w:top w:val="none" w:sz="0" w:space="0" w:color="auto"/>
-              <w:left w:val="none" w:sz="0" w:space="0" w:color="auto"/>
-              <w:bottom w:val="none" w:sz="0" w:space="0" w:color="auto"/>
-              <w:right w:val="none" w:sz="0" w:space="0" w:color="auto"/>
-              <w:insideH w:val="none" w:sz="0" w:space="0" w:color="auto"/>
-              <w:insideV w:val="none" w:sz="0" w:space="0" w:color="auto"/>
-            </w:tcBorders>
-          </w:tcPr>
-          <w:p>
-            <w:pPr>
-              <w:spacing w:after="20" w:line="240" w:lineRule="auto"/>
-              <w:jc w:val="left"/>
-            </w:pPr>
-            <w:r/>
-            <w:r>
-              <w:rPr>
-                <w:rFonts w:ascii="Times New Roman" w:hAnsi="Times New Roman"/>
-                <w:color w:val="000000"/>
-                <w:sz w:val="15"/>
-              </w:rPr>
-              <w:t>Parsons-Smith: iceberg invertido</w:t>
-            </w:r>
-          </w:p>
-        </w:tc>
-        <w:tc>
-          <w:tcPr>
-            <w:tcW w:type="dxa" w:w="1512"/>
-            <w:tcBorders>
-              <w:top w:val="none" w:sz="0" w:space="0" w:color="auto"/>
-              <w:left w:val="none" w:sz="0" w:space="0" w:color="auto"/>
-              <w:bottom w:val="none" w:sz="0" w:space="0" w:color="auto"/>
-              <w:right w:val="none" w:sz="0" w:space="0" w:color="auto"/>
-              <w:insideH w:val="none" w:sz="0" w:space="0" w:color="auto"/>
-              <w:insideV w:val="none" w:sz="0" w:space="0" w:color="auto"/>
-            </w:tcBorders>
-          </w:tcPr>
-          <w:p>
-            <w:pPr>
-              <w:spacing w:after="20" w:line="240" w:lineRule="auto"/>
-              <w:jc w:val="center"/>
-            </w:pPr>
-            <w:r/>
-            <w:r>
-              <w:rPr>
-                <w:rFonts w:ascii="Times New Roman" w:hAnsi="Times New Roman"/>
-                <w:color w:val="000000"/>
-                <w:sz w:val="15"/>
-              </w:rPr>
-              <w:t>9,5</w:t>
-            </w:r>
-          </w:p>
-        </w:tc>
-        <w:tc>
-          <w:tcPr>
-            <w:tcW w:type="dxa" w:w="1512"/>
-            <w:tcBorders>
-              <w:top w:val="none" w:sz="0" w:space="0" w:color="auto"/>
-              <w:left w:val="none" w:sz="0" w:space="0" w:color="auto"/>
-              <w:bottom w:val="none" w:sz="0" w:space="0" w:color="auto"/>
-              <w:right w:val="none" w:sz="0" w:space="0" w:color="auto"/>
-              <w:insideH w:val="none" w:sz="0" w:space="0" w:color="auto"/>
-              <w:insideV w:val="none" w:sz="0" w:space="0" w:color="auto"/>
-            </w:tcBorders>
-          </w:tcPr>
-          <w:p>
-            <w:pPr>
-              <w:spacing w:after="20" w:line="240" w:lineRule="auto"/>
-              <w:jc w:val="center"/>
-            </w:pPr>
-            <w:r/>
-            <w:r>
-              <w:rPr>
-                <w:rFonts w:ascii="Times New Roman" w:hAnsi="Times New Roman"/>
-                <w:color w:val="000000"/>
-                <w:sz w:val="15"/>
-              </w:rPr>
-              <w:t>6,5</w:t>
-            </w:r>
-          </w:p>
-        </w:tc>
-        <w:tc>
-          <w:tcPr>
-            <w:tcW w:type="dxa" w:w="1512"/>
-            <w:tcBorders>
-              <w:top w:val="none" w:sz="0" w:space="0" w:color="auto"/>
-              <w:left w:val="none" w:sz="0" w:space="0" w:color="auto"/>
-              <w:bottom w:val="none" w:sz="0" w:space="0" w:color="auto"/>
-              <w:right w:val="none" w:sz="0" w:space="0" w:color="auto"/>
-              <w:insideH w:val="none" w:sz="0" w:space="0" w:color="auto"/>
-              <w:insideV w:val="none" w:sz="0" w:space="0" w:color="auto"/>
-            </w:tcBorders>
-          </w:tcPr>
-          <w:p>
-            <w:pPr>
-              <w:spacing w:after="20" w:line="240" w:lineRule="auto"/>
-              <w:jc w:val="center"/>
-            </w:pPr>
-            <w:r/>
-            <w:r>
-              <w:rPr>
-                <w:rFonts w:ascii="Times New Roman" w:hAnsi="Times New Roman"/>
-                <w:color w:val="000000"/>
-                <w:sz w:val="15"/>
-              </w:rPr>
-              <w:t>−3,0</w:t>
-            </w:r>
-          </w:p>
-        </w:tc>
-        <w:tc>
-          <w:tcPr>
-            <w:tcW w:type="dxa" w:w="1512"/>
-            <w:tcBorders>
-              <w:top w:val="none" w:sz="0" w:space="0" w:color="auto"/>
-              <w:left w:val="none" w:sz="0" w:space="0" w:color="auto"/>
-              <w:bottom w:val="none" w:sz="0" w:space="0" w:color="auto"/>
-              <w:right w:val="none" w:sz="0" w:space="0" w:color="auto"/>
-              <w:insideH w:val="none" w:sz="0" w:space="0" w:color="auto"/>
-              <w:insideV w:val="none" w:sz="0" w:space="0" w:color="auto"/>
-            </w:tcBorders>
-          </w:tcPr>
-          <w:p>
-            <w:pPr>
-              <w:spacing w:after="20" w:line="240" w:lineRule="auto"/>
-              <w:jc w:val="center"/>
-            </w:pPr>
-            <w:r/>
-            <w:r>
-              <w:rPr>
-                <w:rFonts w:ascii="Times New Roman" w:hAnsi="Times New Roman"/>
-                <w:color w:val="000000"/>
-                <w:sz w:val="15"/>
-              </w:rPr>
-              <w:t>10,5</w:t>
-            </w:r>
-          </w:p>
-        </w:tc>
-        <w:tc>
-          <w:tcPr>
-            <w:tcW w:type="dxa" w:w="1512"/>
-            <w:tcBorders>
-              <w:top w:val="none" w:sz="0" w:space="0" w:color="auto"/>
-              <w:left w:val="none" w:sz="0" w:space="0" w:color="auto"/>
-              <w:bottom w:val="none" w:sz="0" w:space="0" w:color="auto"/>
-              <w:right w:val="none" w:sz="0" w:space="0" w:color="auto"/>
-              <w:insideH w:val="none" w:sz="0" w:space="0" w:color="auto"/>
-              <w:insideV w:val="none" w:sz="0" w:space="0" w:color="auto"/>
-            </w:tcBorders>
-          </w:tcPr>
-          <w:p>
-            <w:pPr>
-              <w:spacing w:after="20" w:line="240" w:lineRule="auto"/>
-              <w:jc w:val="center"/>
-            </w:pPr>
-            <w:r/>
-            <w:r>
-              <w:rPr>
-                <w:rFonts w:ascii="Times New Roman" w:hAnsi="Times New Roman"/>
-                <w:color w:val="000000"/>
-                <w:sz w:val="15"/>
-              </w:rPr>
-              <w:t>7,5</w:t>
-            </w:r>
-          </w:p>
-        </w:tc>
-      </w:tr>
-      <w:tr>
-        <w:tc>
-          <w:tcPr>
-            <w:tcW w:type="dxa" w:w="1512"/>
-            <w:tcBorders>
-              <w:top w:val="none" w:sz="0" w:space="0" w:color="auto"/>
-              <w:left w:val="none" w:sz="0" w:space="0" w:color="auto"/>
-              <w:bottom w:val="none" w:sz="0" w:space="0" w:color="auto"/>
-              <w:right w:val="none" w:sz="0" w:space="0" w:color="auto"/>
-              <w:insideH w:val="none" w:sz="0" w:space="0" w:color="auto"/>
-              <w:insideV w:val="none" w:sz="0" w:space="0" w:color="auto"/>
-            </w:tcBorders>
-          </w:tcPr>
-          <w:p>
-            <w:pPr>
-              <w:spacing w:after="20" w:line="240" w:lineRule="auto"/>
-              <w:jc w:val="left"/>
-            </w:pPr>
-            <w:r/>
-            <w:r>
-              <w:rPr>
-                <w:rFonts w:ascii="Times New Roman" w:hAnsi="Times New Roman"/>
-                <w:color w:val="000000"/>
-                <w:sz w:val="15"/>
-              </w:rPr>
-              <w:t>Parsons-Smith: barbatana tubarão</w:t>
-            </w:r>
-          </w:p>
-        </w:tc>
-        <w:tc>
-          <w:tcPr>
-            <w:tcW w:type="dxa" w:w="1512"/>
-            <w:tcBorders>
-              <w:top w:val="none" w:sz="0" w:space="0" w:color="auto"/>
-              <w:left w:val="none" w:sz="0" w:space="0" w:color="auto"/>
-              <w:bottom w:val="none" w:sz="0" w:space="0" w:color="auto"/>
-              <w:right w:val="none" w:sz="0" w:space="0" w:color="auto"/>
-              <w:insideH w:val="none" w:sz="0" w:space="0" w:color="auto"/>
-              <w:insideV w:val="none" w:sz="0" w:space="0" w:color="auto"/>
-            </w:tcBorders>
-          </w:tcPr>
-          <w:p>
-            <w:pPr>
-              <w:spacing w:after="20" w:line="240" w:lineRule="auto"/>
-              <w:jc w:val="center"/>
-            </w:pPr>
-            <w:r/>
-            <w:r>
-              <w:rPr>
-                <w:rFonts w:ascii="Times New Roman" w:hAnsi="Times New Roman"/>
-                <w:color w:val="000000"/>
-                <w:sz w:val="15"/>
-              </w:rPr>
-              <w:t>9,5</w:t>
-            </w:r>
-          </w:p>
-        </w:tc>
-        <w:tc>
-          <w:tcPr>
-            <w:tcW w:type="dxa" w:w="1512"/>
-            <w:tcBorders>
-              <w:top w:val="none" w:sz="0" w:space="0" w:color="auto"/>
-              <w:left w:val="none" w:sz="0" w:space="0" w:color="auto"/>
-              <w:bottom w:val="none" w:sz="0" w:space="0" w:color="auto"/>
-              <w:right w:val="none" w:sz="0" w:space="0" w:color="auto"/>
-              <w:insideH w:val="none" w:sz="0" w:space="0" w:color="auto"/>
-              <w:insideV w:val="none" w:sz="0" w:space="0" w:color="auto"/>
-            </w:tcBorders>
-          </w:tcPr>
-          <w:p>
-            <w:pPr>
-              <w:spacing w:after="20" w:line="240" w:lineRule="auto"/>
-              <w:jc w:val="center"/>
-            </w:pPr>
-            <w:r/>
-            <w:r>
-              <w:rPr>
-                <w:rFonts w:ascii="Times New Roman" w:hAnsi="Times New Roman"/>
-                <w:color w:val="000000"/>
-                <w:sz w:val="15"/>
-              </w:rPr>
-              <w:t>10,9</w:t>
-            </w:r>
-          </w:p>
-        </w:tc>
-        <w:tc>
-          <w:tcPr>
-            <w:tcW w:type="dxa" w:w="1512"/>
-            <w:tcBorders>
-              <w:top w:val="none" w:sz="0" w:space="0" w:color="auto"/>
-              <w:left w:val="none" w:sz="0" w:space="0" w:color="auto"/>
-              <w:bottom w:val="none" w:sz="0" w:space="0" w:color="auto"/>
-              <w:right w:val="none" w:sz="0" w:space="0" w:color="auto"/>
-              <w:insideH w:val="none" w:sz="0" w:space="0" w:color="auto"/>
-              <w:insideV w:val="none" w:sz="0" w:space="0" w:color="auto"/>
-            </w:tcBorders>
-          </w:tcPr>
-          <w:p>
-            <w:pPr>
-              <w:spacing w:after="20" w:line="240" w:lineRule="auto"/>
-              <w:jc w:val="center"/>
-            </w:pPr>
-            <w:r/>
-            <w:r>
-              <w:rPr>
-                <w:rFonts w:ascii="Times New Roman" w:hAnsi="Times New Roman"/>
-                <w:color w:val="000000"/>
-                <w:sz w:val="15"/>
-              </w:rPr>
-              <w:t>+1,4</w:t>
-            </w:r>
-          </w:p>
-        </w:tc>
-        <w:tc>
-          <w:tcPr>
-            <w:tcW w:type="dxa" w:w="1512"/>
-            <w:tcBorders>
-              <w:top w:val="none" w:sz="0" w:space="0" w:color="auto"/>
-              <w:left w:val="none" w:sz="0" w:space="0" w:color="auto"/>
-              <w:bottom w:val="none" w:sz="0" w:space="0" w:color="auto"/>
-              <w:right w:val="none" w:sz="0" w:space="0" w:color="auto"/>
-              <w:insideH w:val="none" w:sz="0" w:space="0" w:color="auto"/>
-              <w:insideV w:val="none" w:sz="0" w:space="0" w:color="auto"/>
-            </w:tcBorders>
-          </w:tcPr>
-          <w:p>
-            <w:pPr>
-              <w:spacing w:after="20" w:line="240" w:lineRule="auto"/>
-              <w:jc w:val="center"/>
-            </w:pPr>
-            <w:r/>
-            <w:r>
-              <w:rPr>
-                <w:rFonts w:ascii="Times New Roman" w:hAnsi="Times New Roman"/>
-                <w:color w:val="000000"/>
-                <w:sz w:val="15"/>
-              </w:rPr>
-              <w:t>8,0</w:t>
-            </w:r>
-          </w:p>
-        </w:tc>
-        <w:tc>
-          <w:tcPr>
-            <w:tcW w:type="dxa" w:w="1512"/>
-            <w:tcBorders>
-              <w:top w:val="none" w:sz="0" w:space="0" w:color="auto"/>
-              <w:left w:val="none" w:sz="0" w:space="0" w:color="auto"/>
-              <w:bottom w:val="none" w:sz="0" w:space="0" w:color="auto"/>
-              <w:right w:val="none" w:sz="0" w:space="0" w:color="auto"/>
-              <w:insideH w:val="none" w:sz="0" w:space="0" w:color="auto"/>
-              <w:insideV w:val="none" w:sz="0" w:space="0" w:color="auto"/>
-            </w:tcBorders>
-          </w:tcPr>
-          <w:p>
-            <w:pPr>
-              <w:spacing w:after="20" w:line="240" w:lineRule="auto"/>
-              <w:jc w:val="center"/>
-            </w:pPr>
-            <w:r/>
-            <w:r>
-              <w:rPr>
-                <w:rFonts w:ascii="Times New Roman" w:hAnsi="Times New Roman"/>
-                <w:color w:val="000000"/>
-                <w:sz w:val="15"/>
-              </w:rPr>
-              <w:t>6,1</w:t>
+              <w:t>n.d.</w:t>
             </w:r>
           </w:p>
         </w:tc>
@@ -7634,7 +7634,7 @@
                 <w:color w:val="000000"/>
                 <w:sz w:val="15"/>
               </w:rPr>
-              <w:t>Parsons-Smith: everest invertido</w:t>
+              <w:t>Seis perfis: barbatana de tubarão</w:t>
             </w:r>
           </w:p>
         </w:tc>
@@ -7662,7 +7662,7 @@
                 <w:color w:val="000000"/>
                 <w:sz w:val="15"/>
               </w:rPr>
-              <w:t>4,8</w:t>
+              <w:t>2,4</w:t>
             </w:r>
           </w:p>
         </w:tc>
@@ -7690,7 +7690,7 @@
                 <w:color w:val="000000"/>
                 <w:sz w:val="15"/>
               </w:rPr>
-              <w:t>4,3</w:t>
+              <w:t>28,3</w:t>
             </w:r>
           </w:p>
         </w:tc>
@@ -7718,7 +7718,7 @@
                 <w:color w:val="000000"/>
                 <w:sz w:val="15"/>
               </w:rPr>
-              <w:t>−0,5</w:t>
+              <w:t>+25,9</w:t>
             </w:r>
           </w:p>
         </w:tc>
@@ -7746,7 +7746,7 @@
                 <w:color w:val="000000"/>
                 <w:sz w:val="15"/>
               </w:rPr>
-              <w:t>4,5</w:t>
+              <w:t>n.d.</w:t>
             </w:r>
           </w:p>
         </w:tc>
@@ -7774,7 +7774,7 @@
                 <w:color w:val="000000"/>
                 <w:sz w:val="15"/>
               </w:rPr>
-              <w:t>2,8</w:t>
+              <w:t>n.d.</w:t>
             </w:r>
           </w:p>
         </w:tc>
@@ -7811,7 +7811,7 @@
           <w:color w:val="000000"/>
           <w:sz w:val="16"/>
         </w:rPr>
-        <w:t>Nota: o critério de Morgan classifica como iceberg a observação em que o vigor supera todas as cinco subescalas negativas, e como humor perturbado aquela com PTH maior que zero. A classificação de Parsons-Smith atribui a observação ao centroide canônico mais próximo, sobre subescalas padronizadas na amostra, na ausência de normas de escore T para esta população. Os dois critérios não são equivalentes. Fonte primária: Tabelas 20 e 21 do relatório completo.</w:t>
+        <w:t>Nota: o critério de Morgan classifica como iceberg a observação em que o vigor supera todas as cinco subescalas negativas, e como humor perturbado aquela com PTH maior que zero. A classificação de Parsons-Smith converte os escores em T e atribui a observação próximo, sobre subescalas padronizadas na amostra, na ausência de normas de escore T para esta população. Os dois critérios não são equivalentes. Fonte primária: Tabelas 20 e 21 do relatório completo.</w:t>
       </w:r>
     </w:p>
     <w:p>
@@ -7839,7 +7839,7 @@
       <w:r>
         <w:drawing>
           <wp:inline xmlns:a="http://schemas.openxmlformats.org/drawingml/2006/main" xmlns:pic="http://schemas.openxmlformats.org/drawingml/2006/picture">
-            <wp:extent cx="5760000" cy="3621939"/>
+            <wp:extent cx="5760000" cy="3809620"/>
             <wp:docPr id="4" name="Picture 4"/>
             <wp:cNvGraphicFramePr>
               <a:graphicFrameLocks noChangeAspect="1"/>
@@ -7860,7 +7860,7 @@
                   <pic:spPr>
                     <a:xfrm>
                       <a:off x="0" y="0"/>
-                      <a:ext cx="5760000" cy="3621939"/>
+                      <a:ext cx="5760000" cy="3809620"/>
                     </a:xfrm>
                     <a:prstGeom prst="rect"/>
                   </pic:spPr>
@@ -7902,7 +7902,7 @@
           <w:color w:val="000000"/>
           <w:sz w:val="24"/>
         </w:rPr>
-        <w:t>Pela classificação de Parsons-Smith, o deslocamento tem uma direção única: o perfil iceberg recua 14,9 pontos percentuais e o perfil superfície avança 13,3 pontos (Figura 4B). Os quatro perfis restantes movem-se menos de 4 pontos. O quadro é de perda do padrão favorável sem migração para perfis clinicamente negativos, o que é coerente com a estabilidade das subescalas negativas ao longo da semana. Nos dias de HIIT, o índice iceberg cai (dz = −0,64; IC 95% [−1,10; −0,30]; p = 0,004), o eixo vigor e fadiga se inverte (dz = −0,67; IC 95% [−1,22; −0,28]; p = 0,003) e a PTH sobe (dz = 0,54; IC 95% [0,19; 0,99]; p = 0,012), com os três intervalos afastados do zero (Figura 4C).</w:t>
+        <w:t>Pela classificação nos seis perfis, o deslocamento tem uma direção única: o perfil iceberg recua 23,1 pontos percentuais e a barbatana de tubarão avança 25,9 pontos (Figura 4B). A faixa de risco, que reúne barbatana de tubarão, iceberg invertido e Everest invertido, sobe de 26,2% para 43,5% das observações. O quadro é de migração para o esgotamento energético, e não para o sofrimento psíquico. Nos dias de HIIT, o índice iceberg cai (dz = −0,64; IC 95% [−1,10; −0,30]; p = 0,004), o eixo vigor e fadiga se inverte (dz = −0,67; IC 95% [−1,22; −0,28]; p = 0,003) e a PTH sobe (dz = 0,54; IC 95% [0,19; 0,99]; p = 0,012), com os três intervalos afastados do zero (Figura 4C).</w:t>
       </w:r>
     </w:p>
     <w:p>

--- a/data/ARTIGO_SENSIBILIDADE_HUMOR.docx
+++ b/data/ARTIGO_SENSIBILIDADE_HUMOR.docx
@@ -526,7 +526,7 @@
                 <w:color w:val="000000"/>
                 <w:sz w:val="13"/>
               </w:rPr>
-              <w:t>2,52</w:t>
+              <w:t>1,81</w:t>
             </w:r>
           </w:p>
         </w:tc>
@@ -554,7 +554,7 @@
                 <w:color w:val="000000"/>
                 <w:sz w:val="13"/>
               </w:rPr>
-              <w:t>7,61</w:t>
+              <w:t>7,78</w:t>
             </w:r>
           </w:p>
         </w:tc>
@@ -582,7 +582,7 @@
                 <w:color w:val="000000"/>
                 <w:sz w:val="13"/>
               </w:rPr>
-              <w:t>3,96</w:t>
+              <w:t>3,52</w:t>
             </w:r>
           </w:p>
         </w:tc>
@@ -610,7 +610,7 @@
                 <w:color w:val="000000"/>
                 <w:sz w:val="13"/>
               </w:rPr>
-              <w:t>2,17</w:t>
+              <w:t>2,22</w:t>
             </w:r>
           </w:p>
         </w:tc>
@@ -638,7 +638,7 @@
                 <w:color w:val="000000"/>
                 <w:sz w:val="13"/>
               </w:rPr>
-              <w:t>1,04</w:t>
+              <w:t>1,00</w:t>
             </w:r>
           </w:p>
         </w:tc>
@@ -666,7 +666,7 @@
                 <w:color w:val="000000"/>
                 <w:sz w:val="13"/>
               </w:rPr>
-              <w:t>1,98</w:t>
+              <w:t>1,83</w:t>
             </w:r>
           </w:p>
         </w:tc>
@@ -694,7 +694,7 @@
                 <w:color w:val="000000"/>
                 <w:sz w:val="13"/>
               </w:rPr>
-              <w:t>0,98</w:t>
+              <w:t>1,02</w:t>
             </w:r>
           </w:p>
         </w:tc>
@@ -752,7 +752,7 @@
                 <w:color w:val="000000"/>
                 <w:sz w:val="13"/>
               </w:rPr>
-              <w:t>4,61</w:t>
+              <w:t>4,75</w:t>
             </w:r>
           </w:p>
         </w:tc>
@@ -780,7 +780,7 @@
                 <w:color w:val="000000"/>
                 <w:sz w:val="13"/>
               </w:rPr>
-              <w:t>5,66</w:t>
+              <w:t>5,60</w:t>
             </w:r>
           </w:p>
         </w:tc>
@@ -808,7 +808,7 @@
                 <w:color w:val="000000"/>
                 <w:sz w:val="13"/>
               </w:rPr>
-              <w:t>5,17</w:t>
+              <w:t>5,30</w:t>
             </w:r>
           </w:p>
         </w:tc>
@@ -836,7 +836,7 @@
                 <w:color w:val="000000"/>
                 <w:sz w:val="13"/>
               </w:rPr>
-              <w:t>1,64</w:t>
+              <w:t>1,61</w:t>
             </w:r>
           </w:p>
         </w:tc>
@@ -864,7 +864,7 @@
                 <w:color w:val="000000"/>
                 <w:sz w:val="13"/>
               </w:rPr>
-              <w:t>1,23</w:t>
+              <w:t>1,21</w:t>
             </w:r>
           </w:p>
         </w:tc>
@@ -892,7 +892,7 @@
                 <w:color w:val="000000"/>
                 <w:sz w:val="13"/>
               </w:rPr>
-              <w:t>1,72</w:t>
+              <w:t>1,71</w:t>
             </w:r>
           </w:p>
         </w:tc>
@@ -978,7 +978,7 @@
                 <w:color w:val="000000"/>
                 <w:sz w:val="13"/>
               </w:rPr>
-              <w:t>2,87</w:t>
+              <w:t>3,02</w:t>
             </w:r>
           </w:p>
         </w:tc>
@@ -1006,7 +1006,7 @@
                 <w:color w:val="000000"/>
                 <w:sz w:val="13"/>
               </w:rPr>
-              <w:t>5,71</w:t>
+              <w:t>5,66</w:t>
             </w:r>
           </w:p>
         </w:tc>
@@ -1034,7 +1034,7 @@
                 <w:color w:val="000000"/>
                 <w:sz w:val="13"/>
               </w:rPr>
-              <w:t>5,00</w:t>
+              <w:t>5,04</w:t>
             </w:r>
           </w:p>
         </w:tc>
@@ -1062,7 +1062,7 @@
                 <w:color w:val="000000"/>
                 <w:sz w:val="13"/>
               </w:rPr>
-              <w:t>1,13</w:t>
+              <w:t>1,11</w:t>
             </w:r>
           </w:p>
         </w:tc>
@@ -1090,7 +1090,7 @@
                 <w:color w:val="000000"/>
                 <w:sz w:val="13"/>
               </w:rPr>
-              <w:t>0,70</w:t>
+              <w:t>0,72</w:t>
             </w:r>
           </w:p>
         </w:tc>
@@ -1118,7 +1118,7 @@
                 <w:color w:val="000000"/>
                 <w:sz w:val="13"/>
               </w:rPr>
-              <w:t>1,44</w:t>
+              <w:t>1,52</w:t>
             </w:r>
           </w:p>
         </w:tc>
@@ -1204,7 +1204,7 @@
                 <w:color w:val="000000"/>
                 <w:sz w:val="13"/>
               </w:rPr>
-              <w:t>4,76</w:t>
+              <w:t>5,05</w:t>
             </w:r>
           </w:p>
         </w:tc>
@@ -1232,7 +1232,7 @@
                 <w:color w:val="000000"/>
                 <w:sz w:val="13"/>
               </w:rPr>
-              <w:t>5,28</w:t>
+              <w:t>5,26</w:t>
             </w:r>
           </w:p>
         </w:tc>
@@ -1260,7 +1260,7 @@
                 <w:color w:val="000000"/>
                 <w:sz w:val="13"/>
               </w:rPr>
-              <w:t>5,76</w:t>
+              <w:t>5,82</w:t>
             </w:r>
           </w:p>
         </w:tc>
@@ -1288,7 +1288,7 @@
                 <w:color w:val="000000"/>
                 <w:sz w:val="13"/>
               </w:rPr>
-              <w:t>1,37</w:t>
+              <w:t>1,46</w:t>
             </w:r>
           </w:p>
         </w:tc>
@@ -1316,7 +1316,7 @@
                 <w:color w:val="000000"/>
                 <w:sz w:val="13"/>
               </w:rPr>
-              <w:t>1,13</w:t>
+              <w:t>1,19</w:t>
             </w:r>
           </w:p>
         </w:tc>
@@ -1344,7 +1344,7 @@
                 <w:color w:val="000000"/>
                 <w:sz w:val="13"/>
               </w:rPr>
-              <w:t>1,37</w:t>
+              <w:t>1,42</w:t>
             </w:r>
           </w:p>
         </w:tc>
@@ -1372,7 +1372,7 @@
                 <w:color w:val="000000"/>
                 <w:sz w:val="13"/>
               </w:rPr>
-              <w:t>0,41</w:t>
+              <w:t>0,43</w:t>
             </w:r>
           </w:p>
         </w:tc>
@@ -1430,7 +1430,7 @@
                 <w:color w:val="000000"/>
                 <w:sz w:val="13"/>
               </w:rPr>
-              <w:t>2,19</w:t>
+              <w:t>2,09</w:t>
             </w:r>
           </w:p>
         </w:tc>
@@ -1458,7 +1458,7 @@
                 <w:color w:val="000000"/>
                 <w:sz w:val="13"/>
               </w:rPr>
-              <w:t>5,56</w:t>
+              <w:t>5,72</w:t>
             </w:r>
           </w:p>
         </w:tc>
@@ -1486,7 +1486,7 @@
                 <w:color w:val="000000"/>
                 <w:sz w:val="13"/>
               </w:rPr>
-              <w:t>5,27</w:t>
+              <w:t>5,31</w:t>
             </w:r>
           </w:p>
         </w:tc>
@@ -1570,7 +1570,7 @@
                 <w:color w:val="000000"/>
                 <w:sz w:val="13"/>
               </w:rPr>
-              <w:t>0,60</w:t>
+              <w:t>0,61</w:t>
             </w:r>
           </w:p>
         </w:tc>
@@ -1656,7 +1656,7 @@
                 <w:color w:val="000000"/>
                 <w:sz w:val="13"/>
               </w:rPr>
-              <w:t>4,80</w:t>
+              <w:t>4,59</w:t>
             </w:r>
           </w:p>
         </w:tc>
@@ -1712,7 +1712,7 @@
                 <w:color w:val="000000"/>
                 <w:sz w:val="13"/>
               </w:rPr>
-              <w:t>5,75</w:t>
+              <w:t>5,55</w:t>
             </w:r>
           </w:p>
         </w:tc>
@@ -1740,7 +1740,7 @@
                 <w:color w:val="000000"/>
                 <w:sz w:val="13"/>
               </w:rPr>
-              <w:t>1,49</w:t>
+              <w:t>1,51</w:t>
             </w:r>
           </w:p>
         </w:tc>
@@ -1796,7 +1796,7 @@
                 <w:color w:val="000000"/>
                 <w:sz w:val="13"/>
               </w:rPr>
-              <w:t>1,66</w:t>
+              <w:t>1,63</w:t>
             </w:r>
           </w:p>
         </w:tc>
@@ -1882,7 +1882,7 @@
                 <w:color w:val="000000"/>
                 <w:sz w:val="13"/>
               </w:rPr>
-              <w:t>8,28</w:t>
+              <w:t>8,19</w:t>
             </w:r>
           </w:p>
         </w:tc>
@@ -1910,7 +1910,7 @@
                 <w:color w:val="000000"/>
                 <w:sz w:val="13"/>
               </w:rPr>
-              <w:t>4,49</w:t>
+              <w:t>4,39</w:t>
             </w:r>
           </w:p>
         </w:tc>
@@ -1938,7 +1938,7 @@
                 <w:color w:val="000000"/>
                 <w:sz w:val="13"/>
               </w:rPr>
-              <w:t>7,46</w:t>
+              <w:t>7,34</w:t>
             </w:r>
           </w:p>
         </w:tc>
@@ -2022,7 +2022,7 @@
                 <w:color w:val="000000"/>
                 <w:sz w:val="13"/>
               </w:rPr>
-              <w:t>2,59</w:t>
+              <w:t>2,52</w:t>
             </w:r>
           </w:p>
         </w:tc>
@@ -2881,7 +2881,7 @@
           <w:color w:val="000000"/>
           <w:sz w:val="24"/>
         </w:rPr>
-        <w:t>A PTH sobe de 2,52 no repouso para 4,69 sob HIIT (+86%) e permanece em 2,53 sob jogo (0%), praticamente o valor do dia de repouso (Tabela 2). A fadiga sobe nas duas condições, de 3,96 para 5,46 sob HIIT e 5,13 sob jogo, com diferença de apenas 0,33 ponto entre elas. O vigor cai de 7,61 para 5,47 sob HIIT e 5,63 sob jogo, diferença de 0,16 ponto. As quatro subescalas negativas restantes exibem médias menores sob jogo que sob repouso, resultado que opera sobre valores abaixo de 2,2 pontos e não sustenta interpretação clínica.</w:t>
+        <w:t>A PTH sobe de 1,81 no repouso para 4,90 sob HIIT (+170%) e permanece em 2,55 sob jogo (+41%), praticamente o valor do dia de repouso (Tabela 2). A fadiga sobe nas duas condições, de 3,52 para 5,56 sob HIIT e 5,17 sob jogo, com diferença de apenas 0,38 ponto entre elas. O vigor cai de 7,78 para 5,43 sob HIIT e 5,69 sob jogo, diferença de 0,26 ponto. As quatro subescalas negativas restantes exibem médias menores sob jogo que sob repouso, resultado que opera sobre valores abaixo de 2,2 pontos e não sustenta interpretação clínica.</w:t>
       </w:r>
     </w:p>
     <w:p>
@@ -3176,7 +3176,7 @@
                 <w:color w:val="000000"/>
                 <w:sz w:val="13"/>
               </w:rPr>
-              <w:t>2,52</w:t>
+              <w:t>1,81</w:t>
             </w:r>
           </w:p>
         </w:tc>
@@ -3204,7 +3204,7 @@
                 <w:color w:val="000000"/>
                 <w:sz w:val="13"/>
               </w:rPr>
-              <w:t>4,69</w:t>
+              <w:t>4,90</w:t>
             </w:r>
           </w:p>
         </w:tc>
@@ -3232,7 +3232,7 @@
                 <w:color w:val="000000"/>
                 <w:sz w:val="13"/>
               </w:rPr>
-              <w:t>2,53</w:t>
+              <w:t>2,55</w:t>
             </w:r>
           </w:p>
         </w:tc>
@@ -3260,7 +3260,7 @@
                 <w:color w:val="000000"/>
                 <w:sz w:val="13"/>
               </w:rPr>
-              <w:t>+2,17 (+86%)</w:t>
+              <w:t>+3,09 (+170%)</w:t>
             </w:r>
           </w:p>
         </w:tc>
@@ -3288,7 +3288,7 @@
                 <w:color w:val="000000"/>
                 <w:sz w:val="13"/>
               </w:rPr>
-              <w:t>+0,01 (0%)</w:t>
+              <w:t>+0,74 (+41%)</w:t>
             </w:r>
           </w:p>
         </w:tc>
@@ -3316,7 +3316,7 @@
                 <w:color w:val="000000"/>
                 <w:sz w:val="13"/>
               </w:rPr>
-              <w:t>+2,16</w:t>
+              <w:t>+2,35</w:t>
             </w:r>
           </w:p>
         </w:tc>
@@ -3374,7 +3374,7 @@
                 <w:color w:val="000000"/>
                 <w:sz w:val="13"/>
               </w:rPr>
-              <w:t>7,61</w:t>
+              <w:t>7,78</w:t>
             </w:r>
           </w:p>
         </w:tc>
@@ -3402,7 +3402,7 @@
                 <w:color w:val="000000"/>
                 <w:sz w:val="13"/>
               </w:rPr>
-              <w:t>5,47</w:t>
+              <w:t>5,43</w:t>
             </w:r>
           </w:p>
         </w:tc>
@@ -3430,7 +3430,7 @@
                 <w:color w:val="000000"/>
                 <w:sz w:val="13"/>
               </w:rPr>
-              <w:t>5,63</w:t>
+              <w:t>5,69</w:t>
             </w:r>
           </w:p>
         </w:tc>
@@ -3458,7 +3458,7 @@
                 <w:color w:val="000000"/>
                 <w:sz w:val="13"/>
               </w:rPr>
-              <w:t>−2,14 (−28%)</w:t>
+              <w:t>−2,35 (−30%)</w:t>
             </w:r>
           </w:p>
         </w:tc>
@@ -3486,7 +3486,7 @@
                 <w:color w:val="000000"/>
                 <w:sz w:val="13"/>
               </w:rPr>
-              <w:t>−1,98 (−26%)</w:t>
+              <w:t>−2,09 (−27%)</w:t>
             </w:r>
           </w:p>
         </w:tc>
@@ -3514,7 +3514,7 @@
                 <w:color w:val="000000"/>
                 <w:sz w:val="13"/>
               </w:rPr>
-              <w:t>−0,16</w:t>
+              <w:t>−0,26</w:t>
             </w:r>
           </w:p>
         </w:tc>
@@ -3572,7 +3572,7 @@
                 <w:color w:val="000000"/>
                 <w:sz w:val="13"/>
               </w:rPr>
-              <w:t>3,96</w:t>
+              <w:t>3,52</w:t>
             </w:r>
           </w:p>
         </w:tc>
@@ -3600,7 +3600,7 @@
                 <w:color w:val="000000"/>
                 <w:sz w:val="13"/>
               </w:rPr>
-              <w:t>5,46</w:t>
+              <w:t>5,56</w:t>
             </w:r>
           </w:p>
         </w:tc>
@@ -3628,7 +3628,7 @@
                 <w:color w:val="000000"/>
                 <w:sz w:val="13"/>
               </w:rPr>
-              <w:t>5,13</w:t>
+              <w:t>5,17</w:t>
             </w:r>
           </w:p>
         </w:tc>
@@ -3656,7 +3656,7 @@
                 <w:color w:val="000000"/>
                 <w:sz w:val="13"/>
               </w:rPr>
-              <w:t>+1,50 (+38%)</w:t>
+              <w:t>+2,04 (+58%)</w:t>
             </w:r>
           </w:p>
         </w:tc>
@@ -3684,7 +3684,7 @@
                 <w:color w:val="000000"/>
                 <w:sz w:val="13"/>
               </w:rPr>
-              <w:t>+1,17 (+30%)</w:t>
+              <w:t>+1,66 (+47%)</w:t>
             </w:r>
           </w:p>
         </w:tc>
@@ -3712,7 +3712,7 @@
                 <w:color w:val="000000"/>
                 <w:sz w:val="13"/>
               </w:rPr>
-              <w:t>+0,33</w:t>
+              <w:t>+0,38</w:t>
             </w:r>
           </w:p>
         </w:tc>
@@ -3770,7 +3770,7 @@
                 <w:color w:val="000000"/>
                 <w:sz w:val="13"/>
               </w:rPr>
-              <w:t>2,17</w:t>
+              <w:t>2,22</w:t>
             </w:r>
           </w:p>
         </w:tc>
@@ -3798,7 +3798,7 @@
                 <w:color w:val="000000"/>
                 <w:sz w:val="13"/>
               </w:rPr>
-              <w:t>1,50</w:t>
+              <w:t>1,53</w:t>
             </w:r>
           </w:p>
         </w:tc>
@@ -3826,7 +3826,7 @@
                 <w:color w:val="000000"/>
                 <w:sz w:val="13"/>
               </w:rPr>
-              <w:t>1,07</w:t>
+              <w:t>1,06</w:t>
             </w:r>
           </w:p>
         </w:tc>
@@ -3854,7 +3854,7 @@
                 <w:color w:val="000000"/>
                 <w:sz w:val="13"/>
               </w:rPr>
-              <w:t>−0,67 (−31%)</w:t>
+              <w:t>−0,69 (−31%)</w:t>
             </w:r>
           </w:p>
         </w:tc>
@@ -3882,7 +3882,7 @@
                 <w:color w:val="000000"/>
                 <w:sz w:val="13"/>
               </w:rPr>
-              <w:t>−1,10 (−51%)</w:t>
+              <w:t>−1,16 (−52%)</w:t>
             </w:r>
           </w:p>
         </w:tc>
@@ -3910,7 +3910,7 @@
                 <w:color w:val="000000"/>
                 <w:sz w:val="13"/>
               </w:rPr>
-              <w:t>+0,44</w:t>
+              <w:t>+0,47</w:t>
             </w:r>
           </w:p>
         </w:tc>
@@ -3968,7 +3968,7 @@
                 <w:color w:val="000000"/>
                 <w:sz w:val="13"/>
               </w:rPr>
-              <w:t>1,04</w:t>
+              <w:t>1,00</w:t>
             </w:r>
           </w:p>
         </w:tc>
@@ -3996,7 +3996,7 @@
                 <w:color w:val="000000"/>
                 <w:sz w:val="13"/>
               </w:rPr>
-              <w:t>1,18</w:t>
+              <w:t>1,20</w:t>
             </w:r>
           </w:p>
         </w:tc>
@@ -4024,7 +4024,7 @@
                 <w:color w:val="000000"/>
                 <w:sz w:val="13"/>
               </w:rPr>
-              <w:t>0,69</w:t>
+              <w:t>0,70</w:t>
             </w:r>
           </w:p>
         </w:tc>
@@ -4052,7 +4052,7 @@
                 <w:color w:val="000000"/>
                 <w:sz w:val="13"/>
               </w:rPr>
-              <w:t>+0,14 (+13%)</w:t>
+              <w:t>+0,20 (+20%)</w:t>
             </w:r>
           </w:p>
         </w:tc>
@@ -4080,7 +4080,7 @@
                 <w:color w:val="000000"/>
                 <w:sz w:val="13"/>
               </w:rPr>
-              <w:t>−0,35 (−33%)</w:t>
+              <w:t>−0,30 (−30%)</w:t>
             </w:r>
           </w:p>
         </w:tc>
@@ -4108,7 +4108,7 @@
                 <w:color w:val="000000"/>
                 <w:sz w:val="13"/>
               </w:rPr>
-              <w:t>+0,48</w:t>
+              <w:t>+0,50</w:t>
             </w:r>
           </w:p>
         </w:tc>
@@ -4166,7 +4166,7 @@
                 <w:color w:val="000000"/>
                 <w:sz w:val="13"/>
               </w:rPr>
-              <w:t>1,98</w:t>
+              <w:t>1,83</w:t>
             </w:r>
           </w:p>
         </w:tc>
@@ -4194,7 +4194,7 @@
                 <w:color w:val="000000"/>
                 <w:sz w:val="13"/>
               </w:rPr>
-              <w:t>1,54</w:t>
+              <w:t>1,56</w:t>
             </w:r>
           </w:p>
         </w:tc>
@@ -4222,7 +4222,7 @@
                 <w:color w:val="000000"/>
                 <w:sz w:val="13"/>
               </w:rPr>
-              <w:t>1,02</w:t>
+              <w:t>1,06</w:t>
             </w:r>
           </w:p>
         </w:tc>
@@ -4250,7 +4250,7 @@
                 <w:color w:val="000000"/>
                 <w:sz w:val="13"/>
               </w:rPr>
-              <w:t>−0,44 (−22%)</w:t>
+              <w:t>−0,27 (−15%)</w:t>
             </w:r>
           </w:p>
         </w:tc>
@@ -4278,7 +4278,7 @@
                 <w:color w:val="000000"/>
                 <w:sz w:val="13"/>
               </w:rPr>
-              <w:t>−0,96 (−48%)</w:t>
+              <w:t>−0,77 (−42%)</w:t>
             </w:r>
           </w:p>
         </w:tc>
@@ -4306,7 +4306,7 @@
                 <w:color w:val="000000"/>
                 <w:sz w:val="13"/>
               </w:rPr>
-              <w:t>+0,52</w:t>
+              <w:t>+0,50</w:t>
             </w:r>
           </w:p>
         </w:tc>
@@ -4364,7 +4364,7 @@
                 <w:color w:val="000000"/>
                 <w:sz w:val="13"/>
               </w:rPr>
-              <w:t>0,98</w:t>
+              <w:t>1,02</w:t>
             </w:r>
           </w:p>
         </w:tc>
@@ -4392,7 +4392,7 @@
                 <w:color w:val="000000"/>
                 <w:sz w:val="13"/>
               </w:rPr>
-              <w:t>0,46</w:t>
+              <w:t>0,47</w:t>
             </w:r>
           </w:p>
         </w:tc>
@@ -4448,7 +4448,7 @@
                 <w:color w:val="000000"/>
                 <w:sz w:val="13"/>
               </w:rPr>
-              <w:t>−0,52 (−53%)</w:t>
+              <w:t>−0,54 (−53%)</w:t>
             </w:r>
           </w:p>
         </w:tc>
@@ -4476,7 +4476,7 @@
                 <w:color w:val="000000"/>
                 <w:sz w:val="13"/>
               </w:rPr>
-              <w:t>−0,73 (−75%)</w:t>
+              <w:t>−0,78 (−76%)</w:t>
             </w:r>
           </w:p>
         </w:tc>
@@ -4504,7 +4504,7 @@
                 <w:color w:val="000000"/>
                 <w:sz w:val="13"/>
               </w:rPr>
-              <w:t>+0,22</w:t>
+              <w:t>+0,23</w:t>
             </w:r>
           </w:p>
         </w:tc>
@@ -4569,7 +4569,7 @@
       <w:r>
         <w:drawing>
           <wp:inline xmlns:a="http://schemas.openxmlformats.org/drawingml/2006/main" xmlns:pic="http://schemas.openxmlformats.org/drawingml/2006/picture">
-            <wp:extent cx="5760000" cy="2042727"/>
+            <wp:extent cx="5760000" cy="1987213"/>
             <wp:docPr id="2" name="Picture 2"/>
             <wp:cNvGraphicFramePr>
               <a:graphicFrameLocks noChangeAspect="1"/>
@@ -4590,7 +4590,7 @@
                   <pic:spPr>
                     <a:xfrm>
                       <a:off x="0" y="0"/>
-                      <a:ext cx="5760000" cy="2042727"/>
+                      <a:ext cx="5760000" cy="1987213"/>
                     </a:xfrm>
                     <a:prstGeom prst="rect"/>
                   </pic:spPr>
@@ -4723,7 +4723,7 @@
           <w:color w:val="000000"/>
           <w:sz w:val="24"/>
         </w:rPr>
-        <w:t>Os dias fora do bloco alternado confirmam o acúmulo. A PTH média dos dias 6 e 7 é de 6,54, valor superior ao das duas condições do bloco, e a fadiga média chega a 6,61. O dia 7 repete o protocolo de HIIT do dia 2 e registra PTH de 8,28 contra 4,61 no dia 2: o mesmo estímulo externo produziu resposta psicológica quase duas vezes maior ao fim da semana.</w:t>
+        <w:t>Os dias fora do bloco alternado confirmam o acúmulo. A PTH média dos dias 6 e 7 é de 6,39, valor superior ao das duas condições do bloco, e a fadiga média chega a 6,44. O dia 7 repete o protocolo de HIIT do dia 2 e registra PTH de 8,28 contra 4,61 no dia 2: o mesmo estímulo externo produziu resposta psicológica quase duas vezes maior ao fim da semana.</w:t>
       </w:r>
     </w:p>
     <w:p>
@@ -6472,7 +6472,7 @@
                 <w:color w:val="000000"/>
                 <w:sz w:val="15"/>
               </w:rPr>
-              <w:t>71,4</w:t>
+              <w:t>73,8</w:t>
             </w:r>
           </w:p>
         </w:tc>
@@ -6500,7 +6500,7 @@
                 <w:color w:val="000000"/>
                 <w:sz w:val="15"/>
               </w:rPr>
-              <w:t>32,6</w:t>
+              <w:t>34,8</w:t>
             </w:r>
           </w:p>
         </w:tc>
@@ -6528,7 +6528,7 @@
                 <w:color w:val="000000"/>
                 <w:sz w:val="15"/>
               </w:rPr>
-              <w:t>−38,8</w:t>
+              <w:t>−39,0</w:t>
             </w:r>
           </w:p>
         </w:tc>
@@ -6642,7 +6642,7 @@
                 <w:color w:val="000000"/>
                 <w:sz w:val="15"/>
               </w:rPr>
-              <w:t>47,6</w:t>
+              <w:t>50,0</w:t>
             </w:r>
           </w:p>
         </w:tc>
@@ -6698,7 +6698,7 @@
                 <w:color w:val="000000"/>
                 <w:sz w:val="15"/>
               </w:rPr>
-              <w:t>+24,1</w:t>
+              <w:t>+21,7</w:t>
             </w:r>
           </w:p>
         </w:tc>
@@ -6812,7 +6812,7 @@
                 <w:color w:val="000000"/>
                 <w:sz w:val="15"/>
               </w:rPr>
-              <w:t>40,5</w:t>
+              <w:t>38,1</w:t>
             </w:r>
           </w:p>
         </w:tc>
@@ -6840,7 +6840,7 @@
                 <w:color w:val="000000"/>
                 <w:sz w:val="15"/>
               </w:rPr>
-              <w:t>17,4</w:t>
+              <w:t>21,7</w:t>
             </w:r>
           </w:p>
         </w:tc>
@@ -6868,7 +6868,7 @@
                 <w:color w:val="000000"/>
                 <w:sz w:val="15"/>
               </w:rPr>
-              <w:t>−23,1</w:t>
+              <w:t>−16,4</w:t>
             </w:r>
           </w:p>
         </w:tc>
@@ -6982,7 +6982,7 @@
                 <w:color w:val="000000"/>
                 <w:sz w:val="15"/>
               </w:rPr>
-              <w:t>26,2</w:t>
+              <w:t>31,0</w:t>
             </w:r>
           </w:p>
         </w:tc>
@@ -7010,7 +7010,7 @@
                 <w:color w:val="000000"/>
                 <w:sz w:val="15"/>
               </w:rPr>
-              <w:t>28,3</w:t>
+              <w:t>23,9</w:t>
             </w:r>
           </w:p>
         </w:tc>
@@ -7038,7 +7038,7 @@
                 <w:color w:val="000000"/>
                 <w:sz w:val="15"/>
               </w:rPr>
-              <w:t>+2,1</w:t>
+              <w:t>−7,0</w:t>
             </w:r>
           </w:p>
         </w:tc>
@@ -7124,7 +7124,7 @@
                 <w:color w:val="000000"/>
                 <w:sz w:val="15"/>
               </w:rPr>
-              <w:t>Seis perfis: everest invertido</w:t>
+              <w:t>Seis perfis: submerso</w:t>
             </w:r>
           </w:p>
         </w:tc>
@@ -7152,7 +7152,7 @@
                 <w:color w:val="000000"/>
                 <w:sz w:val="15"/>
               </w:rPr>
-              <w:t>14,3</w:t>
+              <w:t>19,0</w:t>
             </w:r>
           </w:p>
         </w:tc>
@@ -7180,7 +7180,7 @@
                 <w:color w:val="000000"/>
                 <w:sz w:val="15"/>
               </w:rPr>
-              <w:t>8,7</w:t>
+              <w:t>19,6</w:t>
             </w:r>
           </w:p>
         </w:tc>
@@ -7208,7 +7208,177 @@
                 <w:color w:val="000000"/>
                 <w:sz w:val="15"/>
               </w:rPr>
-              <w:t>−5,6</w:t>
+              <w:t>+0,5</w:t>
+            </w:r>
+          </w:p>
+        </w:tc>
+        <w:tc>
+          <w:tcPr>
+            <w:tcW w:type="dxa" w:w="1512"/>
+            <w:tcBorders>
+              <w:top w:val="none" w:sz="0" w:space="0" w:color="auto"/>
+              <w:left w:val="none" w:sz="0" w:space="0" w:color="auto"/>
+              <w:bottom w:val="none" w:sz="0" w:space="0" w:color="auto"/>
+              <w:right w:val="none" w:sz="0" w:space="0" w:color="auto"/>
+              <w:insideH w:val="none" w:sz="0" w:space="0" w:color="auto"/>
+              <w:insideV w:val="none" w:sz="0" w:space="0" w:color="auto"/>
+            </w:tcBorders>
+          </w:tcPr>
+          <w:p>
+            <w:pPr>
+              <w:spacing w:after="20" w:line="240" w:lineRule="auto"/>
+              <w:jc w:val="center"/>
+            </w:pPr>
+            <w:r/>
+            <w:r>
+              <w:rPr>
+                <w:rFonts w:ascii="Times New Roman" w:hAnsi="Times New Roman"/>
+                <w:color w:val="000000"/>
+                <w:sz w:val="15"/>
+              </w:rPr>
+              <w:t>n.d.</w:t>
+            </w:r>
+          </w:p>
+        </w:tc>
+        <w:tc>
+          <w:tcPr>
+            <w:tcW w:type="dxa" w:w="1512"/>
+            <w:tcBorders>
+              <w:top w:val="none" w:sz="0" w:space="0" w:color="auto"/>
+              <w:left w:val="none" w:sz="0" w:space="0" w:color="auto"/>
+              <w:bottom w:val="none" w:sz="0" w:space="0" w:color="auto"/>
+              <w:right w:val="none" w:sz="0" w:space="0" w:color="auto"/>
+              <w:insideH w:val="none" w:sz="0" w:space="0" w:color="auto"/>
+              <w:insideV w:val="none" w:sz="0" w:space="0" w:color="auto"/>
+            </w:tcBorders>
+          </w:tcPr>
+          <w:p>
+            <w:pPr>
+              <w:spacing w:after="20" w:line="240" w:lineRule="auto"/>
+              <w:jc w:val="center"/>
+            </w:pPr>
+            <w:r/>
+            <w:r>
+              <w:rPr>
+                <w:rFonts w:ascii="Times New Roman" w:hAnsi="Times New Roman"/>
+                <w:color w:val="000000"/>
+                <w:sz w:val="15"/>
+              </w:rPr>
+              <w:t>n.d.</w:t>
+            </w:r>
+          </w:p>
+        </w:tc>
+      </w:tr>
+      <w:tr>
+        <w:tc>
+          <w:tcPr>
+            <w:tcW w:type="dxa" w:w="1512"/>
+            <w:tcBorders>
+              <w:top w:val="none" w:sz="0" w:space="0" w:color="auto"/>
+              <w:left w:val="none" w:sz="0" w:space="0" w:color="auto"/>
+              <w:bottom w:val="none" w:sz="0" w:space="0" w:color="auto"/>
+              <w:right w:val="none" w:sz="0" w:space="0" w:color="auto"/>
+              <w:insideH w:val="none" w:sz="0" w:space="0" w:color="auto"/>
+              <w:insideV w:val="none" w:sz="0" w:space="0" w:color="auto"/>
+            </w:tcBorders>
+          </w:tcPr>
+          <w:p>
+            <w:pPr>
+              <w:spacing w:after="20" w:line="240" w:lineRule="auto"/>
+              <w:jc w:val="left"/>
+            </w:pPr>
+            <w:r/>
+            <w:r>
+              <w:rPr>
+                <w:rFonts w:ascii="Times New Roman" w:hAnsi="Times New Roman"/>
+                <w:color w:val="000000"/>
+                <w:sz w:val="15"/>
+              </w:rPr>
+              <w:t>Seis perfis: barbatana de tubarão</w:t>
+            </w:r>
+          </w:p>
+        </w:tc>
+        <w:tc>
+          <w:tcPr>
+            <w:tcW w:type="dxa" w:w="1512"/>
+            <w:tcBorders>
+              <w:top w:val="none" w:sz="0" w:space="0" w:color="auto"/>
+              <w:left w:val="none" w:sz="0" w:space="0" w:color="auto"/>
+              <w:bottom w:val="none" w:sz="0" w:space="0" w:color="auto"/>
+              <w:right w:val="none" w:sz="0" w:space="0" w:color="auto"/>
+              <w:insideH w:val="none" w:sz="0" w:space="0" w:color="auto"/>
+              <w:insideV w:val="none" w:sz="0" w:space="0" w:color="auto"/>
+            </w:tcBorders>
+          </w:tcPr>
+          <w:p>
+            <w:pPr>
+              <w:spacing w:after="20" w:line="240" w:lineRule="auto"/>
+              <w:jc w:val="center"/>
+            </w:pPr>
+            <w:r/>
+            <w:r>
+              <w:rPr>
+                <w:rFonts w:ascii="Times New Roman" w:hAnsi="Times New Roman"/>
+                <w:color w:val="000000"/>
+                <w:sz w:val="15"/>
+              </w:rPr>
+              <w:t>0,0</w:t>
+            </w:r>
+          </w:p>
+        </w:tc>
+        <w:tc>
+          <w:tcPr>
+            <w:tcW w:type="dxa" w:w="1512"/>
+            <w:tcBorders>
+              <w:top w:val="none" w:sz="0" w:space="0" w:color="auto"/>
+              <w:left w:val="none" w:sz="0" w:space="0" w:color="auto"/>
+              <w:bottom w:val="none" w:sz="0" w:space="0" w:color="auto"/>
+              <w:right w:val="none" w:sz="0" w:space="0" w:color="auto"/>
+              <w:insideH w:val="none" w:sz="0" w:space="0" w:color="auto"/>
+              <w:insideV w:val="none" w:sz="0" w:space="0" w:color="auto"/>
+            </w:tcBorders>
+          </w:tcPr>
+          <w:p>
+            <w:pPr>
+              <w:spacing w:after="20" w:line="240" w:lineRule="auto"/>
+              <w:jc w:val="center"/>
+            </w:pPr>
+            <w:r/>
+            <w:r>
+              <w:rPr>
+                <w:rFonts w:ascii="Times New Roman" w:hAnsi="Times New Roman"/>
+                <w:color w:val="000000"/>
+                <w:sz w:val="15"/>
+              </w:rPr>
+              <w:t>26,1</w:t>
+            </w:r>
+          </w:p>
+        </w:tc>
+        <w:tc>
+          <w:tcPr>
+            <w:tcW w:type="dxa" w:w="1512"/>
+            <w:tcBorders>
+              <w:top w:val="none" w:sz="0" w:space="0" w:color="auto"/>
+              <w:left w:val="none" w:sz="0" w:space="0" w:color="auto"/>
+              <w:bottom w:val="none" w:sz="0" w:space="0" w:color="auto"/>
+              <w:right w:val="none" w:sz="0" w:space="0" w:color="auto"/>
+              <w:insideH w:val="none" w:sz="0" w:space="0" w:color="auto"/>
+              <w:insideV w:val="none" w:sz="0" w:space="0" w:color="auto"/>
+            </w:tcBorders>
+          </w:tcPr>
+          <w:p>
+            <w:pPr>
+              <w:spacing w:after="20" w:line="240" w:lineRule="auto"/>
+              <w:jc w:val="center"/>
+            </w:pPr>
+            <w:r/>
+            <w:r>
+              <w:rPr>
+                <w:rFonts w:ascii="Times New Roman" w:hAnsi="Times New Roman"/>
+                <w:color w:val="000000"/>
+                <w:sz w:val="15"/>
+              </w:rPr>
+              <w:t>+26,1</w:t>
             </w:r>
           </w:p>
         </w:tc>
@@ -7322,176 +7492,6 @@
                 <w:color w:val="000000"/>
                 <w:sz w:val="15"/>
               </w:rPr>
-              <w:t>9,5</w:t>
-            </w:r>
-          </w:p>
-        </w:tc>
-        <w:tc>
-          <w:tcPr>
-            <w:tcW w:type="dxa" w:w="1512"/>
-            <w:tcBorders>
-              <w:top w:val="none" w:sz="0" w:space="0" w:color="auto"/>
-              <w:left w:val="none" w:sz="0" w:space="0" w:color="auto"/>
-              <w:bottom w:val="none" w:sz="0" w:space="0" w:color="auto"/>
-              <w:right w:val="none" w:sz="0" w:space="0" w:color="auto"/>
-              <w:insideH w:val="none" w:sz="0" w:space="0" w:color="auto"/>
-              <w:insideV w:val="none" w:sz="0" w:space="0" w:color="auto"/>
-            </w:tcBorders>
-          </w:tcPr>
-          <w:p>
-            <w:pPr>
-              <w:spacing w:after="20" w:line="240" w:lineRule="auto"/>
-              <w:jc w:val="center"/>
-            </w:pPr>
-            <w:r/>
-            <w:r>
-              <w:rPr>
-                <w:rFonts w:ascii="Times New Roman" w:hAnsi="Times New Roman"/>
-                <w:color w:val="000000"/>
-                <w:sz w:val="15"/>
-              </w:rPr>
-              <w:t>6,5</w:t>
-            </w:r>
-          </w:p>
-        </w:tc>
-        <w:tc>
-          <w:tcPr>
-            <w:tcW w:type="dxa" w:w="1512"/>
-            <w:tcBorders>
-              <w:top w:val="none" w:sz="0" w:space="0" w:color="auto"/>
-              <w:left w:val="none" w:sz="0" w:space="0" w:color="auto"/>
-              <w:bottom w:val="none" w:sz="0" w:space="0" w:color="auto"/>
-              <w:right w:val="none" w:sz="0" w:space="0" w:color="auto"/>
-              <w:insideH w:val="none" w:sz="0" w:space="0" w:color="auto"/>
-              <w:insideV w:val="none" w:sz="0" w:space="0" w:color="auto"/>
-            </w:tcBorders>
-          </w:tcPr>
-          <w:p>
-            <w:pPr>
-              <w:spacing w:after="20" w:line="240" w:lineRule="auto"/>
-              <w:jc w:val="center"/>
-            </w:pPr>
-            <w:r/>
-            <w:r>
-              <w:rPr>
-                <w:rFonts w:ascii="Times New Roman" w:hAnsi="Times New Roman"/>
-                <w:color w:val="000000"/>
-                <w:sz w:val="15"/>
-              </w:rPr>
-              <w:t>−3,0</w:t>
-            </w:r>
-          </w:p>
-        </w:tc>
-        <w:tc>
-          <w:tcPr>
-            <w:tcW w:type="dxa" w:w="1512"/>
-            <w:tcBorders>
-              <w:top w:val="none" w:sz="0" w:space="0" w:color="auto"/>
-              <w:left w:val="none" w:sz="0" w:space="0" w:color="auto"/>
-              <w:bottom w:val="none" w:sz="0" w:space="0" w:color="auto"/>
-              <w:right w:val="none" w:sz="0" w:space="0" w:color="auto"/>
-              <w:insideH w:val="none" w:sz="0" w:space="0" w:color="auto"/>
-              <w:insideV w:val="none" w:sz="0" w:space="0" w:color="auto"/>
-            </w:tcBorders>
-          </w:tcPr>
-          <w:p>
-            <w:pPr>
-              <w:spacing w:after="20" w:line="240" w:lineRule="auto"/>
-              <w:jc w:val="center"/>
-            </w:pPr>
-            <w:r/>
-            <w:r>
-              <w:rPr>
-                <w:rFonts w:ascii="Times New Roman" w:hAnsi="Times New Roman"/>
-                <w:color w:val="000000"/>
-                <w:sz w:val="15"/>
-              </w:rPr>
-              <w:t>n.d.</w:t>
-            </w:r>
-          </w:p>
-        </w:tc>
-        <w:tc>
-          <w:tcPr>
-            <w:tcW w:type="dxa" w:w="1512"/>
-            <w:tcBorders>
-              <w:top w:val="none" w:sz="0" w:space="0" w:color="auto"/>
-              <w:left w:val="none" w:sz="0" w:space="0" w:color="auto"/>
-              <w:bottom w:val="none" w:sz="0" w:space="0" w:color="auto"/>
-              <w:right w:val="none" w:sz="0" w:space="0" w:color="auto"/>
-              <w:insideH w:val="none" w:sz="0" w:space="0" w:color="auto"/>
-              <w:insideV w:val="none" w:sz="0" w:space="0" w:color="auto"/>
-            </w:tcBorders>
-          </w:tcPr>
-          <w:p>
-            <w:pPr>
-              <w:spacing w:after="20" w:line="240" w:lineRule="auto"/>
-              <w:jc w:val="center"/>
-            </w:pPr>
-            <w:r/>
-            <w:r>
-              <w:rPr>
-                <w:rFonts w:ascii="Times New Roman" w:hAnsi="Times New Roman"/>
-                <w:color w:val="000000"/>
-                <w:sz w:val="15"/>
-              </w:rPr>
-              <w:t>n.d.</w:t>
-            </w:r>
-          </w:p>
-        </w:tc>
-      </w:tr>
-      <w:tr>
-        <w:tc>
-          <w:tcPr>
-            <w:tcW w:type="dxa" w:w="1512"/>
-            <w:tcBorders>
-              <w:top w:val="none" w:sz="0" w:space="0" w:color="auto"/>
-              <w:left w:val="none" w:sz="0" w:space="0" w:color="auto"/>
-              <w:bottom w:val="none" w:sz="0" w:space="0" w:color="auto"/>
-              <w:right w:val="none" w:sz="0" w:space="0" w:color="auto"/>
-              <w:insideH w:val="none" w:sz="0" w:space="0" w:color="auto"/>
-              <w:insideV w:val="none" w:sz="0" w:space="0" w:color="auto"/>
-            </w:tcBorders>
-          </w:tcPr>
-          <w:p>
-            <w:pPr>
-              <w:spacing w:after="20" w:line="240" w:lineRule="auto"/>
-              <w:jc w:val="left"/>
-            </w:pPr>
-            <w:r/>
-            <w:r>
-              <w:rPr>
-                <w:rFonts w:ascii="Times New Roman" w:hAnsi="Times New Roman"/>
-                <w:color w:val="000000"/>
-                <w:sz w:val="15"/>
-              </w:rPr>
-              <w:t>Seis perfis: submerso</w:t>
-            </w:r>
-          </w:p>
-        </w:tc>
-        <w:tc>
-          <w:tcPr>
-            <w:tcW w:type="dxa" w:w="1512"/>
-            <w:tcBorders>
-              <w:top w:val="none" w:sz="0" w:space="0" w:color="auto"/>
-              <w:left w:val="none" w:sz="0" w:space="0" w:color="auto"/>
-              <w:bottom w:val="none" w:sz="0" w:space="0" w:color="auto"/>
-              <w:right w:val="none" w:sz="0" w:space="0" w:color="auto"/>
-              <w:insideH w:val="none" w:sz="0" w:space="0" w:color="auto"/>
-              <w:insideV w:val="none" w:sz="0" w:space="0" w:color="auto"/>
-            </w:tcBorders>
-          </w:tcPr>
-          <w:p>
-            <w:pPr>
-              <w:spacing w:after="20" w:line="240" w:lineRule="auto"/>
-              <w:jc w:val="center"/>
-            </w:pPr>
-            <w:r/>
-            <w:r>
-              <w:rPr>
-                <w:rFonts w:ascii="Times New Roman" w:hAnsi="Times New Roman"/>
-                <w:color w:val="000000"/>
-                <w:sz w:val="15"/>
-              </w:rPr>
               <w:t>7,1</w:t>
             </w:r>
           </w:p>
@@ -7520,7 +7520,7 @@
                 <w:color w:val="000000"/>
                 <w:sz w:val="15"/>
               </w:rPr>
-              <w:t>10,9</w:t>
+              <w:t>4,3</w:t>
             </w:r>
           </w:p>
         </w:tc>
@@ -7548,7 +7548,7 @@
                 <w:color w:val="000000"/>
                 <w:sz w:val="15"/>
               </w:rPr>
-              <w:t>+3,8</w:t>
+              <w:t>−2,8</w:t>
             </w:r>
           </w:p>
         </w:tc>
@@ -7634,7 +7634,7 @@
                 <w:color w:val="000000"/>
                 <w:sz w:val="15"/>
               </w:rPr>
-              <w:t>Seis perfis: barbatana de tubarão</w:t>
+              <w:t>Seis perfis: everest invertido</w:t>
             </w:r>
           </w:p>
         </w:tc>
@@ -7662,7 +7662,7 @@
                 <w:color w:val="000000"/>
                 <w:sz w:val="15"/>
               </w:rPr>
-              <w:t>2,4</w:t>
+              <w:t>4,8</w:t>
             </w:r>
           </w:p>
         </w:tc>
@@ -7690,7 +7690,7 @@
                 <w:color w:val="000000"/>
                 <w:sz w:val="15"/>
               </w:rPr>
-              <w:t>28,3</w:t>
+              <w:t>4,3</w:t>
             </w:r>
           </w:p>
         </w:tc>
@@ -7718,7 +7718,7 @@
                 <w:color w:val="000000"/>
                 <w:sz w:val="15"/>
               </w:rPr>
-              <w:t>+25,9</w:t>
+              <w:t>−0,4</w:t>
             </w:r>
           </w:p>
         </w:tc>
@@ -7927,7 +7927,7 @@
           <w:color w:val="000000"/>
           <w:sz w:val="24"/>
         </w:rPr>
-        <w:t>Pela resposta ao HIIT, a ordem é pth, confusão, fadiga, tensão; pela resposta ao jogo, confusão, tensão, raiva, depressão; pela especificidade, isto é, pela capacidade de separar um estímulo do outro, pth, depressão, raiva, confusão (Tabela 5). As posições da confusão, da tensão, da raiva e da depressão decorrem do efeito piso: variações de dois ou três décimos de ponto sobre uma base próxima de zero geram percentuais grandes sem significado prático.</w:t>
+        <w:t>Pela resposta ao HIIT, a ordem é pth, fadiga, confusão, tensão; pela resposta ao jogo, confusão, tensão, fadiga, raiva; pela especificidade, isto é, pela capacidade de separar um estímulo do outro, pth, depressão, raiva, confusão (Tabela 5). As posições da confusão, da tensão, da raiva e da depressão decorrem do efeito piso: variações de dois ou três décimos de ponto sobre uma base próxima de zero geram percentuais grandes sem significado prático.</w:t>
       </w:r>
     </w:p>
     <w:p>
@@ -8222,7 +8222,7 @@
                 <w:color w:val="000000"/>
                 <w:sz w:val="13"/>
               </w:rPr>
-              <w:t>86</w:t>
+              <w:t>170</w:t>
             </w:r>
           </w:p>
         </w:tc>
@@ -8250,7 +8250,7 @@
                 <w:color w:val="000000"/>
                 <w:sz w:val="13"/>
               </w:rPr>
-              <w:t>0</w:t>
+              <w:t>41</w:t>
             </w:r>
           </w:p>
         </w:tc>
@@ -8278,7 +8278,7 @@
                 <w:color w:val="000000"/>
                 <w:sz w:val="13"/>
               </w:rPr>
-              <w:t>86</w:t>
+              <w:t>129</w:t>
             </w:r>
           </w:p>
         </w:tc>
@@ -8420,7 +8420,7 @@
                 <w:color w:val="000000"/>
                 <w:sz w:val="13"/>
               </w:rPr>
-              <w:t>28</w:t>
+              <w:t>30</w:t>
             </w:r>
           </w:p>
         </w:tc>
@@ -8448,7 +8448,7 @@
                 <w:color w:val="000000"/>
                 <w:sz w:val="13"/>
               </w:rPr>
-              <w:t>26</w:t>
+              <w:t>27</w:t>
             </w:r>
           </w:p>
         </w:tc>
@@ -8476,7 +8476,7 @@
                 <w:color w:val="000000"/>
                 <w:sz w:val="13"/>
               </w:rPr>
-              <w:t>2</w:t>
+              <w:t>3</w:t>
             </w:r>
           </w:p>
         </w:tc>
@@ -8618,7 +8618,7 @@
                 <w:color w:val="000000"/>
                 <w:sz w:val="13"/>
               </w:rPr>
-              <w:t>38</w:t>
+              <w:t>58</w:t>
             </w:r>
           </w:p>
         </w:tc>
@@ -8646,7 +8646,7 @@
                 <w:color w:val="000000"/>
                 <w:sz w:val="13"/>
               </w:rPr>
-              <w:t>30</w:t>
+              <w:t>47</w:t>
             </w:r>
           </w:p>
         </w:tc>
@@ -8674,7 +8674,7 @@
                 <w:color w:val="000000"/>
                 <w:sz w:val="13"/>
               </w:rPr>
-              <w:t>8</w:t>
+              <w:t>11</w:t>
             </w:r>
           </w:p>
         </w:tc>
@@ -8844,7 +8844,7 @@
                 <w:color w:val="000000"/>
                 <w:sz w:val="13"/>
               </w:rPr>
-              <w:t>51</w:t>
+              <w:t>52</w:t>
             </w:r>
           </w:p>
         </w:tc>
@@ -8872,7 +8872,7 @@
                 <w:color w:val="000000"/>
                 <w:sz w:val="13"/>
               </w:rPr>
-              <w:t>20</w:t>
+              <w:t>21</w:t>
             </w:r>
           </w:p>
         </w:tc>
@@ -9014,7 +9014,7 @@
                 <w:color w:val="000000"/>
                 <w:sz w:val="13"/>
               </w:rPr>
-              <w:t>13</w:t>
+              <w:t>20</w:t>
             </w:r>
           </w:p>
         </w:tc>
@@ -9042,7 +9042,7 @@
                 <w:color w:val="000000"/>
                 <w:sz w:val="13"/>
               </w:rPr>
-              <w:t>33</w:t>
+              <w:t>30</w:t>
             </w:r>
           </w:p>
         </w:tc>
@@ -9070,7 +9070,7 @@
                 <w:color w:val="000000"/>
                 <w:sz w:val="13"/>
               </w:rPr>
-              <w:t>47</w:t>
+              <w:t>50</w:t>
             </w:r>
           </w:p>
         </w:tc>
@@ -9212,7 +9212,7 @@
                 <w:color w:val="000000"/>
                 <w:sz w:val="13"/>
               </w:rPr>
-              <w:t>22</w:t>
+              <w:t>15</w:t>
             </w:r>
           </w:p>
         </w:tc>
@@ -9240,7 +9240,7 @@
                 <w:color w:val="000000"/>
                 <w:sz w:val="13"/>
               </w:rPr>
-              <w:t>48</w:t>
+              <w:t>42</w:t>
             </w:r>
           </w:p>
         </w:tc>
@@ -9438,7 +9438,7 @@
                 <w:color w:val="000000"/>
                 <w:sz w:val="13"/>
               </w:rPr>
-              <w:t>75</w:t>
+              <w:t>76</w:t>
             </w:r>
           </w:p>
         </w:tc>
@@ -9466,7 +9466,7 @@
                 <w:color w:val="000000"/>
                 <w:sz w:val="13"/>
               </w:rPr>
-              <w:t>22</w:t>
+              <w:t>23</w:t>
             </w:r>
           </w:p>
         </w:tc>
@@ -9604,7 +9604,7 @@
           <w:color w:val="000000"/>
           <w:sz w:val="24"/>
         </w:rPr>
-        <w:t>Excluídas as subescalas limitadas pelo piso, restam três candidatas. A PTH reúne a maior resposta ao HIIT (86%), a maior especificidade (86%, mais do que o dobro da segunda colocada) e resposta aguda significativa (dz = 0,44). A fadiga responde às duas condições (38% e 30%), com especificidade de apenas 8%. O vigor cai 28% sob HIIT e 26% sob jogo, com especificidade de 2%. A PTH é, portanto, a única variável que informa ao mesmo tempo a magnitude e o tipo do estímulo; vigor e fadiga informam a magnitude e não o tipo.</w:t>
+        <w:t>Excluídas as subescalas limitadas pelo piso, restam três candidatas. A PTH reúne a maior resposta ao HIIT (170%), a maior especificidade (129%, mais do que o dobro da segunda colocada) e resposta aguda significativa (dz = 0,44). A fadiga responde às duas condições (58% e 47%), com especificidade de apenas 11%. O vigor cai 30% sob HIIT e 27% sob jogo, com especificidade de 3%. A PTH é, portanto, a única variável que informa ao mesmo tempo a magnitude e o tipo do estímulo; vigor e fadiga informam a magnitude e não o tipo.</w:t>
       </w:r>
     </w:p>
     <w:p>
